--- a/07-驱动电路/02-LED驱动/高压线性LED驱动电路/高压线性LED驱动电路.docx
+++ b/07-驱动电路/02-LED驱动/高压线性LED驱动电路/高压线性LED驱动电路.docx
@@ -2703,6 +2703,20 @@
     </w:p>
     <w:bookmarkEnd w:id="26"/>
     <w:bookmarkEnd w:id="27"/>
+    <w:p>
+      <w:pPr>
+        <w:spacing w:before="360"/>
+        <w:jc w:val="center"/>
+      </w:pPr>
+      <w:r>
+        <w:rPr>
+          <w:rFonts w:ascii="Times New Roman" w:hAnsi="Times New Roman"/>
+          <w:color w:val="555555"/>
+          <w:sz w:val="21"/>
+        </w:rPr>
+        <w:t>材料收集者：杜文杰</w:t>
+      </w:r>
+    </w:p>
     <w:sectPr>
       <w:headerReference r:id="rId9" w:type="default"/>
       <w:footerReference r:id="rId10" w:type="default"/>

--- a/07-驱动电路/02-LED驱动/高压线性LED驱动电路/高压线性LED驱动电路.docx
+++ b/07-驱动电路/02-LED驱动/高压线性LED驱动电路/高压线性LED驱动电路.docx
@@ -1,6 +1,6 @@
 
 <file path=word/document.xml><?xml version="1.0" encoding="utf-8"?>
-<w:document xmlns:w="http://schemas.openxmlformats.org/wordprocessingml/2006/main" xmlns:m="http://schemas.openxmlformats.org/officeDocument/2006/math" xmlns:r="http://schemas.openxmlformats.org/officeDocument/2006/relationships" xmlns:o="urn:schemas-microsoft-com:office:office" xmlns:v="urn:schemas-microsoft-com:vml" xmlns:w10="urn:schemas-microsoft-com:office:word" xmlns:a="http://schemas.openxmlformats.org/drawingml/2006/main" xmlns:pic="http://schemas.openxmlformats.org/drawingml/2006/picture" xmlns:wp="http://schemas.openxmlformats.org/drawingml/2006/wordprocessingDrawing">
+<w:document xmlns:m="http://schemas.openxmlformats.org/officeDocument/2006/math" xmlns:r="http://schemas.openxmlformats.org/officeDocument/2006/relationships" xmlns:w="http://schemas.openxmlformats.org/wordprocessingml/2006/main" xmlns:o="urn:schemas-microsoft-com:office:office" xmlns:v="urn:schemas-microsoft-com:vml" xmlns:w10="urn:schemas-microsoft-com:office:word" xmlns:a="http://schemas.openxmlformats.org/drawingml/2006/main" xmlns:pic="http://schemas.openxmlformats.org/drawingml/2006/picture" xmlns:wp="http://schemas.openxmlformats.org/drawingml/2006/wordprocessingDrawing">
   <w:body>
     <w:bookmarkStart w:id="27" w:name="高压线性-led-驱动电路"/>
     <w:p>
@@ -9,16 +9,19 @@
       </w:pPr>
       <w:r>
         <w:rPr>
-          <w:rFonts w:hint="eastAsia"/>
+          <w:rFonts w:hint="eastAsia" w:eastAsia="黑体"/>
         </w:rPr>
         <w:t xml:space="preserve">高压线性</w:t>
       </w:r>
       <w:r>
+        <w:rPr>
+          <w:rFonts w:eastAsia="黑体"/>
+        </w:rPr>
         <w:t xml:space="preserve"> LED </w:t>
       </w:r>
       <w:r>
         <w:rPr>
-          <w:rFonts w:hint="eastAsia"/>
+          <w:rFonts w:hint="eastAsia" w:eastAsia="黑体"/>
         </w:rPr>
         <w:t xml:space="preserve">驱动电路</w:t>
       </w:r>
@@ -30,7 +33,7 @@
       </w:pPr>
       <w:r>
         <w:rPr>
-          <w:rFonts w:hint="eastAsia"/>
+          <w:rFonts w:hint="eastAsia" w:eastAsia="黑体"/>
         </w:rPr>
         <w:t xml:space="preserve">拓扑描述</w:t>
       </w:r>
@@ -41,16 +44,19 @@
       </w:pPr>
       <w:r>
         <w:rPr>
-          <w:rFonts w:hint="eastAsia"/>
+          <w:rFonts w:hint="eastAsia" w:eastAsia="黑体"/>
         </w:rPr>
         <w:t xml:space="preserve">由</w:t>
       </w:r>
       <w:r>
+        <w:rPr>
+          <w:rFonts w:eastAsia="黑体"/>
+        </w:rPr>
         <w:t xml:space="preserve"> </w:t>
       </w:r>
       <w:r>
         <w:rPr>
-          <w:rFonts w:hint="eastAsia"/>
+          <w:rFonts w:hint="eastAsia" w:eastAsia="黑体"/>
           <w:b/>
           <w:bCs/>
         </w:rPr>
@@ -58,6 +64,7 @@
       </w:r>
       <w:r>
         <w:rPr>
+          <w:rFonts w:eastAsia="黑体"/>
           <w:b/>
           <w:bCs/>
         </w:rPr>
@@ -97,7 +104,7 @@
       </m:oMath>
       <w:r>
         <w:rPr>
-          <w:rFonts w:hint="eastAsia"/>
+          <w:rFonts w:hint="eastAsia" w:eastAsia="黑体"/>
           <w:b/>
           <w:bCs/>
         </w:rPr>
@@ -105,6 +112,7 @@
       </w:r>
       <w:r>
         <w:rPr>
+          <w:rFonts w:eastAsia="黑体"/>
           <w:b/>
           <w:bCs/>
         </w:rPr>
@@ -112,7 +120,7 @@
       </w:r>
       <w:r>
         <w:rPr>
-          <w:rFonts w:hint="eastAsia"/>
+          <w:rFonts w:hint="eastAsia" w:eastAsia="黑体"/>
           <w:b/>
           <w:bCs/>
         </w:rPr>
@@ -120,6 +128,7 @@
       </w:r>
       <w:r>
         <w:rPr>
+          <w:rFonts w:eastAsia="黑体"/>
           <w:b/>
           <w:bCs/>
         </w:rPr>
@@ -146,11 +155,14 @@
         </m:sSub>
       </m:oMath>
       <w:r>
+        <w:rPr>
+          <w:rFonts w:eastAsia="黑体"/>
+        </w:rPr>
         <w:t xml:space="preserve">、</w:t>
       </w:r>
       <w:r>
         <w:rPr>
-          <w:rFonts w:hint="eastAsia"/>
+          <w:rFonts w:hint="eastAsia" w:eastAsia="黑体"/>
           <w:b/>
           <w:bCs/>
         </w:rPr>
@@ -158,6 +170,7 @@
       </w:r>
       <w:r>
         <w:rPr>
+          <w:rFonts w:eastAsia="黑体"/>
           <w:b/>
           <w:bCs/>
         </w:rPr>
@@ -165,7 +178,7 @@
       </w:r>
       <w:r>
         <w:rPr>
-          <w:rFonts w:hint="eastAsia"/>
+          <w:rFonts w:hint="eastAsia" w:eastAsia="黑体"/>
           <w:b/>
           <w:bCs/>
         </w:rPr>
@@ -178,6 +191,7 @@
       </m:oMath>
       <w:r>
         <w:rPr>
+          <w:rFonts w:eastAsia="黑体"/>
           <w:b/>
           <w:bCs/>
         </w:rPr>
@@ -185,27 +199,33 @@
       </w:r>
       <w:r>
         <w:rPr>
-          <w:rFonts w:hint="eastAsia"/>
+          <w:rFonts w:hint="eastAsia" w:eastAsia="黑体"/>
           <w:b/>
           <w:bCs/>
         </w:rPr>
         <w:t xml:space="preserve">颗）</w:t>
       </w:r>
       <w:r>
+        <w:rPr>
+          <w:rFonts w:eastAsia="黑体"/>
+        </w:rPr>
         <w:t xml:space="preserve"> </w:t>
       </w:r>
       <w:r>
         <w:rPr>
-          <w:rFonts w:hint="eastAsia"/>
+          <w:rFonts w:hint="eastAsia" w:eastAsia="黑体"/>
         </w:rPr>
         <w:t xml:space="preserve">与</w:t>
       </w:r>
       <w:r>
+        <w:rPr>
+          <w:rFonts w:eastAsia="黑体"/>
+        </w:rPr>
         <w:t xml:space="preserve"> </w:t>
       </w:r>
       <w:r>
         <w:rPr>
-          <w:rFonts w:hint="eastAsia"/>
+          <w:rFonts w:hint="eastAsia" w:eastAsia="黑体"/>
           <w:b/>
           <w:bCs/>
         </w:rPr>
@@ -213,6 +233,7 @@
       </w:r>
       <w:r>
         <w:rPr>
+          <w:rFonts w:eastAsia="黑体"/>
           <w:b/>
           <w:bCs/>
         </w:rPr>
@@ -220,6 +241,7 @@
       </w:r>
       <w:r>
         <w:rPr>
+          <w:rFonts w:eastAsia="黑体"/>
           <w:b/>
           <w:bCs/>
         </w:rPr>
@@ -241,33 +263,39 @@
       </m:oMath>
       <w:r>
         <w:rPr>
-          <w:rFonts w:hint="eastAsia"/>
+          <w:rFonts w:hint="eastAsia" w:eastAsia="黑体"/>
           <w:b/>
           <w:bCs/>
         </w:rPr>
         <w:t xml:space="preserve">（内置功率管）</w:t>
       </w:r>
       <w:r>
+        <w:rPr>
+          <w:rFonts w:eastAsia="黑体"/>
+        </w:rPr>
         <w:t xml:space="preserve"> </w:t>
       </w:r>
       <w:r>
         <w:rPr>
-          <w:rFonts w:hint="eastAsia"/>
+          <w:rFonts w:hint="eastAsia" w:eastAsia="黑体"/>
         </w:rPr>
         <w:t xml:space="preserve">组成的线性驱动网络。电路共有</w:t>
       </w:r>
       <w:r>
+        <w:rPr>
+          <w:rFonts w:eastAsia="黑体"/>
+        </w:rPr>
         <w:t xml:space="preserve"> 4 </w:t>
       </w:r>
       <w:r>
         <w:rPr>
-          <w:rFonts w:hint="eastAsia"/>
+          <w:rFonts w:hint="eastAsia" w:eastAsia="黑体"/>
         </w:rPr>
         <w:t xml:space="preserve">个关键节点：</w:t>
       </w:r>
       <w:r>
         <w:rPr>
-          <w:rFonts w:hint="eastAsia"/>
+          <w:rFonts w:hint="eastAsia" w:eastAsia="黑体"/>
           <w:b/>
           <w:bCs/>
         </w:rPr>
@@ -275,6 +303,7 @@
       </w:r>
       <w:r>
         <w:rPr>
+          <w:rFonts w:eastAsia="黑体"/>
           <w:b/>
           <w:bCs/>
         </w:rPr>
@@ -282,7 +311,7 @@
       </w:r>
       <w:r>
         <w:rPr>
-          <w:rFonts w:hint="eastAsia"/>
+          <w:rFonts w:hint="eastAsia" w:eastAsia="黑体"/>
           <w:b/>
           <w:bCs/>
         </w:rPr>
@@ -290,11 +319,14 @@
       </w:r>
       <w:r>
         <w:rPr>
-          <w:rFonts w:hint="eastAsia"/>
+          <w:rFonts w:hint="eastAsia" w:eastAsia="黑体"/>
         </w:rPr>
         <w:t xml:space="preserve">（市电</w:t>
       </w:r>
       <w:r>
+        <w:rPr>
+          <w:rFonts w:eastAsia="黑体"/>
+        </w:rPr>
         <w:t xml:space="preserve"> </w:t>
       </w:r>
       <m:oMath>
@@ -315,17 +347,20 @@
         </m:sSub>
       </m:oMath>
       <w:r>
+        <w:rPr>
+          <w:rFonts w:eastAsia="黑体"/>
+        </w:rPr>
         <w:t xml:space="preserve"> </w:t>
       </w:r>
       <w:r>
         <w:rPr>
-          <w:rFonts w:hint="eastAsia"/>
+          <w:rFonts w:hint="eastAsia" w:eastAsia="黑体"/>
         </w:rPr>
         <w:t xml:space="preserve">的两个端子）；</w:t>
       </w:r>
       <w:r>
         <w:rPr>
-          <w:rFonts w:hint="eastAsia"/>
+          <w:rFonts w:hint="eastAsia" w:eastAsia="黑体"/>
           <w:b/>
           <w:bCs/>
         </w:rPr>
@@ -333,6 +368,7 @@
       </w:r>
       <w:r>
         <w:rPr>
+          <w:rFonts w:eastAsia="黑体"/>
           <w:b/>
           <w:bCs/>
         </w:rPr>
@@ -340,7 +376,7 @@
       </w:r>
       <w:r>
         <w:rPr>
-          <w:rFonts w:hint="eastAsia"/>
+          <w:rFonts w:hint="eastAsia" w:eastAsia="黑体"/>
           <w:b/>
           <w:bCs/>
         </w:rPr>
@@ -348,6 +384,7 @@
       </w:r>
       <w:r>
         <w:rPr>
+          <w:rFonts w:eastAsia="黑体"/>
           <w:b/>
           <w:bCs/>
         </w:rPr>
@@ -375,7 +412,7 @@
       </m:oMath>
       <w:r>
         <w:rPr>
-          <w:rFonts w:hint="eastAsia"/>
+          <w:rFonts w:hint="eastAsia" w:eastAsia="黑体"/>
         </w:rPr>
         <w:t xml:space="preserve">（整流桥正输出、</w:t>
       </w:r>
@@ -400,26 +437,32 @@
         </m:sSub>
       </m:oMath>
       <w:r>
+        <w:rPr>
+          <w:rFonts w:eastAsia="黑体"/>
+        </w:rPr>
         <w:t xml:space="preserve"> </w:t>
       </w:r>
       <w:r>
         <w:rPr>
-          <w:rFonts w:hint="eastAsia"/>
+          <w:rFonts w:hint="eastAsia" w:eastAsia="黑体"/>
         </w:rPr>
         <w:t xml:space="preserve">上端、LED</w:t>
       </w:r>
       <w:r>
+        <w:rPr>
+          <w:rFonts w:eastAsia="黑体"/>
+        </w:rPr>
         <w:t xml:space="preserve"> </w:t>
       </w:r>
       <w:r>
         <w:rPr>
-          <w:rFonts w:hint="eastAsia"/>
+          <w:rFonts w:hint="eastAsia" w:eastAsia="黑体"/>
         </w:rPr>
         <w:t xml:space="preserve">串阳极相连）；</w:t>
       </w:r>
       <w:r>
         <w:rPr>
-          <w:rFonts w:hint="eastAsia"/>
+          <w:rFonts w:hint="eastAsia" w:eastAsia="黑体"/>
           <w:b/>
           <w:bCs/>
         </w:rPr>
@@ -427,6 +470,7 @@
       </w:r>
       <w:r>
         <w:rPr>
+          <w:rFonts w:eastAsia="黑体"/>
           <w:b/>
           <w:bCs/>
         </w:rPr>
@@ -434,7 +478,7 @@
       </w:r>
       <w:r>
         <w:rPr>
-          <w:rFonts w:hint="eastAsia"/>
+          <w:rFonts w:hint="eastAsia" w:eastAsia="黑体"/>
           <w:b/>
           <w:bCs/>
         </w:rPr>
@@ -442,6 +486,7 @@
       </w:r>
       <w:r>
         <w:rPr>
+          <w:rFonts w:eastAsia="黑体"/>
           <w:b/>
           <w:bCs/>
         </w:rPr>
@@ -449,7 +494,7 @@
       </w:r>
       <w:r>
         <w:rPr>
-          <w:rFonts w:hint="eastAsia"/>
+          <w:rFonts w:hint="eastAsia" w:eastAsia="黑体"/>
         </w:rPr>
         <w:t xml:space="preserve">（整流桥负输出、</w:t>
       </w:r>
@@ -474,11 +519,14 @@
         </m:sSub>
       </m:oMath>
       <w:r>
+        <w:rPr>
+          <w:rFonts w:eastAsia="黑体"/>
+        </w:rPr>
         <w:t xml:space="preserve"> </w:t>
       </w:r>
       <w:r>
         <w:rPr>
-          <w:rFonts w:hint="eastAsia"/>
+          <w:rFonts w:hint="eastAsia" w:eastAsia="黑体"/>
         </w:rPr>
         <w:t xml:space="preserve">下端、</w:t>
       </w:r>
@@ -497,17 +545,20 @@
         </m:sSub>
       </m:oMath>
       <w:r>
+        <w:rPr>
+          <w:rFonts w:eastAsia="黑体"/>
+        </w:rPr>
         <w:t xml:space="preserve"> </w:t>
       </w:r>
       <w:r>
         <w:rPr>
-          <w:rFonts w:hint="eastAsia"/>
+          <w:rFonts w:hint="eastAsia" w:eastAsia="黑体"/>
         </w:rPr>
         <w:t xml:space="preserve">地相连）；</w:t>
       </w:r>
       <w:r>
         <w:rPr>
-          <w:rFonts w:hint="eastAsia"/>
+          <w:rFonts w:hint="eastAsia" w:eastAsia="黑体"/>
           <w:b/>
           <w:bCs/>
         </w:rPr>
@@ -515,6 +566,7 @@
       </w:r>
       <w:r>
         <w:rPr>
+          <w:rFonts w:eastAsia="黑体"/>
           <w:b/>
           <w:bCs/>
         </w:rPr>
@@ -522,7 +574,7 @@
       </w:r>
       <w:r>
         <w:rPr>
-          <w:rFonts w:hint="eastAsia"/>
+          <w:rFonts w:hint="eastAsia" w:eastAsia="黑体"/>
           <w:b/>
           <w:bCs/>
         </w:rPr>
@@ -530,20 +582,26 @@
       </w:r>
       <w:r>
         <w:rPr>
-          <w:rFonts w:hint="eastAsia"/>
+          <w:rFonts w:hint="eastAsia" w:eastAsia="黑体"/>
         </w:rPr>
         <w:t xml:space="preserve">（LED</w:t>
       </w:r>
       <w:r>
+        <w:rPr>
+          <w:rFonts w:eastAsia="黑体"/>
+        </w:rPr>
         <w:t xml:space="preserve"> </w:t>
       </w:r>
       <w:r>
         <w:rPr>
-          <w:rFonts w:hint="eastAsia"/>
+          <w:rFonts w:hint="eastAsia" w:eastAsia="黑体"/>
         </w:rPr>
         <w:t xml:space="preserve">串阴极与</w:t>
       </w:r>
       <w:r>
+        <w:rPr>
+          <w:rFonts w:eastAsia="黑体"/>
+        </w:rPr>
         <w:t xml:space="preserve"> </w:t>
       </w:r>
       <m:oMath>
@@ -561,11 +619,14 @@
         </m:sSub>
       </m:oMath>
       <w:r>
+        <w:rPr>
+          <w:rFonts w:eastAsia="黑体"/>
+        </w:rPr>
         <w:t xml:space="preserve"> </w:t>
       </w:r>
       <w:r>
         <w:rPr>
-          <w:rFonts w:hint="eastAsia"/>
+          <w:rFonts w:hint="eastAsia" w:eastAsia="黑体"/>
         </w:rPr>
         <w:t xml:space="preserve">恒流输入端相连）。</w:t>
       </w:r>
@@ -574,24 +635,27 @@
       <w:pPr/>
       <w:r>
         <w:rPr>
-          <w:rFonts w:hint="eastAsia"/>
+          <w:rFonts w:hint="eastAsia" w:eastAsia="黑体"/>
         </w:rPr>
         <w:t xml:space="preserve">各元件管脚连接：</w:t>
       </w:r>
       <w:r>
         <w:rPr>
-          <w:rFonts w:hint="eastAsia"/>
+          <w:rFonts w:hint="eastAsia" w:eastAsia="黑体"/>
           <w:b/>
           <w:bCs/>
         </w:rPr>
         <w:t xml:space="preserve">整流桥</w:t>
       </w:r>
       <w:r>
+        <w:rPr>
+          <w:rFonts w:eastAsia="黑体"/>
+        </w:rPr>
         <w:t xml:space="preserve"> </w:t>
       </w:r>
       <w:r>
         <w:rPr>
-          <w:rFonts w:hint="eastAsia"/>
+          <w:rFonts w:hint="eastAsia" w:eastAsia="黑体"/>
         </w:rPr>
         <w:t xml:space="preserve">交流输入接节点①、正输出接节点②母线正端、负输出接节点③母线地；</w:t>
       </w:r>
@@ -616,16 +680,20 @@
         </m:sSub>
       </m:oMath>
       <w:r>
+        <w:rPr>
+          <w:rFonts w:eastAsia="黑体"/>
+        </w:rPr>
         <w:t xml:space="preserve"> </w:t>
       </w:r>
       <w:r>
         <w:rPr>
-          <w:rFonts w:hint="eastAsia"/>
+          <w:rFonts w:hint="eastAsia" w:eastAsia="黑体"/>
         </w:rPr>
         <w:t xml:space="preserve">一端接节点②、另一端接节点③；</w:t>
       </w:r>
       <w:r>
         <w:rPr>
+          <w:rFonts w:eastAsia="黑体"/>
           <w:b/>
           <w:bCs/>
         </w:rPr>
@@ -633,18 +701,21 @@
       </w:r>
       <w:r>
         <w:rPr>
-          <w:rFonts w:hint="eastAsia"/>
+          <w:rFonts w:hint="eastAsia" w:eastAsia="黑体"/>
           <w:b/>
           <w:bCs/>
         </w:rPr>
         <w:t xml:space="preserve">串</w:t>
       </w:r>
       <w:r>
+        <w:rPr>
+          <w:rFonts w:eastAsia="黑体"/>
+        </w:rPr>
         <w:t xml:space="preserve"> </w:t>
       </w:r>
       <w:r>
         <w:rPr>
-          <w:rFonts w:hint="eastAsia"/>
+          <w:rFonts w:hint="eastAsia" w:eastAsia="黑体"/>
         </w:rPr>
         <w:t xml:space="preserve">阳极接节点②、阴极接节点④；</w:t>
       </w:r>
@@ -663,11 +734,14 @@
         </m:sSub>
       </m:oMath>
       <w:r>
+        <w:rPr>
+          <w:rFonts w:eastAsia="黑体"/>
+        </w:rPr>
         <w:t xml:space="preserve"> </w:t>
       </w:r>
       <w:r>
         <w:rPr>
-          <w:rFonts w:hint="eastAsia"/>
+          <w:rFonts w:hint="eastAsia" w:eastAsia="黑体"/>
         </w:rPr>
         <w:t xml:space="preserve">恒流输入端（内部功率管漏极/集电极）接节点④、内部功率管源极/发射极经采样接地（节点③）、地端接节点③、基准/调光等控制脚接外围；</w:t>
       </w:r>
@@ -686,20 +760,26 @@
         </m:sSub>
       </m:oMath>
       <w:r>
+        <w:rPr>
+          <w:rFonts w:eastAsia="黑体"/>
+        </w:rPr>
         <w:t xml:space="preserve"> </w:t>
       </w:r>
       <w:r>
         <w:rPr>
-          <w:rFonts w:hint="eastAsia"/>
+          <w:rFonts w:hint="eastAsia" w:eastAsia="黑体"/>
         </w:rPr>
         <w:t xml:space="preserve">通过调节自身两端压降吸收多余电压维持</w:t>
       </w:r>
       <w:r>
+        <w:rPr>
+          <w:rFonts w:eastAsia="黑体"/>
+        </w:rPr>
         <w:t xml:space="preserve"> LED </w:t>
       </w:r>
       <w:r>
         <w:rPr>
-          <w:rFonts w:hint="eastAsia"/>
+          <w:rFonts w:hint="eastAsia" w:eastAsia="黑体"/>
         </w:rPr>
         <w:t xml:space="preserve">电流恒定。</w:t>
       </w:r>
@@ -708,16 +788,19 @@
       <w:pPr/>
       <w:r>
         <w:rPr>
-          <w:rFonts w:hint="eastAsia"/>
+          <w:rFonts w:hint="eastAsia" w:eastAsia="黑体"/>
         </w:rPr>
         <w:t xml:space="preserve">由此构成”高压线性恒流（非隔离）“组态：市电经整流滤波后在</w:t>
       </w:r>
       <w:r>
+        <w:rPr>
+          <w:rFonts w:eastAsia="黑体"/>
+        </w:rPr>
         <w:t xml:space="preserve"> LED </w:t>
       </w:r>
       <w:r>
         <w:rPr>
-          <w:rFonts w:hint="eastAsia"/>
+          <w:rFonts w:hint="eastAsia" w:eastAsia="黑体"/>
         </w:rPr>
         <w:t xml:space="preserve">串与恒流管上建立母线电压，</w:t>
       </w:r>
@@ -736,29 +819,38 @@
         </m:sSub>
       </m:oMath>
       <w:r>
+        <w:rPr>
+          <w:rFonts w:eastAsia="黑体"/>
+        </w:rPr>
         <w:t xml:space="preserve"> </w:t>
       </w:r>
       <w:r>
         <w:rPr>
-          <w:rFonts w:hint="eastAsia"/>
+          <w:rFonts w:hint="eastAsia" w:eastAsia="黑体"/>
         </w:rPr>
         <w:t xml:space="preserve">检测</w:t>
       </w:r>
       <w:r>
+        <w:rPr>
+          <w:rFonts w:eastAsia="黑体"/>
+        </w:rPr>
         <w:t xml:space="preserve"> LED </w:t>
       </w:r>
       <w:r>
         <w:rPr>
-          <w:rFonts w:hint="eastAsia"/>
+          <w:rFonts w:hint="eastAsia" w:eastAsia="黑体"/>
         </w:rPr>
         <w:t xml:space="preserve">电流并改变内部调整管压降使电流恒定，结构简单、无需电感，但恒流管耗散大、效率低且电路非隔离，适合大功率</w:t>
       </w:r>
       <w:r>
+        <w:rPr>
+          <w:rFonts w:eastAsia="黑体"/>
+        </w:rPr>
         <w:t xml:space="preserve"> LED </w:t>
       </w:r>
       <w:r>
         <w:rPr>
-          <w:rFonts w:hint="eastAsia"/>
+          <w:rFonts w:hint="eastAsia" w:eastAsia="黑体"/>
         </w:rPr>
         <w:t xml:space="preserve">灯丝灯/球泡灯驱动。</w:t>
       </w:r>
@@ -771,7 +863,7 @@
       </w:pPr>
       <w:r>
         <w:rPr>
-          <w:rFonts w:hint="eastAsia"/>
+          <w:rFonts w:hint="eastAsia" w:eastAsia="黑体"/>
         </w:rPr>
         <w:t xml:space="preserve">工作原理</w:t>
       </w:r>
@@ -782,43 +874,55 @@
       </w:pPr>
       <w:r>
         <w:rPr>
-          <w:rFonts w:hint="eastAsia"/>
+          <w:rFonts w:hint="eastAsia" w:eastAsia="黑体"/>
         </w:rPr>
         <w:t xml:space="preserve">恒流</w:t>
       </w:r>
       <w:r>
+        <w:rPr>
+          <w:rFonts w:eastAsia="黑体"/>
+        </w:rPr>
         <w:t xml:space="preserve"> IC </w:t>
       </w:r>
       <w:r>
         <w:rPr>
-          <w:rFonts w:hint="eastAsia"/>
+          <w:rFonts w:hint="eastAsia" w:eastAsia="黑体"/>
         </w:rPr>
         <w:t xml:space="preserve">检测流过</w:t>
       </w:r>
       <w:r>
+        <w:rPr>
+          <w:rFonts w:eastAsia="黑体"/>
+        </w:rPr>
         <w:t xml:space="preserve"> LED </w:t>
       </w:r>
       <w:r>
         <w:rPr>
-          <w:rFonts w:hint="eastAsia"/>
+          <w:rFonts w:hint="eastAsia" w:eastAsia="黑体"/>
         </w:rPr>
         <w:t xml:space="preserve">串的电流，通过改变内部调整管两端的压降来维持电流恒定，超过</w:t>
       </w:r>
       <w:r>
+        <w:rPr>
+          <w:rFonts w:eastAsia="黑体"/>
+        </w:rPr>
         <w:t xml:space="preserve"> LED </w:t>
       </w:r>
       <w:r>
         <w:rPr>
-          <w:rFonts w:hint="eastAsia"/>
+          <w:rFonts w:hint="eastAsia" w:eastAsia="黑体"/>
         </w:rPr>
         <w:t xml:space="preserve">串工作所需的多余电压全部由恒流管以热量形式耗散。电源瞬时变化时</w:t>
       </w:r>
       <w:r>
+        <w:rPr>
+          <w:rFonts w:eastAsia="黑体"/>
+        </w:rPr>
         <w:t xml:space="preserve"> IC </w:t>
       </w:r>
       <w:r>
         <w:rPr>
-          <w:rFonts w:hint="eastAsia"/>
+          <w:rFonts w:hint="eastAsia" w:eastAsia="黑体"/>
         </w:rPr>
         <w:t xml:space="preserve">快速调整分压以保持电流稳定。</w:t>
       </w:r>
@@ -831,7 +935,7 @@
       </w:pPr>
       <w:r>
         <w:rPr>
-          <w:rFonts w:hint="eastAsia"/>
+          <w:rFonts w:hint="eastAsia" w:eastAsia="黑体"/>
         </w:rPr>
         <w:t xml:space="preserve">关键计算公式</w:t>
       </w:r>
@@ -845,25 +949,31 @@
       </w:pPr>
       <w:r>
         <w:rPr>
-          <w:rFonts w:hint="eastAsia"/>
+          <w:rFonts w:hint="eastAsia" w:eastAsia="黑体"/>
         </w:rPr>
         <w:t xml:space="preserve">总正向压降（n</w:t>
       </w:r>
       <w:r>
+        <w:rPr>
+          <w:rFonts w:eastAsia="黑体"/>
+        </w:rPr>
         <w:t xml:space="preserve"> </w:t>
       </w:r>
       <w:r>
         <w:rPr>
-          <w:rFonts w:hint="eastAsia"/>
+          <w:rFonts w:hint="eastAsia" w:eastAsia="黑体"/>
         </w:rPr>
         <w:t xml:space="preserve">颗</w:t>
       </w:r>
       <w:r>
+        <w:rPr>
+          <w:rFonts w:eastAsia="黑体"/>
+        </w:rPr>
         <w:t xml:space="preserve"> LED </w:t>
       </w:r>
       <w:r>
         <w:rPr>
-          <w:rFonts w:hint="eastAsia"/>
+          <w:rFonts w:hint="eastAsia" w:eastAsia="黑体"/>
         </w:rPr>
         <w:t xml:space="preserve">串联）：</w:t>
       </w:r>
@@ -941,7 +1051,7 @@
       </w:pPr>
       <w:r>
         <w:rPr>
-          <w:rFonts w:hint="eastAsia"/>
+          <w:rFonts w:hint="eastAsia" w:eastAsia="黑体"/>
         </w:rPr>
         <w:t xml:space="preserve">恒流管耗散功率：</w:t>
       </w:r>
@@ -1079,7 +1189,7 @@
       </w:pPr>
       <w:r>
         <w:rPr>
-          <w:rFonts w:hint="eastAsia"/>
+          <w:rFonts w:hint="eastAsia" w:eastAsia="黑体"/>
         </w:rPr>
         <w:t xml:space="preserve">输入直流母线电压（有效值整流滤波近似）：</w:t>
       </w:r>
@@ -1162,7 +1272,7 @@
       </w:pPr>
       <w:r>
         <w:rPr>
-          <w:rFonts w:hint="eastAsia"/>
+          <w:rFonts w:hint="eastAsia" w:eastAsia="黑体"/>
         </w:rPr>
         <w:t xml:space="preserve">系统效率：</w:t>
       </w:r>
@@ -1248,11 +1358,14 @@
         </w:numPr>
       </w:pPr>
       <w:r>
+        <w:rPr>
+          <w:rFonts w:eastAsia="黑体"/>
+        </w:rPr>
         <w:t xml:space="preserve">LED </w:t>
       </w:r>
       <w:r>
         <w:rPr>
-          <w:rFonts w:hint="eastAsia"/>
+          <w:rFonts w:hint="eastAsia" w:eastAsia="黑体"/>
         </w:rPr>
         <w:t xml:space="preserve">总功率：</w:t>
       </w:r>
@@ -1373,7 +1486,7 @@
             </w:pPr>
             <w:r>
               <w:rPr>
-                <w:rFonts w:hint="eastAsia"/>
+                <w:rFonts w:hint="eastAsia" w:eastAsia="黑体"/>
               </w:rPr>
               <w:t xml:space="preserve">符号</w:t>
             </w:r>
@@ -1387,7 +1500,7 @@
             </w:pPr>
             <w:r>
               <w:rPr>
-                <w:rFonts w:hint="eastAsia"/>
+                <w:rFonts w:hint="eastAsia" w:eastAsia="黑体"/>
               </w:rPr>
               <w:t xml:space="preserve">含义</w:t>
             </w:r>
@@ -1401,7 +1514,7 @@
             </w:pPr>
             <w:r>
               <w:rPr>
-                <w:rFonts w:hint="eastAsia"/>
+                <w:rFonts w:hint="eastAsia" w:eastAsia="黑体"/>
               </w:rPr>
               <w:t xml:space="preserve">单位</w:t>
             </w:r>
@@ -1421,6 +1534,9 @@
               </m:r>
             </m:oMath>
             <w:r>
+              <w:rPr>
+                <w:rFonts w:eastAsia="黑体"/>
+              </w:rPr>
               <w:t xml:space="preserve">​</w:t>
             </w:r>
           </w:p>
@@ -1433,16 +1549,19 @@
             </w:pPr>
             <w:r>
               <w:rPr>
-                <w:rFonts w:hint="eastAsia"/>
+                <w:rFonts w:hint="eastAsia" w:eastAsia="黑体"/>
               </w:rPr>
               <w:t xml:space="preserve">串联</w:t>
             </w:r>
             <w:r>
+              <w:rPr>
+                <w:rFonts w:eastAsia="黑体"/>
+              </w:rPr>
               <w:t xml:space="preserve"> LED </w:t>
             </w:r>
             <w:r>
               <w:rPr>
-                <w:rFonts w:hint="eastAsia"/>
+                <w:rFonts w:hint="eastAsia" w:eastAsia="黑体"/>
               </w:rPr>
               <w:t xml:space="preserve">数量</w:t>
             </w:r>
@@ -1455,6 +1574,9 @@
               <w:pStyle w:val="Compact"/>
             </w:pPr>
             <w:r>
+              <w:rPr>
+                <w:rFonts w:eastAsia="黑体"/>
+              </w:rPr>
               <w:t xml:space="preserve">—</w:t>
             </w:r>
           </w:p>
@@ -1482,6 +1604,9 @@
               </m:sSub>
             </m:oMath>
             <w:r>
+              <w:rPr>
+                <w:rFonts w:eastAsia="黑体"/>
+              </w:rPr>
               <w:t xml:space="preserve">​</w:t>
             </w:r>
           </w:p>
@@ -1494,16 +1619,19 @@
             </w:pPr>
             <w:r>
               <w:rPr>
-                <w:rFonts w:hint="eastAsia"/>
+                <w:rFonts w:hint="eastAsia" w:eastAsia="黑体"/>
               </w:rPr>
               <w:t xml:space="preserve">单颗</w:t>
             </w:r>
             <w:r>
+              <w:rPr>
+                <w:rFonts w:eastAsia="黑体"/>
+              </w:rPr>
               <w:t xml:space="preserve"> LED </w:t>
             </w:r>
             <w:r>
               <w:rPr>
-                <w:rFonts w:hint="eastAsia"/>
+                <w:rFonts w:hint="eastAsia" w:eastAsia="黑体"/>
               </w:rPr>
               <w:t xml:space="preserve">正向压降</w:t>
             </w:r>
@@ -1516,6 +1644,9 @@
               <w:pStyle w:val="Compact"/>
             </w:pPr>
             <w:r>
+              <w:rPr>
+                <w:rFonts w:eastAsia="黑体"/>
+              </w:rPr>
               <w:t xml:space="preserve">V</w:t>
             </w:r>
           </w:p>
@@ -1555,6 +1686,9 @@
               </m:sSub>
             </m:oMath>
             <w:r>
+              <w:rPr>
+                <w:rFonts w:eastAsia="黑体"/>
+              </w:rPr>
               <w:t xml:space="preserve">​</w:t>
             </w:r>
           </w:p>
@@ -1566,11 +1700,14 @@
               <w:pStyle w:val="Compact"/>
             </w:pPr>
             <w:r>
+              <w:rPr>
+                <w:rFonts w:eastAsia="黑体"/>
+              </w:rPr>
               <w:t xml:space="preserve">LED </w:t>
             </w:r>
             <w:r>
               <w:rPr>
-                <w:rFonts w:hint="eastAsia"/>
+                <w:rFonts w:hint="eastAsia" w:eastAsia="黑体"/>
               </w:rPr>
               <w:t xml:space="preserve">串总压降</w:t>
             </w:r>
@@ -1583,6 +1720,9 @@
               <w:pStyle w:val="Compact"/>
             </w:pPr>
             <w:r>
+              <w:rPr>
+                <w:rFonts w:eastAsia="黑体"/>
+              </w:rPr>
               <w:t xml:space="preserve">V</w:t>
             </w:r>
           </w:p>
@@ -1616,6 +1756,9 @@
               </m:sSub>
             </m:oMath>
             <w:r>
+              <w:rPr>
+                <w:rFonts w:eastAsia="黑体"/>
+              </w:rPr>
               <w:t xml:space="preserve">​</w:t>
             </w:r>
           </w:p>
@@ -1628,7 +1771,7 @@
             </w:pPr>
             <w:r>
               <w:rPr>
-                <w:rFonts w:hint="eastAsia"/>
+                <w:rFonts w:hint="eastAsia" w:eastAsia="黑体"/>
               </w:rPr>
               <w:t xml:space="preserve">整流滤波母线电压</w:t>
             </w:r>
@@ -1641,6 +1784,9 @@
               <w:pStyle w:val="Compact"/>
             </w:pPr>
             <w:r>
+              <w:rPr>
+                <w:rFonts w:eastAsia="黑体"/>
+              </w:rPr>
               <w:t xml:space="preserve">V</w:t>
             </w:r>
           </w:p>
@@ -1674,6 +1820,9 @@
               </m:sSub>
             </m:oMath>
             <w:r>
+              <w:rPr>
+                <w:rFonts w:eastAsia="黑体"/>
+              </w:rPr>
               <w:t xml:space="preserve">​</w:t>
             </w:r>
           </w:p>
@@ -1686,7 +1835,7 @@
             </w:pPr>
             <w:r>
               <w:rPr>
-                <w:rFonts w:hint="eastAsia"/>
+                <w:rFonts w:hint="eastAsia" w:eastAsia="黑体"/>
               </w:rPr>
               <w:t xml:space="preserve">交流输入有效值</w:t>
             </w:r>
@@ -1699,6 +1848,9 @@
               <w:pStyle w:val="Compact"/>
             </w:pPr>
             <w:r>
+              <w:rPr>
+                <w:rFonts w:eastAsia="黑体"/>
+              </w:rPr>
               <w:t xml:space="preserve">V</w:t>
             </w:r>
           </w:p>
@@ -1732,6 +1884,9 @@
               </m:sSub>
             </m:oMath>
             <w:r>
+              <w:rPr>
+                <w:rFonts w:eastAsia="黑体"/>
+              </w:rPr>
               <w:t xml:space="preserve">​</w:t>
             </w:r>
           </w:p>
@@ -1743,11 +1898,14 @@
               <w:pStyle w:val="Compact"/>
             </w:pPr>
             <w:r>
+              <w:rPr>
+                <w:rFonts w:eastAsia="黑体"/>
+              </w:rPr>
               <w:t xml:space="preserve">LED </w:t>
             </w:r>
             <w:r>
               <w:rPr>
-                <w:rFonts w:hint="eastAsia"/>
+                <w:rFonts w:hint="eastAsia" w:eastAsia="黑体"/>
               </w:rPr>
               <w:t xml:space="preserve">恒定电流</w:t>
             </w:r>
@@ -1760,6 +1918,9 @@
               <w:pStyle w:val="Compact"/>
             </w:pPr>
             <w:r>
+              <w:rPr>
+                <w:rFonts w:eastAsia="黑体"/>
+              </w:rPr>
               <w:t xml:space="preserve">A</w:t>
             </w:r>
           </w:p>
@@ -1796,6 +1957,9 @@
               </m:sSub>
             </m:oMath>
             <w:r>
+              <w:rPr>
+                <w:rFonts w:eastAsia="黑体"/>
+              </w:rPr>
               <w:t xml:space="preserve">​</w:t>
             </w:r>
           </w:p>
@@ -1808,7 +1972,7 @@
             </w:pPr>
             <w:r>
               <w:rPr>
-                <w:rFonts w:hint="eastAsia"/>
+                <w:rFonts w:hint="eastAsia" w:eastAsia="黑体"/>
               </w:rPr>
               <w:t xml:space="preserve">恒流管耗散功率</w:t>
             </w:r>
@@ -1821,6 +1985,9 @@
               <w:pStyle w:val="Compact"/>
             </w:pPr>
             <w:r>
+              <w:rPr>
+                <w:rFonts w:eastAsia="黑体"/>
+              </w:rPr>
               <w:t xml:space="preserve">W</w:t>
             </w:r>
           </w:p>
@@ -1839,6 +2006,9 @@
               </m:r>
             </m:oMath>
             <w:r>
+              <w:rPr>
+                <w:rFonts w:eastAsia="黑体"/>
+              </w:rPr>
               <w:t xml:space="preserve">​</w:t>
             </w:r>
           </w:p>
@@ -1851,7 +2021,7 @@
             </w:pPr>
             <w:r>
               <w:rPr>
-                <w:rFonts w:hint="eastAsia"/>
+                <w:rFonts w:hint="eastAsia" w:eastAsia="黑体"/>
               </w:rPr>
               <w:t xml:space="preserve">效率</w:t>
             </w:r>
@@ -1864,6 +2034,9 @@
               <w:pStyle w:val="Compact"/>
             </w:pPr>
             <w:r>
+              <w:rPr>
+                <w:rFonts w:eastAsia="黑体"/>
+              </w:rPr>
               <w:t xml:space="preserve">—</w:t>
             </w:r>
           </w:p>
@@ -1878,7 +2051,7 @@
       </w:pPr>
       <w:r>
         <w:rPr>
-          <w:rFonts w:hint="eastAsia"/>
+          <w:rFonts w:hint="eastAsia" w:eastAsia="黑体"/>
         </w:rPr>
         <w:t xml:space="preserve">元件调整影响</w:t>
       </w:r>
@@ -1893,7 +2066,7 @@
       </w:pPr>
       <w:r>
         <w:rPr>
-          <w:rFonts w:hint="eastAsia"/>
+          <w:rFonts w:hint="eastAsia" w:eastAsia="黑体"/>
           <w:b/>
           <w:bCs/>
         </w:rPr>
@@ -1901,6 +2074,7 @@
       </w:r>
       <w:r>
         <w:rPr>
+          <w:rFonts w:eastAsia="黑体"/>
           <w:b/>
           <w:bCs/>
         </w:rPr>
@@ -1908,7 +2082,7 @@
       </w:r>
       <w:r>
         <w:rPr>
-          <w:rFonts w:hint="eastAsia"/>
+          <w:rFonts w:hint="eastAsia" w:eastAsia="黑体"/>
           <w:b/>
           <w:bCs/>
         </w:rPr>
@@ -1916,6 +2090,7 @@
       </w:r>
       <w:r>
         <w:rPr>
+          <w:rFonts w:eastAsia="黑体"/>
           <w:b/>
           <w:bCs/>
         </w:rPr>
@@ -1923,21 +2098,27 @@
       </w:r>
       <w:r>
         <w:rPr>
-          <w:rFonts w:hint="eastAsia"/>
+          <w:rFonts w:hint="eastAsia" w:eastAsia="黑体"/>
           <w:b/>
           <w:bCs/>
         </w:rPr>
         <w:t xml:space="preserve">增大</w:t>
       </w:r>
       <w:r>
+        <w:rPr>
+          <w:rFonts w:eastAsia="黑体"/>
+        </w:rPr>
         <w:t xml:space="preserve"> </w:t>
       </w:r>
       <w:r>
+        <w:rPr>
+          <w:rFonts w:eastAsia="黑体"/>
+        </w:rPr>
         <w:t xml:space="preserve">→ </w:t>
       </w:r>
       <w:r>
         <w:rPr>
-          <w:rFonts w:hint="eastAsia"/>
+          <w:rFonts w:hint="eastAsia" w:eastAsia="黑体"/>
         </w:rPr>
         <w:t xml:space="preserve">总压降升高、效率提高、恒流管压降与发热减小，但需保证最低输入下仍能点亮。</w:t>
       </w:r>
@@ -1952,21 +2133,27 @@
       </w:pPr>
       <w:r>
         <w:rPr>
-          <w:rFonts w:hint="eastAsia"/>
+          <w:rFonts w:hint="eastAsia" w:eastAsia="黑体"/>
           <w:b/>
           <w:bCs/>
         </w:rPr>
         <w:t xml:space="preserve">输入电压升高</w:t>
       </w:r>
       <w:r>
+        <w:rPr>
+          <w:rFonts w:eastAsia="黑体"/>
+        </w:rPr>
         <w:t xml:space="preserve"> </w:t>
       </w:r>
       <w:r>
+        <w:rPr>
+          <w:rFonts w:eastAsia="黑体"/>
+        </w:rPr>
         <w:t xml:space="preserve">→ </w:t>
       </w:r>
       <w:r>
         <w:rPr>
-          <w:rFonts w:hint="eastAsia"/>
+          <w:rFonts w:hint="eastAsia" w:eastAsia="黑体"/>
         </w:rPr>
         <w:t xml:space="preserve">母线电压升高，恒流管压降与发热急剧增大。</w:t>
       </w:r>
@@ -1981,7 +2168,7 @@
       </w:pPr>
       <w:r>
         <w:rPr>
-          <w:rFonts w:hint="eastAsia"/>
+          <w:rFonts w:hint="eastAsia" w:eastAsia="黑体"/>
           <w:b/>
           <w:bCs/>
         </w:rPr>
@@ -1989,6 +2176,7 @@
       </w:r>
       <w:r>
         <w:rPr>
+          <w:rFonts w:eastAsia="黑体"/>
           <w:b/>
           <w:bCs/>
         </w:rPr>
@@ -2016,6 +2204,7 @@
       </m:oMath>
       <w:r>
         <w:rPr>
+          <w:rFonts w:eastAsia="黑体"/>
           <w:b/>
           <w:bCs/>
         </w:rPr>
@@ -2023,21 +2212,27 @@
       </w:r>
       <w:r>
         <w:rPr>
-          <w:rFonts w:hint="eastAsia"/>
+          <w:rFonts w:hint="eastAsia" w:eastAsia="黑体"/>
           <w:b/>
           <w:bCs/>
         </w:rPr>
         <w:t xml:space="preserve">增大</w:t>
       </w:r>
       <w:r>
+        <w:rPr>
+          <w:rFonts w:eastAsia="黑体"/>
+        </w:rPr>
         <w:t xml:space="preserve"> </w:t>
       </w:r>
       <w:r>
+        <w:rPr>
+          <w:rFonts w:eastAsia="黑体"/>
+        </w:rPr>
         <w:t xml:space="preserve">→ </w:t>
       </w:r>
       <w:r>
         <w:rPr>
-          <w:rFonts w:hint="eastAsia"/>
+          <w:rFonts w:hint="eastAsia" w:eastAsia="黑体"/>
         </w:rPr>
         <w:t xml:space="preserve">亮度提高，耗散功率按比例增大，散热要跟上。</w:t>
       </w:r>
@@ -2052,30 +2247,39 @@
       </w:pPr>
       <w:r>
         <w:rPr>
-          <w:rFonts w:hint="eastAsia"/>
+          <w:rFonts w:hint="eastAsia" w:eastAsia="黑体"/>
           <w:b/>
           <w:bCs/>
         </w:rPr>
         <w:t xml:space="preserve">滤波电容增大</w:t>
       </w:r>
       <w:r>
+        <w:rPr>
+          <w:rFonts w:eastAsia="黑体"/>
+        </w:rPr>
         <w:t xml:space="preserve"> </w:t>
       </w:r>
       <w:r>
+        <w:rPr>
+          <w:rFonts w:eastAsia="黑体"/>
+        </w:rPr>
         <w:t xml:space="preserve">→ </w:t>
       </w:r>
       <w:r>
         <w:rPr>
-          <w:rFonts w:hint="eastAsia"/>
+          <w:rFonts w:hint="eastAsia" w:eastAsia="黑体"/>
         </w:rPr>
         <w:t xml:space="preserve">母线纹波减小、LED</w:t>
       </w:r>
       <w:r>
+        <w:rPr>
+          <w:rFonts w:eastAsia="黑体"/>
+        </w:rPr>
         <w:t xml:space="preserve"> </w:t>
       </w:r>
       <w:r>
         <w:rPr>
-          <w:rFonts w:hint="eastAsia"/>
+          <w:rFonts w:hint="eastAsia" w:eastAsia="黑体"/>
         </w:rPr>
         <w:t xml:space="preserve">纹波电流减小，但功率因数会下降。</w:t>
       </w:r>
@@ -2088,7 +2292,7 @@
       </w:pPr>
       <w:r>
         <w:rPr>
-          <w:rFonts w:hint="eastAsia"/>
+          <w:rFonts w:hint="eastAsia" w:eastAsia="黑体"/>
         </w:rPr>
         <w:t xml:space="preserve">典型参数示例</w:t>
       </w:r>
@@ -2103,11 +2307,14 @@
       </w:pPr>
       <w:r>
         <w:rPr>
-          <w:rFonts w:hint="eastAsia"/>
+          <w:rFonts w:hint="eastAsia" w:eastAsia="黑体"/>
         </w:rPr>
         <w:t xml:space="preserve">输入</w:t>
       </w:r>
       <w:r>
+        <w:rPr>
+          <w:rFonts w:eastAsia="黑体"/>
+        </w:rPr>
         <w:t xml:space="preserve"> </w:t>
       </w:r>
       <m:oMath>
@@ -2151,7 +2358,7 @@
       </m:oMath>
       <w:r>
         <w:rPr>
-          <w:rFonts w:hint="eastAsia"/>
+          <w:rFonts w:hint="eastAsia" w:eastAsia="黑体"/>
         </w:rPr>
         <w:t xml:space="preserve">：</w:t>
       </w:r>
@@ -2213,6 +2420,9 @@
         </m:r>
       </m:oMath>
       <w:r>
+        <w:rPr>
+          <w:rFonts w:eastAsia="黑体"/>
+        </w:rPr>
         <w:t xml:space="preserve">。</w:t>
       </w:r>
     </w:p>
@@ -2225,15 +2435,21 @@
         </w:numPr>
       </w:pPr>
       <w:r>
+        <w:rPr>
+          <w:rFonts w:eastAsia="黑体"/>
+        </w:rPr>
         <w:t xml:space="preserve">30 </w:t>
       </w:r>
       <w:r>
         <w:rPr>
-          <w:rFonts w:hint="eastAsia"/>
+          <w:rFonts w:hint="eastAsia" w:eastAsia="黑体"/>
         </w:rPr>
         <w:t xml:space="preserve">颗</w:t>
       </w:r>
       <w:r>
+        <w:rPr>
+          <w:rFonts w:eastAsia="黑体"/>
+        </w:rPr>
         <w:t xml:space="preserve"> LED、</w:t>
       </w:r>
       <m:oMath>
@@ -2270,6 +2486,9 @@
         </m:r>
       </m:oMath>
       <w:r>
+        <w:rPr>
+          <w:rFonts w:eastAsia="黑体"/>
+        </w:rPr>
         <w:t xml:space="preserve">、</w:t>
       </w:r>
       <m:oMath>
@@ -2313,7 +2532,7 @@
       </m:oMath>
       <w:r>
         <w:rPr>
-          <w:rFonts w:hint="eastAsia"/>
+          <w:rFonts w:hint="eastAsia" w:eastAsia="黑体"/>
         </w:rPr>
         <w:t xml:space="preserve">：</w:t>
       </w:r>
@@ -2364,7 +2583,7 @@
       </m:oMath>
       <w:r>
         <w:rPr>
-          <w:rFonts w:hint="eastAsia"/>
+          <w:rFonts w:hint="eastAsia" w:eastAsia="黑体"/>
         </w:rPr>
         <w:t xml:space="preserve">，</w:t>
       </w:r>
@@ -2451,11 +2670,14 @@
       </m:oMath>
       <w:r>
         <w:rPr>
-          <w:rFonts w:hint="eastAsia"/>
+          <w:rFonts w:hint="eastAsia" w:eastAsia="黑体"/>
         </w:rPr>
         <w:t xml:space="preserve">，效率约</w:t>
       </w:r>
       <w:r>
+        <w:rPr>
+          <w:rFonts w:eastAsia="黑体"/>
+        </w:rPr>
         <w:t xml:space="preserve"> </w:t>
       </w:r>
       <m:oMath>
@@ -2488,6 +2710,9 @@
         </m:r>
       </m:oMath>
       <w:r>
+        <w:rPr>
+          <w:rFonts w:eastAsia="黑体"/>
+        </w:rPr>
         <w:t xml:space="preserve">。</w:t>
       </w:r>
     </w:p>
@@ -2499,7 +2724,7 @@
       </w:pPr>
       <w:r>
         <w:rPr>
-          <w:rFonts w:hint="eastAsia"/>
+          <w:rFonts w:hint="eastAsia" w:eastAsia="黑体"/>
         </w:rPr>
         <w:t xml:space="preserve">常见器件型号</w:t>
       </w:r>
@@ -2514,16 +2739,19 @@
       </w:pPr>
       <w:r>
         <w:rPr>
-          <w:rFonts w:hint="eastAsia"/>
+          <w:rFonts w:hint="eastAsia" w:eastAsia="黑体"/>
         </w:rPr>
         <w:t xml:space="preserve">高压线性恒流</w:t>
       </w:r>
       <w:r>
+        <w:rPr>
+          <w:rFonts w:eastAsia="黑体"/>
+        </w:rPr>
         <w:t xml:space="preserve"> </w:t>
       </w:r>
       <w:r>
         <w:rPr>
-          <w:rFonts w:hint="eastAsia"/>
+          <w:rFonts w:hint="eastAsia" w:eastAsia="黑体"/>
         </w:rPr>
         <w:t xml:space="preserve">IC：SM2082、BP2832、RM9003、MT7605、CL1502。</w:t>
       </w:r>
@@ -2538,25 +2766,31 @@
       </w:pPr>
       <w:r>
         <w:rPr>
-          <w:rFonts w:hint="eastAsia"/>
+          <w:rFonts w:hint="eastAsia" w:eastAsia="黑体"/>
         </w:rPr>
         <w:t xml:space="preserve">LED：2835</w:t>
       </w:r>
       <w:r>
+        <w:rPr>
+          <w:rFonts w:eastAsia="黑体"/>
+        </w:rPr>
         <w:t xml:space="preserve"> </w:t>
       </w:r>
       <w:r>
         <w:rPr>
-          <w:rFonts w:hint="eastAsia"/>
+          <w:rFonts w:hint="eastAsia" w:eastAsia="黑体"/>
         </w:rPr>
         <w:t xml:space="preserve">灯珠（如</w:t>
       </w:r>
       <w:r>
+        <w:rPr>
+          <w:rFonts w:eastAsia="黑体"/>
+        </w:rPr>
         <w:t xml:space="preserve"> </w:t>
       </w:r>
       <w:r>
         <w:rPr>
-          <w:rFonts w:hint="eastAsia"/>
+          <w:rFonts w:hint="eastAsia" w:eastAsia="黑体"/>
         </w:rPr>
         <w:t xml:space="preserve">SMD2835）。</w:t>
       </w:r>
@@ -2569,7 +2803,7 @@
       </w:pPr>
       <w:r>
         <w:rPr>
-          <w:rFonts w:hint="eastAsia"/>
+          <w:rFonts w:hint="eastAsia" w:eastAsia="黑体"/>
         </w:rPr>
         <w:t xml:space="preserve">注意事项</w:t>
       </w:r>
@@ -2584,7 +2818,7 @@
       </w:pPr>
       <w:r>
         <w:rPr>
-          <w:rFonts w:hint="eastAsia"/>
+          <w:rFonts w:hint="eastAsia" w:eastAsia="黑体"/>
         </w:rPr>
         <w:t xml:space="preserve">恒流管耗散功率巨大，必须良好散热；效率远低于开关型方案。</w:t>
       </w:r>
@@ -2599,7 +2833,7 @@
       </w:pPr>
       <w:r>
         <w:rPr>
-          <w:rFonts w:hint="eastAsia"/>
+          <w:rFonts w:hint="eastAsia" w:eastAsia="黑体"/>
         </w:rPr>
         <w:t xml:space="preserve">电路非隔离，带电部件必须满足安规与爬电距离要求。</w:t>
       </w:r>
@@ -2614,7 +2848,7 @@
       </w:pPr>
       <w:r>
         <w:rPr>
-          <w:rFonts w:hint="eastAsia"/>
+          <w:rFonts w:hint="eastAsia" w:eastAsia="黑体"/>
         </w:rPr>
         <w:t xml:space="preserve">输入电压波动直接改变耗散功率，需按最高输入电压校核温升。</w:t>
       </w:r>
@@ -2629,7 +2863,7 @@
       </w:pPr>
       <w:r>
         <w:rPr>
-          <w:rFonts w:hint="eastAsia"/>
+          <w:rFonts w:hint="eastAsia" w:eastAsia="黑体"/>
         </w:rPr>
         <w:t xml:space="preserve">纹波电流大、功率因数低，对调光与电网谐波要求高的场合不宜采用。</w:t>
       </w:r>
@@ -2642,7 +2876,7 @@
       </w:pPr>
       <w:r>
         <w:rPr>
-          <w:rFonts w:hint="eastAsia"/>
+          <w:rFonts w:hint="eastAsia" w:eastAsia="黑体"/>
         </w:rPr>
         <w:t xml:space="preserve">参考资料</w:t>
       </w:r>
@@ -2656,20 +2890,26 @@
         </w:numPr>
       </w:pPr>
       <w:r>
+        <w:rPr>
+          <w:rFonts w:eastAsia="黑体"/>
+        </w:rPr>
         <w:t xml:space="preserve">SM2082 / BP2832 </w:t>
       </w:r>
       <w:r>
         <w:rPr>
-          <w:rFonts w:hint="eastAsia"/>
+          <w:rFonts w:hint="eastAsia" w:eastAsia="黑体"/>
         </w:rPr>
         <w:t xml:space="preserve">数据手册（明微</w:t>
       </w:r>
       <w:r>
+        <w:rPr>
+          <w:rFonts w:eastAsia="黑体"/>
+        </w:rPr>
         <w:t xml:space="preserve"> / </w:t>
       </w:r>
       <w:r>
         <w:rPr>
-          <w:rFonts w:hint="eastAsia"/>
+          <w:rFonts w:hint="eastAsia" w:eastAsia="黑体"/>
         </w:rPr>
         <w:t xml:space="preserve">晶丰明源官网）。</w:t>
       </w:r>
@@ -2683,6 +2923,9 @@
         </w:numPr>
       </w:pPr>
       <w:r>
+        <w:rPr>
+          <w:rFonts w:eastAsia="黑体"/>
+        </w:rPr>
         <w:t xml:space="preserve">Wikipedia: LED lamp。</w:t>
       </w:r>
     </w:p>
@@ -2696,7 +2939,7 @@
       </w:pPr>
       <w:r>
         <w:rPr>
-          <w:rFonts w:hint="eastAsia"/>
+          <w:rFonts w:hint="eastAsia" w:eastAsia="黑体"/>
         </w:rPr>
         <w:t xml:space="preserve">高压线性恒流驱动应用笔记。</w:t>
       </w:r>
@@ -2710,11 +2953,11 @@
       </w:pPr>
       <w:r>
         <w:rPr>
-          <w:rFonts w:ascii="Times New Roman" w:hAnsi="Times New Roman"/>
+          <w:rFonts w:ascii="Times New Roman" w:hAnsi="Times New Roman" w:eastAsia="黑体"/>
           <w:color w:val="555555"/>
           <w:sz w:val="21"/>
         </w:rPr>
-        <w:t>材料收集者：杜文杰</w:t>
+        <w:t>材料收集者：杜文杰，WX手机：19519196569，QQ:3478827729</w:t>
       </w:r>
     </w:p>
     <w:sectPr>
@@ -2734,7 +2977,7 @@
 </file>
 
 <file path=word/footer1.xml><?xml version="1.0" encoding="utf-8"?>
-<w:ftr xmlns:m="http://schemas.openxmlformats.org/officeDocument/2006/math" xmlns:mc="http://schemas.openxmlformats.org/markup-compatibility/2006" xmlns:mo="http://schemas.microsoft.com/office/mac/office/2008/main" xmlns:mv="urn:schemas-microsoft-com:mac:vml" xmlns:o="urn:schemas-microsoft-com:office:office" xmlns:r="http://schemas.openxmlformats.org/officeDocument/2006/relationships" xmlns:v="urn:schemas-microsoft-com:vml" xmlns:w10="urn:schemas-microsoft-com:office:word" xmlns:w14="http://schemas.microsoft.com/office/word/2010/wordml" xmlns:w="http://schemas.openxmlformats.org/wordprocessingml/2006/main" xmlns:wne="http://schemas.microsoft.com/office/word/2006/wordml" xmlns:wp14="http://schemas.microsoft.com/office/word/2010/wordprocessingDrawing" xmlns:wp="http://schemas.openxmlformats.org/drawingml/2006/wordprocessingDrawing" xmlns:wpc="http://schemas.microsoft.com/office/word/2010/wordprocessingCanvas" xmlns:wpg="http://schemas.microsoft.com/office/word/2010/wordprocessingGroup" xmlns:wpi="http://schemas.microsoft.com/office/word/2010/wordprocessingInk" xmlns:wps="http://schemas.microsoft.com/office/word/2010/wordprocessingShape" mc:Ignorable="w14 wp14">
+<w:ftr xmlns:mc="http://schemas.openxmlformats.org/markup-compatibility/2006" xmlns:w="http://schemas.openxmlformats.org/wordprocessingml/2006/main" xmlns:m="http://schemas.openxmlformats.org/officeDocument/2006/math" xmlns:mo="http://schemas.microsoft.com/office/mac/office/2008/main" xmlns:mv="urn:schemas-microsoft-com:mac:vml" xmlns:o="urn:schemas-microsoft-com:office:office" xmlns:r="http://schemas.openxmlformats.org/officeDocument/2006/relationships" xmlns:v="urn:schemas-microsoft-com:vml" xmlns:w10="urn:schemas-microsoft-com:office:word" xmlns:w14="http://schemas.microsoft.com/office/word/2010/wordml" xmlns:wne="http://schemas.microsoft.com/office/word/2006/wordml" xmlns:wp14="http://schemas.microsoft.com/office/word/2010/wordprocessingDrawing" xmlns:wp="http://schemas.openxmlformats.org/drawingml/2006/wordprocessingDrawing" xmlns:wpc="http://schemas.microsoft.com/office/word/2010/wordprocessingCanvas" xmlns:wpg="http://schemas.microsoft.com/office/word/2010/wordprocessingGroup" xmlns:wpi="http://schemas.microsoft.com/office/word/2010/wordprocessingInk" xmlns:wps="http://schemas.microsoft.com/office/word/2010/wordprocessingShape" mc:Ignorable="w14 wp14">
   <w:p>
     <w:pPr>
       <w:pStyle w:val="Footer"/>
@@ -2742,12 +2985,14 @@
     </w:pPr>
     <w:r>
       <w:rPr>
+        <w:rFonts w:eastAsia="黑体"/>
         <w:sz w:val="18"/>
       </w:rPr>
       <w:t xml:space="preserve">第 </w:t>
     </w:r>
     <w:r>
       <w:rPr>
+        <w:rFonts w:eastAsia="黑体"/>
         <w:sz w:val="18"/>
       </w:rPr>
       <w:fldChar w:fldCharType="begin"/>
@@ -2756,6 +3001,7 @@
     </w:r>
     <w:r>
       <w:rPr>
+        <w:rFonts w:eastAsia="黑体"/>
         <w:sz w:val="18"/>
       </w:rPr>
       <w:t xml:space="preserve"> 页</w:t>
@@ -2769,6 +3015,9 @@
   <w:footnote w:type="continuationSeparator" w:id="0">
     <w:p>
       <w:r>
+        <w:rPr>
+          <w:rFonts w:eastAsia="黑体"/>
+        </w:rPr>
         <w:continuationSeparator/>
       </w:r>
     </w:p>
@@ -2776,6 +3025,9 @@
   <w:footnote w:type="separator" w:id="-1">
     <w:p>
       <w:r>
+        <w:rPr>
+          <w:rFonts w:eastAsia="黑体"/>
+        </w:rPr>
         <w:separator/>
       </w:r>
     </w:p>
@@ -2784,7 +3036,7 @@
 </file>
 
 <file path=word/header1.xml><?xml version="1.0" encoding="utf-8"?>
-<w:hdr xmlns:m="http://schemas.openxmlformats.org/officeDocument/2006/math" xmlns:mc="http://schemas.openxmlformats.org/markup-compatibility/2006" xmlns:mo="http://schemas.microsoft.com/office/mac/office/2008/main" xmlns:mv="urn:schemas-microsoft-com:mac:vml" xmlns:o="urn:schemas-microsoft-com:office:office" xmlns:r="http://schemas.openxmlformats.org/officeDocument/2006/relationships" xmlns:v="urn:schemas-microsoft-com:vml" xmlns:w10="urn:schemas-microsoft-com:office:word" xmlns:w14="http://schemas.microsoft.com/office/word/2010/wordml" xmlns:w="http://schemas.openxmlformats.org/wordprocessingml/2006/main" xmlns:wne="http://schemas.microsoft.com/office/word/2006/wordml" xmlns:wp14="http://schemas.microsoft.com/office/word/2010/wordprocessingDrawing" xmlns:wp="http://schemas.openxmlformats.org/drawingml/2006/wordprocessingDrawing" xmlns:wpc="http://schemas.microsoft.com/office/word/2010/wordprocessingCanvas" xmlns:wpg="http://schemas.microsoft.com/office/word/2010/wordprocessingGroup" xmlns:wpi="http://schemas.microsoft.com/office/word/2010/wordprocessingInk" xmlns:wps="http://schemas.microsoft.com/office/word/2010/wordprocessingShape" mc:Ignorable="w14 wp14">
+<w:hdr xmlns:mc="http://schemas.openxmlformats.org/markup-compatibility/2006" xmlns:w="http://schemas.openxmlformats.org/wordprocessingml/2006/main" xmlns:m="http://schemas.openxmlformats.org/officeDocument/2006/math" xmlns:mo="http://schemas.microsoft.com/office/mac/office/2008/main" xmlns:mv="urn:schemas-microsoft-com:mac:vml" xmlns:o="urn:schemas-microsoft-com:office:office" xmlns:r="http://schemas.openxmlformats.org/officeDocument/2006/relationships" xmlns:v="urn:schemas-microsoft-com:vml" xmlns:w10="urn:schemas-microsoft-com:office:word" xmlns:w14="http://schemas.microsoft.com/office/word/2010/wordml" xmlns:wne="http://schemas.microsoft.com/office/word/2006/wordml" xmlns:wp14="http://schemas.microsoft.com/office/word/2010/wordprocessingDrawing" xmlns:wp="http://schemas.openxmlformats.org/drawingml/2006/wordprocessingDrawing" xmlns:wpc="http://schemas.microsoft.com/office/word/2010/wordprocessingCanvas" xmlns:wpg="http://schemas.microsoft.com/office/word/2010/wordprocessingGroup" xmlns:wpi="http://schemas.microsoft.com/office/word/2010/wordprocessingInk" xmlns:wps="http://schemas.microsoft.com/office/word/2010/wordprocessingShape" mc:Ignorable="w14 wp14">
   <w:p>
     <w:pPr>
       <w:pStyle w:val="Header"/>
@@ -2792,7 +3044,7 @@
     </w:pPr>
     <w:r>
       <w:rPr>
-        <w:rFonts w:ascii="Times New Roman" w:hAnsi="Times New Roman"/>
+        <w:rFonts w:ascii="Times New Roman" w:hAnsi="Times New Roman" w:eastAsia="黑体"/>
         <w:sz w:val="18"/>
         <w:rFonts w:eastAsia="黑体"/>
         <w:rFonts w:eastAsia="黑体"/>
@@ -2804,7 +3056,7 @@
 </file>
 
 <file path=word/numbering.xml><?xml version="1.0" encoding="utf-8"?>
-<w:numbering xmlns:m="http://schemas.openxmlformats.org/officeDocument/2006/math" xmlns:mc="http://schemas.openxmlformats.org/markup-compatibility/2006" xmlns:mo="http://schemas.microsoft.com/office/mac/office/2008/main" xmlns:mv="urn:schemas-microsoft-com:mac:vml" xmlns:o="urn:schemas-microsoft-com:office:office" xmlns:r="http://schemas.openxmlformats.org/officeDocument/2006/relationships" xmlns:v="urn:schemas-microsoft-com:vml" xmlns:w="http://schemas.openxmlformats.org/wordprocessingml/2006/main" xmlns:w10="urn:schemas-microsoft-com:office:word" xmlns:w14="http://schemas.microsoft.com/office/word/2010/wordml" xmlns:wne="http://schemas.microsoft.com/office/word/2006/wordml" xmlns:wp="http://schemas.openxmlformats.org/drawingml/2006/wordprocessingDrawing" xmlns:wp14="http://schemas.microsoft.com/office/word/2010/wordprocessingDrawing" xmlns:wpc="http://schemas.microsoft.com/office/word/2010/wordprocessingCanvas" xmlns:wpg="http://schemas.microsoft.com/office/word/2010/wordprocessingGroup" xmlns:wpi="http://schemas.microsoft.com/office/word/2010/wordprocessingInk" xmlns:wps="http://schemas.microsoft.com/office/word/2010/wordprocessingShape" mc:Ignorable="w14 wp14">
+<w:numbering xmlns:mc="http://schemas.openxmlformats.org/markup-compatibility/2006" xmlns:w="http://schemas.openxmlformats.org/wordprocessingml/2006/main" xmlns:m="http://schemas.openxmlformats.org/officeDocument/2006/math" xmlns:mo="http://schemas.microsoft.com/office/mac/office/2008/main" xmlns:mv="urn:schemas-microsoft-com:mac:vml" xmlns:o="urn:schemas-microsoft-com:office:office" xmlns:r="http://schemas.openxmlformats.org/officeDocument/2006/relationships" xmlns:v="urn:schemas-microsoft-com:vml" xmlns:w10="urn:schemas-microsoft-com:office:word" xmlns:w14="http://schemas.microsoft.com/office/word/2010/wordml" xmlns:wne="http://schemas.microsoft.com/office/word/2006/wordml" xmlns:wp="http://schemas.openxmlformats.org/drawingml/2006/wordprocessingDrawing" xmlns:wp14="http://schemas.microsoft.com/office/word/2010/wordprocessingDrawing" xmlns:wpc="http://schemas.microsoft.com/office/word/2010/wordprocessingCanvas" xmlns:wpg="http://schemas.microsoft.com/office/word/2010/wordprocessingGroup" xmlns:wpi="http://schemas.microsoft.com/office/word/2010/wordprocessingInk" xmlns:wps="http://schemas.microsoft.com/office/word/2010/wordprocessingShape" mc:Ignorable="w14 wp14">
   <w:abstractNum w:abstractNumId="0">
     <w:nsid w:val="FFFFFF7C"/>
     <w:multiLevelType w:val="singleLevel"/>
@@ -2891,7 +3143,7 @@
         <w:ind w:hanging="360" w:left="1440"/>
       </w:pPr>
       <w:rPr>
-        <w:rFonts w:ascii="Symbol" w:hAnsi="Symbol" w:hint="default"/>
+        <w:rFonts w:ascii="Symbol" w:hAnsi="Symbol" w:hint="default" w:eastAsia="黑体"/>
       </w:rPr>
     </w:lvl>
   </w:abstractNum>
@@ -2912,7 +3164,7 @@
         <w:ind w:hanging="360" w:left="1080"/>
       </w:pPr>
       <w:rPr>
-        <w:rFonts w:ascii="Symbol" w:hAnsi="Symbol" w:hint="default"/>
+        <w:rFonts w:ascii="Symbol" w:hAnsi="Symbol" w:hint="default" w:eastAsia="黑体"/>
       </w:rPr>
     </w:lvl>
   </w:abstractNum>
@@ -2933,7 +3185,7 @@
         <w:ind w:hanging="360" w:left="720"/>
       </w:pPr>
       <w:rPr>
-        <w:rFonts w:ascii="Symbol" w:hAnsi="Symbol" w:hint="default"/>
+        <w:rFonts w:ascii="Symbol" w:hAnsi="Symbol" w:hint="default" w:eastAsia="黑体"/>
       </w:rPr>
     </w:lvl>
   </w:abstractNum>
@@ -2972,7 +3224,7 @@
         <w:ind w:hanging="360" w:left="360"/>
       </w:pPr>
       <w:rPr>
-        <w:rFonts w:ascii="Symbol" w:hAnsi="Symbol" w:hint="default"/>
+        <w:rFonts w:ascii="Symbol" w:hAnsi="Symbol" w:hint="default" w:eastAsia="黑体"/>
       </w:rPr>
     </w:lvl>
   </w:abstractNum>
@@ -3063,7 +3315,7 @@
         <w:ind w:left="720" w:hanging="360"/>
       </w:pPr>
       <w:rPr>
-        <w:rFonts w:ascii="Symbol" w:hAnsi="Symbol" w:cs="Symbol" w:hint="default"/>
+        <w:rFonts w:ascii="Symbol" w:hAnsi="Symbol" w:cs="Symbol" w:hint="default" w:eastAsia="黑体"/>
       </w:rPr>
     </w:lvl>
     <w:lvl w:ilvl="1">
@@ -3074,7 +3326,7 @@
         <w:ind w:left="1440" w:hanging="360"/>
       </w:pPr>
       <w:rPr>
-        <w:rFonts w:ascii="Courier New" w:hAnsi="Courier New" w:cs="Courier New" w:hint="default"/>
+        <w:rFonts w:ascii="Courier New" w:hAnsi="Courier New" w:cs="Courier New" w:hint="default" w:eastAsia="黑体"/>
       </w:rPr>
     </w:lvl>
     <w:lvl w:ilvl="2">
@@ -3085,7 +3337,7 @@
         <w:ind w:left="2160" w:hanging="360"/>
       </w:pPr>
       <w:rPr>
-        <w:rFonts w:ascii="Wingdings" w:hAnsi="Wingdings" w:cs="Wingdings" w:hint="default"/>
+        <w:rFonts w:ascii="Wingdings" w:hAnsi="Wingdings" w:cs="Wingdings" w:hint="default" w:eastAsia="黑体"/>
       </w:rPr>
     </w:lvl>
     <w:lvl w:ilvl="3">
@@ -3096,7 +3348,7 @@
         <w:ind w:left="2880" w:hanging="360"/>
       </w:pPr>
       <w:rPr>
-        <w:rFonts w:ascii="Symbol" w:hAnsi="Symbol" w:cs="Symbol" w:hint="default"/>
+        <w:rFonts w:ascii="Symbol" w:hAnsi="Symbol" w:cs="Symbol" w:hint="default" w:eastAsia="黑体"/>
       </w:rPr>
     </w:lvl>
     <w:lvl w:ilvl="4">
@@ -3107,7 +3359,7 @@
         <w:ind w:left="3600" w:hanging="360"/>
       </w:pPr>
       <w:rPr>
-        <w:rFonts w:ascii="Courier New" w:hAnsi="Courier New" w:cs="Courier New" w:hint="default"/>
+        <w:rFonts w:ascii="Courier New" w:hAnsi="Courier New" w:cs="Courier New" w:hint="default" w:eastAsia="黑体"/>
       </w:rPr>
     </w:lvl>
     <w:lvl w:ilvl="5">
@@ -3118,7 +3370,7 @@
         <w:ind w:left="4320" w:hanging="360"/>
       </w:pPr>
       <w:rPr>
-        <w:rFonts w:ascii="Wingdings" w:hAnsi="Wingdings" w:cs="Wingdings" w:hint="default"/>
+        <w:rFonts w:ascii="Wingdings" w:hAnsi="Wingdings" w:cs="Wingdings" w:hint="default" w:eastAsia="黑体"/>
       </w:rPr>
     </w:lvl>
     <w:lvl w:ilvl="6">
@@ -3129,7 +3381,7 @@
         <w:ind w:left="5040" w:hanging="360"/>
       </w:pPr>
       <w:rPr>
-        <w:rFonts w:ascii="Symbol" w:hAnsi="Symbol" w:cs="Symbol" w:hint="default"/>
+        <w:rFonts w:ascii="Symbol" w:hAnsi="Symbol" w:cs="Symbol" w:hint="default" w:eastAsia="黑体"/>
       </w:rPr>
     </w:lvl>
     <w:lvl w:ilvl="7">
@@ -3140,7 +3392,7 @@
         <w:ind w:left="5760" w:hanging="360"/>
       </w:pPr>
       <w:rPr>
-        <w:rFonts w:ascii="Courier New" w:hAnsi="Courier New" w:cs="Courier New" w:hint="default"/>
+        <w:rFonts w:ascii="Courier New" w:hAnsi="Courier New" w:cs="Courier New" w:hint="default" w:eastAsia="黑体"/>
       </w:rPr>
     </w:lvl>
     <w:lvl w:ilvl="8">
@@ -3151,7 +3403,7 @@
         <w:ind w:left="6480" w:hanging="360"/>
       </w:pPr>
       <w:rPr>
-        <w:rFonts w:ascii="Wingdings" w:hAnsi="Wingdings" w:cs="Wingdings" w:hint="default"/>
+        <w:rFonts w:ascii="Wingdings" w:hAnsi="Wingdings" w:cs="Wingdings" w:hint="default" w:eastAsia="黑体"/>
       </w:rPr>
     </w:lvl>
   </w:abstractNum>
@@ -3207,11 +3459,11 @@
 </file>
 
 <file path=word/styles.xml><?xml version="1.0" encoding="utf-8"?>
-<w:styles xmlns:mc="http://schemas.openxmlformats.org/markup-compatibility/2006" xmlns:r="http://schemas.openxmlformats.org/officeDocument/2006/relationships" xmlns:w="http://schemas.openxmlformats.org/wordprocessingml/2006/main" xmlns:w14="http://schemas.microsoft.com/office/word/2010/wordml" mc:Ignorable="w14">
+<w:styles xmlns:mc="http://schemas.openxmlformats.org/markup-compatibility/2006" xmlns:w="http://schemas.openxmlformats.org/wordprocessingml/2006/main" xmlns:r="http://schemas.openxmlformats.org/officeDocument/2006/relationships" xmlns:w14="http://schemas.microsoft.com/office/word/2010/wordml" mc:Ignorable="w14">
   <w:docDefaults>
     <w:rPrDefault>
       <w:rPr>
-        <w:rFonts w:asciiTheme="minorHAnsi" w:cstheme="minorBidi" w:eastAsiaTheme="minorEastAsia" w:hAnsiTheme="minorHAnsi"/>
+        <w:rFonts w:asciiTheme="minorHAnsi" w:cstheme="minorBidi" w:hAnsiTheme="minorHAnsi" w:eastAsia="黑体"/>
         <w:sz w:val="22"/>
         <w:szCs w:val="22"/>
         <w:lang w:bidi="ar-SA" w:eastAsia="en-US" w:val="en-US"/>
@@ -3433,7 +3685,7 @@
       <w:outlineLvl w:val="0"/>
     </w:pPr>
     <w:rPr>
-      <w:rFonts w:ascii="Times New Roman" w:asciiTheme="majorHAnsi" w:cstheme="majorBidi" w:eastAsia="黑体" w:eastAsiaTheme="majorEastAsia" w:hAnsi="Times New Roman" w:hAnsiTheme="majorHAnsi"/>
+      <w:rFonts w:ascii="Times New Roman" w:asciiTheme="majorHAnsi" w:cstheme="majorBidi" w:eastAsia="黑体" w:hAnsi="Times New Roman" w:hAnsiTheme="majorHAnsi"/>
       <w:b/>
       <w:bCs/>
       <w:color w:val="1F3864"/>
@@ -3457,7 +3709,7 @@
       <w:outlineLvl w:val="1"/>
     </w:pPr>
     <w:rPr>
-      <w:rFonts w:ascii="Times New Roman" w:asciiTheme="majorHAnsi" w:cstheme="majorBidi" w:eastAsia="黑体" w:eastAsiaTheme="majorEastAsia" w:hAnsi="Times New Roman" w:hAnsiTheme="majorHAnsi"/>
+      <w:rFonts w:ascii="Times New Roman" w:asciiTheme="majorHAnsi" w:cstheme="majorBidi" w:eastAsia="黑体" w:hAnsi="Times New Roman" w:hAnsiTheme="majorHAnsi"/>
       <w:b/>
       <w:bCs/>
       <w:color w:val="2E4E7E"/>
@@ -3481,7 +3733,7 @@
       <w:outlineLvl w:val="2"/>
     </w:pPr>
     <w:rPr>
-      <w:rFonts w:ascii="Times New Roman" w:asciiTheme="majorHAnsi" w:cstheme="majorBidi" w:eastAsia="黑体" w:eastAsiaTheme="majorEastAsia" w:hAnsi="Times New Roman" w:hAnsiTheme="majorHAnsi"/>
+      <w:rFonts w:ascii="Times New Roman" w:asciiTheme="majorHAnsi" w:cstheme="majorBidi" w:eastAsia="黑体" w:hAnsi="Times New Roman" w:hAnsiTheme="majorHAnsi"/>
       <w:b/>
       <w:bCs/>
       <w:color w:val="2E4E7E"/>
@@ -3505,7 +3757,7 @@
       <w:outlineLvl w:val="3"/>
     </w:pPr>
     <w:rPr>
-      <w:rFonts w:ascii="Times New Roman" w:asciiTheme="majorHAnsi" w:cstheme="majorBidi" w:eastAsia="黑体" w:eastAsiaTheme="majorEastAsia" w:hAnsi="Times New Roman" w:hAnsiTheme="majorHAnsi"/>
+      <w:rFonts w:ascii="Times New Roman" w:asciiTheme="majorHAnsi" w:cstheme="majorBidi" w:eastAsia="黑体" w:hAnsi="Times New Roman" w:hAnsiTheme="majorHAnsi"/>
       <w:b/>
       <w:bCs/>
       <w:i/>
@@ -3531,7 +3783,7 @@
       <w:outlineLvl w:val="4"/>
     </w:pPr>
     <w:rPr>
-      <w:rFonts w:ascii="Times New Roman" w:asciiTheme="majorHAnsi" w:cstheme="majorBidi" w:eastAsia="黑体" w:eastAsiaTheme="majorEastAsia" w:hAnsi="Times New Roman" w:hAnsiTheme="majorHAnsi"/>
+      <w:rFonts w:ascii="Times New Roman" w:asciiTheme="majorHAnsi" w:cstheme="majorBidi" w:eastAsia="黑体" w:hAnsi="Times New Roman" w:hAnsiTheme="majorHAnsi"/>
       <w:b/>
       <w:color w:val="333333"/>
       <w:sz w:val="22"/>
@@ -3554,7 +3806,7 @@
       <w:outlineLvl w:val="5"/>
     </w:pPr>
     <w:rPr>
-      <w:rFonts w:asciiTheme="majorHAnsi" w:cstheme="majorBidi" w:eastAsiaTheme="majorEastAsia" w:hAnsiTheme="majorHAnsi"/>
+      <w:rFonts w:asciiTheme="majorHAnsi" w:cstheme="majorBidi" w:hAnsiTheme="majorHAnsi" w:eastAsia="黑体"/>
       <w:i/>
       <w:iCs/>
       <w:color w:themeColor="accent1" w:themeShade="7F" w:val="243F60"/>
@@ -3577,7 +3829,7 @@
       <w:outlineLvl w:val="6"/>
     </w:pPr>
     <w:rPr>
-      <w:rFonts w:asciiTheme="majorHAnsi" w:cstheme="majorBidi" w:eastAsiaTheme="majorEastAsia" w:hAnsiTheme="majorHAnsi"/>
+      <w:rFonts w:asciiTheme="majorHAnsi" w:cstheme="majorBidi" w:hAnsiTheme="majorHAnsi" w:eastAsia="黑体"/>
       <w:i/>
       <w:iCs/>
       <w:color w:themeColor="text1" w:themeTint="BF" w:val="404040"/>
@@ -3600,7 +3852,7 @@
       <w:outlineLvl w:val="7"/>
     </w:pPr>
     <w:rPr>
-      <w:rFonts w:asciiTheme="majorHAnsi" w:cstheme="majorBidi" w:eastAsiaTheme="majorEastAsia" w:hAnsiTheme="majorHAnsi"/>
+      <w:rFonts w:asciiTheme="majorHAnsi" w:cstheme="majorBidi" w:hAnsiTheme="majorHAnsi" w:eastAsia="黑体"/>
       <w:color w:themeColor="accent1" w:val="4F81BD"/>
       <w:sz w:val="20"/>
       <w:szCs w:val="20"/>
@@ -3623,7 +3875,7 @@
       <w:outlineLvl w:val="8"/>
     </w:pPr>
     <w:rPr>
-      <w:rFonts w:asciiTheme="majorHAnsi" w:cstheme="majorBidi" w:eastAsiaTheme="majorEastAsia" w:hAnsiTheme="majorHAnsi"/>
+      <w:rFonts w:asciiTheme="majorHAnsi" w:cstheme="majorBidi" w:hAnsiTheme="majorHAnsi" w:eastAsia="黑体"/>
       <w:i/>
       <w:iCs/>
       <w:color w:themeColor="text1" w:themeTint="BF" w:val="404040"/>
@@ -3674,7 +3926,7 @@
     <w:uiPriority w:val="9"/>
     <w:rsid w:val="00FC693F"/>
     <w:rPr>
-      <w:rFonts w:asciiTheme="majorHAnsi" w:cstheme="majorBidi" w:eastAsiaTheme="majorEastAsia" w:hAnsiTheme="majorHAnsi"/>
+      <w:rFonts w:asciiTheme="majorHAnsi" w:cstheme="majorBidi" w:hAnsiTheme="majorHAnsi" w:eastAsia="黑体"/>
       <w:b/>
       <w:bCs/>
       <w:color w:themeColor="accent1" w:themeShade="BF" w:val="365F91"/>
@@ -3689,7 +3941,7 @@
     <w:uiPriority w:val="9"/>
     <w:rsid w:val="00FC693F"/>
     <w:rPr>
-      <w:rFonts w:asciiTheme="majorHAnsi" w:cstheme="majorBidi" w:eastAsiaTheme="majorEastAsia" w:hAnsiTheme="majorHAnsi"/>
+      <w:rFonts w:asciiTheme="majorHAnsi" w:cstheme="majorBidi" w:hAnsiTheme="majorHAnsi" w:eastAsia="黑体"/>
       <w:b/>
       <w:bCs/>
       <w:color w:themeColor="accent1" w:val="4F81BD"/>
@@ -3704,7 +3956,7 @@
     <w:uiPriority w:val="9"/>
     <w:rsid w:val="00FC693F"/>
     <w:rPr>
-      <w:rFonts w:asciiTheme="majorHAnsi" w:cstheme="majorBidi" w:eastAsiaTheme="majorEastAsia" w:hAnsiTheme="majorHAnsi"/>
+      <w:rFonts w:asciiTheme="majorHAnsi" w:cstheme="majorBidi" w:hAnsiTheme="majorHAnsi" w:eastAsia="黑体"/>
       <w:b/>
       <w:bCs/>
       <w:color w:themeColor="accent1" w:val="4F81BD"/>
@@ -3727,7 +3979,7 @@
       <w:contextualSpacing/>
     </w:pPr>
     <w:rPr>
-      <w:rFonts w:ascii="Times New Roman" w:asciiTheme="majorHAnsi" w:cstheme="majorBidi" w:eastAsia="黑体" w:eastAsiaTheme="majorEastAsia" w:hAnsi="Times New Roman" w:hAnsiTheme="majorHAnsi"/>
+      <w:rFonts w:ascii="Times New Roman" w:asciiTheme="majorHAnsi" w:cstheme="majorBidi" w:eastAsia="黑体" w:hAnsi="Times New Roman" w:hAnsiTheme="majorHAnsi"/>
       <w:b/>
       <w:color w:val="1F3864"/>
       <w:spacing w:val="5"/>
@@ -3743,7 +3995,7 @@
     <w:uiPriority w:val="10"/>
     <w:rsid w:val="00FC693F"/>
     <w:rPr>
-      <w:rFonts w:asciiTheme="majorHAnsi" w:cstheme="majorBidi" w:eastAsiaTheme="majorEastAsia" w:hAnsiTheme="majorHAnsi"/>
+      <w:rFonts w:asciiTheme="majorHAnsi" w:cstheme="majorBidi" w:hAnsiTheme="majorHAnsi" w:eastAsia="黑体"/>
       <w:color w:themeColor="text2" w:themeShade="BF" w:val="17365D"/>
       <w:spacing w:val="5"/>
       <w:kern w:val="28"/>
@@ -3765,7 +4017,7 @@
       </w:numPr>
     </w:pPr>
     <w:rPr>
-      <w:rFonts w:asciiTheme="majorHAnsi" w:cstheme="majorBidi" w:eastAsiaTheme="majorEastAsia" w:hAnsiTheme="majorHAnsi"/>
+      <w:rFonts w:asciiTheme="majorHAnsi" w:cstheme="majorBidi" w:hAnsiTheme="majorHAnsi" w:eastAsia="黑体"/>
       <w:i/>
       <w:iCs/>
       <w:color w:themeColor="accent1" w:val="4F81BD"/>
@@ -3781,7 +4033,7 @@
     <w:uiPriority w:val="11"/>
     <w:rsid w:val="00FC693F"/>
     <w:rPr>
-      <w:rFonts w:asciiTheme="majorHAnsi" w:cstheme="majorBidi" w:eastAsiaTheme="majorEastAsia" w:hAnsiTheme="majorHAnsi"/>
+      <w:rFonts w:asciiTheme="majorHAnsi" w:cstheme="majorBidi" w:hAnsiTheme="majorHAnsi" w:eastAsia="黑体"/>
       <w:i/>
       <w:iCs/>
       <w:color w:themeColor="accent1" w:val="4F81BD"/>
@@ -3848,6 +4100,7 @@
       <w:spacing w:after="120"/>
     </w:pPr>
     <w:rPr>
+      <w:rFonts w:eastAsia="黑体"/>
       <w:sz w:val="16"/>
       <w:szCs w:val="16"/>
     </w:rPr>
@@ -3859,6 +4112,7 @@
     <w:uiPriority w:val="99"/>
     <w:rsid w:val="00AA1D8D"/>
     <w:rPr>
+      <w:rFonts w:eastAsia="黑体"/>
       <w:sz w:val="16"/>
       <w:szCs w:val="16"/>
     </w:rPr>
@@ -4028,7 +4282,7 @@
       </w:tabs>
     </w:pPr>
     <w:rPr>
-      <w:rFonts w:ascii="Courier" w:hAnsi="Courier"/>
+      <w:rFonts w:ascii="Courier" w:hAnsi="Courier" w:eastAsia="黑体"/>
       <w:sz w:val="20"/>
       <w:szCs w:val="20"/>
     </w:rPr>
@@ -4040,7 +4294,7 @@
     <w:uiPriority w:val="99"/>
     <w:rsid w:val="0029639D"/>
     <w:rPr>
-      <w:rFonts w:ascii="Courier" w:hAnsi="Courier"/>
+      <w:rFonts w:ascii="Courier" w:hAnsi="Courier" w:eastAsia="黑体"/>
       <w:sz w:val="20"/>
       <w:szCs w:val="20"/>
     </w:rPr>
@@ -4076,6 +4330,7 @@
     <w:uiPriority w:val="29"/>
     <w:rsid w:val="00FC693F"/>
     <w:rPr>
+      <w:rFonts w:eastAsia="黑体"/>
       <w:i/>
       <w:iCs/>
       <w:color w:themeColor="text1" w:val="000000"/>
@@ -4089,7 +4344,7 @@
     <w:semiHidden/>
     <w:rsid w:val="00FC693F"/>
     <w:rPr>
-      <w:rFonts w:asciiTheme="majorHAnsi" w:cstheme="majorBidi" w:eastAsiaTheme="majorEastAsia" w:hAnsiTheme="majorHAnsi"/>
+      <w:rFonts w:asciiTheme="majorHAnsi" w:cstheme="majorBidi" w:hAnsiTheme="majorHAnsi" w:eastAsia="黑体"/>
       <w:b/>
       <w:bCs/>
       <w:i/>
@@ -4105,7 +4360,7 @@
     <w:semiHidden/>
     <w:rsid w:val="00FC693F"/>
     <w:rPr>
-      <w:rFonts w:asciiTheme="majorHAnsi" w:cstheme="majorBidi" w:eastAsiaTheme="majorEastAsia" w:hAnsiTheme="majorHAnsi"/>
+      <w:rFonts w:asciiTheme="majorHAnsi" w:cstheme="majorBidi" w:hAnsiTheme="majorHAnsi" w:eastAsia="黑体"/>
       <w:color w:themeColor="accent1" w:themeShade="7F" w:val="243F60"/>
     </w:rPr>
   </w:style>
@@ -4117,7 +4372,7 @@
     <w:semiHidden/>
     <w:rsid w:val="00FC693F"/>
     <w:rPr>
-      <w:rFonts w:asciiTheme="majorHAnsi" w:cstheme="majorBidi" w:eastAsiaTheme="majorEastAsia" w:hAnsiTheme="majorHAnsi"/>
+      <w:rFonts w:asciiTheme="majorHAnsi" w:cstheme="majorBidi" w:hAnsiTheme="majorHAnsi" w:eastAsia="黑体"/>
       <w:i/>
       <w:iCs/>
       <w:color w:themeColor="accent1" w:themeShade="7F" w:val="243F60"/>
@@ -4131,7 +4386,7 @@
     <w:semiHidden/>
     <w:rsid w:val="00FC693F"/>
     <w:rPr>
-      <w:rFonts w:asciiTheme="majorHAnsi" w:cstheme="majorBidi" w:eastAsiaTheme="majorEastAsia" w:hAnsiTheme="majorHAnsi"/>
+      <w:rFonts w:asciiTheme="majorHAnsi" w:cstheme="majorBidi" w:hAnsiTheme="majorHAnsi" w:eastAsia="黑体"/>
       <w:i/>
       <w:iCs/>
       <w:color w:themeColor="text1" w:themeTint="BF" w:val="404040"/>
@@ -4145,7 +4400,7 @@
     <w:semiHidden/>
     <w:rsid w:val="00FC693F"/>
     <w:rPr>
-      <w:rFonts w:asciiTheme="majorHAnsi" w:cstheme="majorBidi" w:eastAsiaTheme="majorEastAsia" w:hAnsiTheme="majorHAnsi"/>
+      <w:rFonts w:asciiTheme="majorHAnsi" w:cstheme="majorBidi" w:hAnsiTheme="majorHAnsi" w:eastAsia="黑体"/>
       <w:color w:themeColor="accent1" w:val="4F81BD"/>
       <w:sz w:val="20"/>
       <w:szCs w:val="20"/>
@@ -4159,7 +4414,7 @@
     <w:semiHidden/>
     <w:rsid w:val="00FC693F"/>
     <w:rPr>
-      <w:rFonts w:asciiTheme="majorHAnsi" w:cstheme="majorBidi" w:eastAsiaTheme="majorEastAsia" w:hAnsiTheme="majorHAnsi"/>
+      <w:rFonts w:asciiTheme="majorHAnsi" w:cstheme="majorBidi" w:hAnsiTheme="majorHAnsi" w:eastAsia="黑体"/>
       <w:i/>
       <w:iCs/>
       <w:color w:themeColor="text1" w:themeTint="BF" w:val="404040"/>
@@ -4180,6 +4435,7 @@
       <w:spacing w:line="240" w:lineRule="auto"/>
     </w:pPr>
     <w:rPr>
+      <w:rFonts w:eastAsia="黑体"/>
       <w:b/>
       <w:bCs/>
       <w:color w:themeColor="accent1" w:val="4F81BD"/>
@@ -4194,6 +4450,7 @@
     <w:qFormat/>
     <w:rsid w:val="00FC693F"/>
     <w:rPr>
+      <w:rFonts w:eastAsia="黑体"/>
       <w:b/>
       <w:bCs/>
     </w:rPr>
@@ -4205,6 +4462,7 @@
     <w:qFormat/>
     <w:rsid w:val="00FC693F"/>
     <w:rPr>
+      <w:rFonts w:eastAsia="黑体"/>
       <w:i/>
       <w:iCs/>
     </w:rPr>
@@ -4225,6 +4483,7 @@
       <w:ind w:left="936" w:right="936"/>
     </w:pPr>
     <w:rPr>
+      <w:rFonts w:eastAsia="黑体"/>
       <w:b/>
       <w:bCs/>
       <w:i/>
@@ -4239,6 +4498,7 @@
     <w:uiPriority w:val="30"/>
     <w:rsid w:val="00FC693F"/>
     <w:rPr>
+      <w:rFonts w:eastAsia="黑体"/>
       <w:b/>
       <w:bCs/>
       <w:i/>
@@ -4253,6 +4513,7 @@
     <w:qFormat/>
     <w:rsid w:val="00FC693F"/>
     <w:rPr>
+      <w:rFonts w:eastAsia="黑体"/>
       <w:i/>
       <w:iCs/>
       <w:color w:themeColor="text1" w:themeTint="7F" w:val="808080"/>
@@ -4265,6 +4526,7 @@
     <w:qFormat/>
     <w:rsid w:val="00FC693F"/>
     <w:rPr>
+      <w:rFonts w:eastAsia="黑体"/>
       <w:b/>
       <w:bCs/>
       <w:i/>
@@ -4279,6 +4541,7 @@
     <w:qFormat/>
     <w:rsid w:val="00FC693F"/>
     <w:rPr>
+      <w:rFonts w:eastAsia="黑体"/>
       <w:smallCaps/>
       <w:color w:themeColor="accent2" w:val="C0504D"/>
       <w:u w:val="single"/>
@@ -4291,6 +4554,7 @@
     <w:qFormat/>
     <w:rsid w:val="00FC693F"/>
     <w:rPr>
+      <w:rFonts w:eastAsia="黑体"/>
       <w:b/>
       <w:bCs/>
       <w:smallCaps/>
@@ -4306,6 +4570,7 @@
     <w:qFormat/>
     <w:rsid w:val="00FC693F"/>
     <w:rPr>
+      <w:rFonts w:eastAsia="黑体"/>
       <w:b/>
       <w:bCs/>
       <w:smallCaps/>
@@ -4360,6 +4625,7 @@
       <w:spacing w:after="0" w:line="240" w:lineRule="auto"/>
     </w:pPr>
     <w:rPr>
+      <w:rFonts w:eastAsia="黑体"/>
       <w:color w:themeColor="text1" w:themeShade="BF" w:val="000000"/>
     </w:rPr>
     <w:tblPr>
@@ -4382,6 +4648,7 @@
         <w:spacing w:after="0" w:before="0" w:line="240" w:lineRule="auto"/>
       </w:pPr>
       <w:rPr>
+        <w:rFonts w:eastAsia="黑体"/>
         <w:b/>
         <w:bCs/>
       </w:rPr>
@@ -4402,6 +4669,7 @@
         <w:spacing w:after="0" w:before="0" w:line="240" w:lineRule="auto"/>
       </w:pPr>
       <w:rPr>
+        <w:rFonts w:eastAsia="黑体"/>
         <w:b/>
         <w:bCs/>
       </w:rPr>
@@ -4419,12 +4687,14 @@
     </w:tblStylePr>
     <w:tblStylePr w:type="firstCol">
       <w:rPr>
+        <w:rFonts w:eastAsia="黑体"/>
         <w:b/>
         <w:bCs/>
       </w:rPr>
     </w:tblStylePr>
     <w:tblStylePr w:type="lastCol">
       <w:rPr>
+        <w:rFonts w:eastAsia="黑体"/>
         <w:b/>
         <w:bCs/>
       </w:rPr>
@@ -4463,6 +4733,7 @@
       <w:spacing w:after="0" w:line="240" w:lineRule="auto"/>
     </w:pPr>
     <w:rPr>
+      <w:rFonts w:eastAsia="黑体"/>
       <w:color w:themeColor="accent1" w:themeShade="BF" w:val="365F91"/>
     </w:rPr>
     <w:tblPr>
@@ -4485,6 +4756,7 @@
         <w:spacing w:after="0" w:before="0" w:line="240" w:lineRule="auto"/>
       </w:pPr>
       <w:rPr>
+        <w:rFonts w:eastAsia="黑体"/>
         <w:b/>
         <w:bCs/>
       </w:rPr>
@@ -4505,6 +4777,7 @@
         <w:spacing w:after="0" w:before="0" w:line="240" w:lineRule="auto"/>
       </w:pPr>
       <w:rPr>
+        <w:rFonts w:eastAsia="黑体"/>
         <w:b/>
         <w:bCs/>
       </w:rPr>
@@ -4522,12 +4795,14 @@
     </w:tblStylePr>
     <w:tblStylePr w:type="firstCol">
       <w:rPr>
+        <w:rFonts w:eastAsia="黑体"/>
         <w:b/>
         <w:bCs/>
       </w:rPr>
     </w:tblStylePr>
     <w:tblStylePr w:type="lastCol">
       <w:rPr>
+        <w:rFonts w:eastAsia="黑体"/>
         <w:b/>
         <w:bCs/>
       </w:rPr>
@@ -4566,6 +4841,7 @@
       <w:spacing w:after="0" w:line="240" w:lineRule="auto"/>
     </w:pPr>
     <w:rPr>
+      <w:rFonts w:eastAsia="黑体"/>
       <w:color w:themeColor="accent2" w:themeShade="BF" w:val="943634"/>
     </w:rPr>
     <w:tblPr>
@@ -4588,6 +4864,7 @@
         <w:spacing w:after="0" w:before="0" w:line="240" w:lineRule="auto"/>
       </w:pPr>
       <w:rPr>
+        <w:rFonts w:eastAsia="黑体"/>
         <w:b/>
         <w:bCs/>
       </w:rPr>
@@ -4608,6 +4885,7 @@
         <w:spacing w:after="0" w:before="0" w:line="240" w:lineRule="auto"/>
       </w:pPr>
       <w:rPr>
+        <w:rFonts w:eastAsia="黑体"/>
         <w:b/>
         <w:bCs/>
       </w:rPr>
@@ -4625,12 +4903,14 @@
     </w:tblStylePr>
     <w:tblStylePr w:type="firstCol">
       <w:rPr>
+        <w:rFonts w:eastAsia="黑体"/>
         <w:b/>
         <w:bCs/>
       </w:rPr>
     </w:tblStylePr>
     <w:tblStylePr w:type="lastCol">
       <w:rPr>
+        <w:rFonts w:eastAsia="黑体"/>
         <w:b/>
         <w:bCs/>
       </w:rPr>
@@ -4669,6 +4949,7 @@
       <w:spacing w:after="0" w:line="240" w:lineRule="auto"/>
     </w:pPr>
     <w:rPr>
+      <w:rFonts w:eastAsia="黑体"/>
       <w:color w:themeColor="accent3" w:themeShade="BF" w:val="76923C"/>
     </w:rPr>
     <w:tblPr>
@@ -4691,6 +4972,7 @@
         <w:spacing w:after="0" w:before="0" w:line="240" w:lineRule="auto"/>
       </w:pPr>
       <w:rPr>
+        <w:rFonts w:eastAsia="黑体"/>
         <w:b/>
         <w:bCs/>
       </w:rPr>
@@ -4711,6 +4993,7 @@
         <w:spacing w:after="0" w:before="0" w:line="240" w:lineRule="auto"/>
       </w:pPr>
       <w:rPr>
+        <w:rFonts w:eastAsia="黑体"/>
         <w:b/>
         <w:bCs/>
       </w:rPr>
@@ -4728,12 +5011,14 @@
     </w:tblStylePr>
     <w:tblStylePr w:type="firstCol">
       <w:rPr>
+        <w:rFonts w:eastAsia="黑体"/>
         <w:b/>
         <w:bCs/>
       </w:rPr>
     </w:tblStylePr>
     <w:tblStylePr w:type="lastCol">
       <w:rPr>
+        <w:rFonts w:eastAsia="黑体"/>
         <w:b/>
         <w:bCs/>
       </w:rPr>
@@ -4772,6 +5057,7 @@
       <w:spacing w:after="0" w:line="240" w:lineRule="auto"/>
     </w:pPr>
     <w:rPr>
+      <w:rFonts w:eastAsia="黑体"/>
       <w:color w:themeColor="accent4" w:themeShade="BF" w:val="5F497A"/>
     </w:rPr>
     <w:tblPr>
@@ -4794,6 +5080,7 @@
         <w:spacing w:after="0" w:before="0" w:line="240" w:lineRule="auto"/>
       </w:pPr>
       <w:rPr>
+        <w:rFonts w:eastAsia="黑体"/>
         <w:b/>
         <w:bCs/>
       </w:rPr>
@@ -4814,6 +5101,7 @@
         <w:spacing w:after="0" w:before="0" w:line="240" w:lineRule="auto"/>
       </w:pPr>
       <w:rPr>
+        <w:rFonts w:eastAsia="黑体"/>
         <w:b/>
         <w:bCs/>
       </w:rPr>
@@ -4831,12 +5119,14 @@
     </w:tblStylePr>
     <w:tblStylePr w:type="firstCol">
       <w:rPr>
+        <w:rFonts w:eastAsia="黑体"/>
         <w:b/>
         <w:bCs/>
       </w:rPr>
     </w:tblStylePr>
     <w:tblStylePr w:type="lastCol">
       <w:rPr>
+        <w:rFonts w:eastAsia="黑体"/>
         <w:b/>
         <w:bCs/>
       </w:rPr>
@@ -4875,6 +5165,7 @@
       <w:spacing w:after="0" w:line="240" w:lineRule="auto"/>
     </w:pPr>
     <w:rPr>
+      <w:rFonts w:eastAsia="黑体"/>
       <w:color w:themeColor="accent5" w:themeShade="BF" w:val="31849B"/>
     </w:rPr>
     <w:tblPr>
@@ -4897,6 +5188,7 @@
         <w:spacing w:after="0" w:before="0" w:line="240" w:lineRule="auto"/>
       </w:pPr>
       <w:rPr>
+        <w:rFonts w:eastAsia="黑体"/>
         <w:b/>
         <w:bCs/>
       </w:rPr>
@@ -4917,6 +5209,7 @@
         <w:spacing w:after="0" w:before="0" w:line="240" w:lineRule="auto"/>
       </w:pPr>
       <w:rPr>
+        <w:rFonts w:eastAsia="黑体"/>
         <w:b/>
         <w:bCs/>
       </w:rPr>
@@ -4934,12 +5227,14 @@
     </w:tblStylePr>
     <w:tblStylePr w:type="firstCol">
       <w:rPr>
+        <w:rFonts w:eastAsia="黑体"/>
         <w:b/>
         <w:bCs/>
       </w:rPr>
     </w:tblStylePr>
     <w:tblStylePr w:type="lastCol">
       <w:rPr>
+        <w:rFonts w:eastAsia="黑体"/>
         <w:b/>
         <w:bCs/>
       </w:rPr>
@@ -4978,6 +5273,7 @@
       <w:spacing w:after="0" w:line="240" w:lineRule="auto"/>
     </w:pPr>
     <w:rPr>
+      <w:rFonts w:eastAsia="黑体"/>
       <w:color w:themeColor="accent6" w:themeShade="BF" w:val="E36C0A"/>
     </w:rPr>
     <w:tblPr>
@@ -5000,6 +5296,7 @@
         <w:spacing w:after="0" w:before="0" w:line="240" w:lineRule="auto"/>
       </w:pPr>
       <w:rPr>
+        <w:rFonts w:eastAsia="黑体"/>
         <w:b/>
         <w:bCs/>
       </w:rPr>
@@ -5020,6 +5317,7 @@
         <w:spacing w:after="0" w:before="0" w:line="240" w:lineRule="auto"/>
       </w:pPr>
       <w:rPr>
+        <w:rFonts w:eastAsia="黑体"/>
         <w:b/>
         <w:bCs/>
       </w:rPr>
@@ -5037,12 +5335,14 @@
     </w:tblStylePr>
     <w:tblStylePr w:type="firstCol">
       <w:rPr>
+        <w:rFonts w:eastAsia="黑体"/>
         <w:b/>
         <w:bCs/>
       </w:rPr>
     </w:tblStylePr>
     <w:tblStylePr w:type="lastCol">
       <w:rPr>
+        <w:rFonts w:eastAsia="黑体"/>
         <w:b/>
         <w:bCs/>
       </w:rPr>
@@ -5102,6 +5402,7 @@
         <w:spacing w:after="0" w:before="0" w:line="240" w:lineRule="auto"/>
       </w:pPr>
       <w:rPr>
+        <w:rFonts w:eastAsia="黑体"/>
         <w:b/>
         <w:bCs/>
         <w:color w:themeColor="background1" w:val="FFFFFF"/>
@@ -5116,6 +5417,7 @@
         <w:spacing w:after="0" w:before="0" w:line="240" w:lineRule="auto"/>
       </w:pPr>
       <w:rPr>
+        <w:rFonts w:eastAsia="黑体"/>
         <w:b/>
         <w:bCs/>
       </w:rPr>
@@ -5131,12 +5433,14 @@
     </w:tblStylePr>
     <w:tblStylePr w:type="firstCol">
       <w:rPr>
+        <w:rFonts w:eastAsia="黑体"/>
         <w:b/>
         <w:bCs/>
       </w:rPr>
     </w:tblStylePr>
     <w:tblStylePr w:type="lastCol">
       <w:rPr>
+        <w:rFonts w:eastAsia="黑体"/>
         <w:b/>
         <w:bCs/>
       </w:rPr>
@@ -5194,6 +5498,7 @@
         <w:spacing w:after="0" w:before="0" w:line="240" w:lineRule="auto"/>
       </w:pPr>
       <w:rPr>
+        <w:rFonts w:eastAsia="黑体"/>
         <w:b/>
         <w:bCs/>
         <w:color w:themeColor="background1" w:val="FFFFFF"/>
@@ -5208,6 +5513,7 @@
         <w:spacing w:after="0" w:before="0" w:line="240" w:lineRule="auto"/>
       </w:pPr>
       <w:rPr>
+        <w:rFonts w:eastAsia="黑体"/>
         <w:b/>
         <w:bCs/>
       </w:rPr>
@@ -5223,12 +5529,14 @@
     </w:tblStylePr>
     <w:tblStylePr w:type="firstCol">
       <w:rPr>
+        <w:rFonts w:eastAsia="黑体"/>
         <w:b/>
         <w:bCs/>
       </w:rPr>
     </w:tblStylePr>
     <w:tblStylePr w:type="lastCol">
       <w:rPr>
+        <w:rFonts w:eastAsia="黑体"/>
         <w:b/>
         <w:bCs/>
       </w:rPr>
@@ -5286,6 +5594,7 @@
         <w:spacing w:after="0" w:before="0" w:line="240" w:lineRule="auto"/>
       </w:pPr>
       <w:rPr>
+        <w:rFonts w:eastAsia="黑体"/>
         <w:b/>
         <w:bCs/>
         <w:color w:themeColor="background1" w:val="FFFFFF"/>
@@ -5300,6 +5609,7 @@
         <w:spacing w:after="0" w:before="0" w:line="240" w:lineRule="auto"/>
       </w:pPr>
       <w:rPr>
+        <w:rFonts w:eastAsia="黑体"/>
         <w:b/>
         <w:bCs/>
       </w:rPr>
@@ -5315,12 +5625,14 @@
     </w:tblStylePr>
     <w:tblStylePr w:type="firstCol">
       <w:rPr>
+        <w:rFonts w:eastAsia="黑体"/>
         <w:b/>
         <w:bCs/>
       </w:rPr>
     </w:tblStylePr>
     <w:tblStylePr w:type="lastCol">
       <w:rPr>
+        <w:rFonts w:eastAsia="黑体"/>
         <w:b/>
         <w:bCs/>
       </w:rPr>
@@ -5378,6 +5690,7 @@
         <w:spacing w:after="0" w:before="0" w:line="240" w:lineRule="auto"/>
       </w:pPr>
       <w:rPr>
+        <w:rFonts w:eastAsia="黑体"/>
         <w:b/>
         <w:bCs/>
         <w:color w:themeColor="background1" w:val="FFFFFF"/>
@@ -5392,6 +5705,7 @@
         <w:spacing w:after="0" w:before="0" w:line="240" w:lineRule="auto"/>
       </w:pPr>
       <w:rPr>
+        <w:rFonts w:eastAsia="黑体"/>
         <w:b/>
         <w:bCs/>
       </w:rPr>
@@ -5407,12 +5721,14 @@
     </w:tblStylePr>
     <w:tblStylePr w:type="firstCol">
       <w:rPr>
+        <w:rFonts w:eastAsia="黑体"/>
         <w:b/>
         <w:bCs/>
       </w:rPr>
     </w:tblStylePr>
     <w:tblStylePr w:type="lastCol">
       <w:rPr>
+        <w:rFonts w:eastAsia="黑体"/>
         <w:b/>
         <w:bCs/>
       </w:rPr>
@@ -5470,6 +5786,7 @@
         <w:spacing w:after="0" w:before="0" w:line="240" w:lineRule="auto"/>
       </w:pPr>
       <w:rPr>
+        <w:rFonts w:eastAsia="黑体"/>
         <w:b/>
         <w:bCs/>
         <w:color w:themeColor="background1" w:val="FFFFFF"/>
@@ -5484,6 +5801,7 @@
         <w:spacing w:after="0" w:before="0" w:line="240" w:lineRule="auto"/>
       </w:pPr>
       <w:rPr>
+        <w:rFonts w:eastAsia="黑体"/>
         <w:b/>
         <w:bCs/>
       </w:rPr>
@@ -5499,12 +5817,14 @@
     </w:tblStylePr>
     <w:tblStylePr w:type="firstCol">
       <w:rPr>
+        <w:rFonts w:eastAsia="黑体"/>
         <w:b/>
         <w:bCs/>
       </w:rPr>
     </w:tblStylePr>
     <w:tblStylePr w:type="lastCol">
       <w:rPr>
+        <w:rFonts w:eastAsia="黑体"/>
         <w:b/>
         <w:bCs/>
       </w:rPr>
@@ -5562,6 +5882,7 @@
         <w:spacing w:after="0" w:before="0" w:line="240" w:lineRule="auto"/>
       </w:pPr>
       <w:rPr>
+        <w:rFonts w:eastAsia="黑体"/>
         <w:b/>
         <w:bCs/>
         <w:color w:themeColor="background1" w:val="FFFFFF"/>
@@ -5576,6 +5897,7 @@
         <w:spacing w:after="0" w:before="0" w:line="240" w:lineRule="auto"/>
       </w:pPr>
       <w:rPr>
+        <w:rFonts w:eastAsia="黑体"/>
         <w:b/>
         <w:bCs/>
       </w:rPr>
@@ -5591,12 +5913,14 @@
     </w:tblStylePr>
     <w:tblStylePr w:type="firstCol">
       <w:rPr>
+        <w:rFonts w:eastAsia="黑体"/>
         <w:b/>
         <w:bCs/>
       </w:rPr>
     </w:tblStylePr>
     <w:tblStylePr w:type="lastCol">
       <w:rPr>
+        <w:rFonts w:eastAsia="黑体"/>
         <w:b/>
         <w:bCs/>
       </w:rPr>
@@ -5654,6 +5978,7 @@
         <w:spacing w:after="0" w:before="0" w:line="240" w:lineRule="auto"/>
       </w:pPr>
       <w:rPr>
+        <w:rFonts w:eastAsia="黑体"/>
         <w:b/>
         <w:bCs/>
         <w:color w:themeColor="background1" w:val="FFFFFF"/>
@@ -5668,6 +5993,7 @@
         <w:spacing w:after="0" w:before="0" w:line="240" w:lineRule="auto"/>
       </w:pPr>
       <w:rPr>
+        <w:rFonts w:eastAsia="黑体"/>
         <w:b/>
         <w:bCs/>
       </w:rPr>
@@ -5683,12 +6009,14 @@
     </w:tblStylePr>
     <w:tblStylePr w:type="firstCol">
       <w:rPr>
+        <w:rFonts w:eastAsia="黑体"/>
         <w:b/>
         <w:bCs/>
       </w:rPr>
     </w:tblStylePr>
     <w:tblStylePr w:type="lastCol">
       <w:rPr>
+        <w:rFonts w:eastAsia="黑体"/>
         <w:b/>
         <w:bCs/>
       </w:rPr>
@@ -5748,7 +6076,7 @@
         <w:spacing w:after="0" w:before="0" w:line="240" w:lineRule="auto"/>
       </w:pPr>
       <w:rPr>
-        <w:rFonts w:asciiTheme="majorHAnsi" w:cstheme="majorBidi" w:eastAsiaTheme="majorEastAsia" w:hAnsiTheme="majorHAnsi"/>
+        <w:rFonts w:asciiTheme="majorHAnsi" w:cstheme="majorBidi" w:hAnsiTheme="majorHAnsi" w:eastAsia="黑体"/>
         <w:b/>
         <w:bCs/>
       </w:rPr>
@@ -5769,7 +6097,7 @@
         <w:spacing w:after="0" w:before="0" w:line="240" w:lineRule="auto"/>
       </w:pPr>
       <w:rPr>
-        <w:rFonts w:asciiTheme="majorHAnsi" w:cstheme="majorBidi" w:eastAsiaTheme="majorEastAsia" w:hAnsiTheme="majorHAnsi"/>
+        <w:rFonts w:asciiTheme="majorHAnsi" w:cstheme="majorBidi" w:hAnsiTheme="majorHAnsi" w:eastAsia="黑体"/>
         <w:b/>
         <w:bCs/>
       </w:rPr>
@@ -5787,14 +6115,14 @@
     </w:tblStylePr>
     <w:tblStylePr w:type="firstCol">
       <w:rPr>
-        <w:rFonts w:asciiTheme="majorHAnsi" w:cstheme="majorBidi" w:eastAsiaTheme="majorEastAsia" w:hAnsiTheme="majorHAnsi"/>
+        <w:rFonts w:asciiTheme="majorHAnsi" w:cstheme="majorBidi" w:hAnsiTheme="majorHAnsi" w:eastAsia="黑体"/>
         <w:b/>
         <w:bCs/>
       </w:rPr>
     </w:tblStylePr>
     <w:tblStylePr w:type="lastCol">
       <w:rPr>
-        <w:rFonts w:asciiTheme="majorHAnsi" w:cstheme="majorBidi" w:eastAsiaTheme="majorEastAsia" w:hAnsiTheme="majorHAnsi"/>
+        <w:rFonts w:asciiTheme="majorHAnsi" w:cstheme="majorBidi" w:hAnsiTheme="majorHAnsi" w:eastAsia="黑体"/>
         <w:b/>
         <w:bCs/>
       </w:rPr>
@@ -5878,7 +6206,7 @@
         <w:spacing w:after="0" w:before="0" w:line="240" w:lineRule="auto"/>
       </w:pPr>
       <w:rPr>
-        <w:rFonts w:asciiTheme="majorHAnsi" w:cstheme="majorBidi" w:eastAsiaTheme="majorEastAsia" w:hAnsiTheme="majorHAnsi"/>
+        <w:rFonts w:asciiTheme="majorHAnsi" w:cstheme="majorBidi" w:hAnsiTheme="majorHAnsi" w:eastAsia="黑体"/>
         <w:b/>
         <w:bCs/>
       </w:rPr>
@@ -5899,7 +6227,7 @@
         <w:spacing w:after="0" w:before="0" w:line="240" w:lineRule="auto"/>
       </w:pPr>
       <w:rPr>
-        <w:rFonts w:asciiTheme="majorHAnsi" w:cstheme="majorBidi" w:eastAsiaTheme="majorEastAsia" w:hAnsiTheme="majorHAnsi"/>
+        <w:rFonts w:asciiTheme="majorHAnsi" w:cstheme="majorBidi" w:hAnsiTheme="majorHAnsi" w:eastAsia="黑体"/>
         <w:b/>
         <w:bCs/>
       </w:rPr>
@@ -5917,14 +6245,14 @@
     </w:tblStylePr>
     <w:tblStylePr w:type="firstCol">
       <w:rPr>
-        <w:rFonts w:asciiTheme="majorHAnsi" w:cstheme="majorBidi" w:eastAsiaTheme="majorEastAsia" w:hAnsiTheme="majorHAnsi"/>
+        <w:rFonts w:asciiTheme="majorHAnsi" w:cstheme="majorBidi" w:hAnsiTheme="majorHAnsi" w:eastAsia="黑体"/>
         <w:b/>
         <w:bCs/>
       </w:rPr>
     </w:tblStylePr>
     <w:tblStylePr w:type="lastCol">
       <w:rPr>
-        <w:rFonts w:asciiTheme="majorHAnsi" w:cstheme="majorBidi" w:eastAsiaTheme="majorEastAsia" w:hAnsiTheme="majorHAnsi"/>
+        <w:rFonts w:asciiTheme="majorHAnsi" w:cstheme="majorBidi" w:hAnsiTheme="majorHAnsi" w:eastAsia="黑体"/>
         <w:b/>
         <w:bCs/>
       </w:rPr>
@@ -6008,7 +6336,7 @@
         <w:spacing w:after="0" w:before="0" w:line="240" w:lineRule="auto"/>
       </w:pPr>
       <w:rPr>
-        <w:rFonts w:asciiTheme="majorHAnsi" w:cstheme="majorBidi" w:eastAsiaTheme="majorEastAsia" w:hAnsiTheme="majorHAnsi"/>
+        <w:rFonts w:asciiTheme="majorHAnsi" w:cstheme="majorBidi" w:hAnsiTheme="majorHAnsi" w:eastAsia="黑体"/>
         <w:b/>
         <w:bCs/>
       </w:rPr>
@@ -6029,7 +6357,7 @@
         <w:spacing w:after="0" w:before="0" w:line="240" w:lineRule="auto"/>
       </w:pPr>
       <w:rPr>
-        <w:rFonts w:asciiTheme="majorHAnsi" w:cstheme="majorBidi" w:eastAsiaTheme="majorEastAsia" w:hAnsiTheme="majorHAnsi"/>
+        <w:rFonts w:asciiTheme="majorHAnsi" w:cstheme="majorBidi" w:hAnsiTheme="majorHAnsi" w:eastAsia="黑体"/>
         <w:b/>
         <w:bCs/>
       </w:rPr>
@@ -6047,14 +6375,14 @@
     </w:tblStylePr>
     <w:tblStylePr w:type="firstCol">
       <w:rPr>
-        <w:rFonts w:asciiTheme="majorHAnsi" w:cstheme="majorBidi" w:eastAsiaTheme="majorEastAsia" w:hAnsiTheme="majorHAnsi"/>
+        <w:rFonts w:asciiTheme="majorHAnsi" w:cstheme="majorBidi" w:hAnsiTheme="majorHAnsi" w:eastAsia="黑体"/>
         <w:b/>
         <w:bCs/>
       </w:rPr>
     </w:tblStylePr>
     <w:tblStylePr w:type="lastCol">
       <w:rPr>
-        <w:rFonts w:asciiTheme="majorHAnsi" w:cstheme="majorBidi" w:eastAsiaTheme="majorEastAsia" w:hAnsiTheme="majorHAnsi"/>
+        <w:rFonts w:asciiTheme="majorHAnsi" w:cstheme="majorBidi" w:hAnsiTheme="majorHAnsi" w:eastAsia="黑体"/>
         <w:b/>
         <w:bCs/>
       </w:rPr>
@@ -6138,7 +6466,7 @@
         <w:spacing w:after="0" w:before="0" w:line="240" w:lineRule="auto"/>
       </w:pPr>
       <w:rPr>
-        <w:rFonts w:asciiTheme="majorHAnsi" w:cstheme="majorBidi" w:eastAsiaTheme="majorEastAsia" w:hAnsiTheme="majorHAnsi"/>
+        <w:rFonts w:asciiTheme="majorHAnsi" w:cstheme="majorBidi" w:hAnsiTheme="majorHAnsi" w:eastAsia="黑体"/>
         <w:b/>
         <w:bCs/>
       </w:rPr>
@@ -6159,7 +6487,7 @@
         <w:spacing w:after="0" w:before="0" w:line="240" w:lineRule="auto"/>
       </w:pPr>
       <w:rPr>
-        <w:rFonts w:asciiTheme="majorHAnsi" w:cstheme="majorBidi" w:eastAsiaTheme="majorEastAsia" w:hAnsiTheme="majorHAnsi"/>
+        <w:rFonts w:asciiTheme="majorHAnsi" w:cstheme="majorBidi" w:hAnsiTheme="majorHAnsi" w:eastAsia="黑体"/>
         <w:b/>
         <w:bCs/>
       </w:rPr>
@@ -6177,14 +6505,14 @@
     </w:tblStylePr>
     <w:tblStylePr w:type="firstCol">
       <w:rPr>
-        <w:rFonts w:asciiTheme="majorHAnsi" w:cstheme="majorBidi" w:eastAsiaTheme="majorEastAsia" w:hAnsiTheme="majorHAnsi"/>
+        <w:rFonts w:asciiTheme="majorHAnsi" w:cstheme="majorBidi" w:hAnsiTheme="majorHAnsi" w:eastAsia="黑体"/>
         <w:b/>
         <w:bCs/>
       </w:rPr>
     </w:tblStylePr>
     <w:tblStylePr w:type="lastCol">
       <w:rPr>
-        <w:rFonts w:asciiTheme="majorHAnsi" w:cstheme="majorBidi" w:eastAsiaTheme="majorEastAsia" w:hAnsiTheme="majorHAnsi"/>
+        <w:rFonts w:asciiTheme="majorHAnsi" w:cstheme="majorBidi" w:hAnsiTheme="majorHAnsi" w:eastAsia="黑体"/>
         <w:b/>
         <w:bCs/>
       </w:rPr>
@@ -6268,7 +6596,7 @@
         <w:spacing w:after="0" w:before="0" w:line="240" w:lineRule="auto"/>
       </w:pPr>
       <w:rPr>
-        <w:rFonts w:asciiTheme="majorHAnsi" w:cstheme="majorBidi" w:eastAsiaTheme="majorEastAsia" w:hAnsiTheme="majorHAnsi"/>
+        <w:rFonts w:asciiTheme="majorHAnsi" w:cstheme="majorBidi" w:hAnsiTheme="majorHAnsi" w:eastAsia="黑体"/>
         <w:b/>
         <w:bCs/>
       </w:rPr>
@@ -6289,7 +6617,7 @@
         <w:spacing w:after="0" w:before="0" w:line="240" w:lineRule="auto"/>
       </w:pPr>
       <w:rPr>
-        <w:rFonts w:asciiTheme="majorHAnsi" w:cstheme="majorBidi" w:eastAsiaTheme="majorEastAsia" w:hAnsiTheme="majorHAnsi"/>
+        <w:rFonts w:asciiTheme="majorHAnsi" w:cstheme="majorBidi" w:hAnsiTheme="majorHAnsi" w:eastAsia="黑体"/>
         <w:b/>
         <w:bCs/>
       </w:rPr>
@@ -6307,14 +6635,14 @@
     </w:tblStylePr>
     <w:tblStylePr w:type="firstCol">
       <w:rPr>
-        <w:rFonts w:asciiTheme="majorHAnsi" w:cstheme="majorBidi" w:eastAsiaTheme="majorEastAsia" w:hAnsiTheme="majorHAnsi"/>
+        <w:rFonts w:asciiTheme="majorHAnsi" w:cstheme="majorBidi" w:hAnsiTheme="majorHAnsi" w:eastAsia="黑体"/>
         <w:b/>
         <w:bCs/>
       </w:rPr>
     </w:tblStylePr>
     <w:tblStylePr w:type="lastCol">
       <w:rPr>
-        <w:rFonts w:asciiTheme="majorHAnsi" w:cstheme="majorBidi" w:eastAsiaTheme="majorEastAsia" w:hAnsiTheme="majorHAnsi"/>
+        <w:rFonts w:asciiTheme="majorHAnsi" w:cstheme="majorBidi" w:hAnsiTheme="majorHAnsi" w:eastAsia="黑体"/>
         <w:b/>
         <w:bCs/>
       </w:rPr>
@@ -6398,7 +6726,7 @@
         <w:spacing w:after="0" w:before="0" w:line="240" w:lineRule="auto"/>
       </w:pPr>
       <w:rPr>
-        <w:rFonts w:asciiTheme="majorHAnsi" w:cstheme="majorBidi" w:eastAsiaTheme="majorEastAsia" w:hAnsiTheme="majorHAnsi"/>
+        <w:rFonts w:asciiTheme="majorHAnsi" w:cstheme="majorBidi" w:hAnsiTheme="majorHAnsi" w:eastAsia="黑体"/>
         <w:b/>
         <w:bCs/>
       </w:rPr>
@@ -6419,7 +6747,7 @@
         <w:spacing w:after="0" w:before="0" w:line="240" w:lineRule="auto"/>
       </w:pPr>
       <w:rPr>
-        <w:rFonts w:asciiTheme="majorHAnsi" w:cstheme="majorBidi" w:eastAsiaTheme="majorEastAsia" w:hAnsiTheme="majorHAnsi"/>
+        <w:rFonts w:asciiTheme="majorHAnsi" w:cstheme="majorBidi" w:hAnsiTheme="majorHAnsi" w:eastAsia="黑体"/>
         <w:b/>
         <w:bCs/>
       </w:rPr>
@@ -6437,14 +6765,14 @@
     </w:tblStylePr>
     <w:tblStylePr w:type="firstCol">
       <w:rPr>
-        <w:rFonts w:asciiTheme="majorHAnsi" w:cstheme="majorBidi" w:eastAsiaTheme="majorEastAsia" w:hAnsiTheme="majorHAnsi"/>
+        <w:rFonts w:asciiTheme="majorHAnsi" w:cstheme="majorBidi" w:hAnsiTheme="majorHAnsi" w:eastAsia="黑体"/>
         <w:b/>
         <w:bCs/>
       </w:rPr>
     </w:tblStylePr>
     <w:tblStylePr w:type="lastCol">
       <w:rPr>
-        <w:rFonts w:asciiTheme="majorHAnsi" w:cstheme="majorBidi" w:eastAsiaTheme="majorEastAsia" w:hAnsiTheme="majorHAnsi"/>
+        <w:rFonts w:asciiTheme="majorHAnsi" w:cstheme="majorBidi" w:hAnsiTheme="majorHAnsi" w:eastAsia="黑体"/>
         <w:b/>
         <w:bCs/>
       </w:rPr>
@@ -6528,7 +6856,7 @@
         <w:spacing w:after="0" w:before="0" w:line="240" w:lineRule="auto"/>
       </w:pPr>
       <w:rPr>
-        <w:rFonts w:asciiTheme="majorHAnsi" w:cstheme="majorBidi" w:eastAsiaTheme="majorEastAsia" w:hAnsiTheme="majorHAnsi"/>
+        <w:rFonts w:asciiTheme="majorHAnsi" w:cstheme="majorBidi" w:hAnsiTheme="majorHAnsi" w:eastAsia="黑体"/>
         <w:b/>
         <w:bCs/>
       </w:rPr>
@@ -6549,7 +6877,7 @@
         <w:spacing w:after="0" w:before="0" w:line="240" w:lineRule="auto"/>
       </w:pPr>
       <w:rPr>
-        <w:rFonts w:asciiTheme="majorHAnsi" w:cstheme="majorBidi" w:eastAsiaTheme="majorEastAsia" w:hAnsiTheme="majorHAnsi"/>
+        <w:rFonts w:asciiTheme="majorHAnsi" w:cstheme="majorBidi" w:hAnsiTheme="majorHAnsi" w:eastAsia="黑体"/>
         <w:b/>
         <w:bCs/>
       </w:rPr>
@@ -6567,14 +6895,14 @@
     </w:tblStylePr>
     <w:tblStylePr w:type="firstCol">
       <w:rPr>
-        <w:rFonts w:asciiTheme="majorHAnsi" w:cstheme="majorBidi" w:eastAsiaTheme="majorEastAsia" w:hAnsiTheme="majorHAnsi"/>
+        <w:rFonts w:asciiTheme="majorHAnsi" w:cstheme="majorBidi" w:hAnsiTheme="majorHAnsi" w:eastAsia="黑体"/>
         <w:b/>
         <w:bCs/>
       </w:rPr>
     </w:tblStylePr>
     <w:tblStylePr w:type="lastCol">
       <w:rPr>
-        <w:rFonts w:asciiTheme="majorHAnsi" w:cstheme="majorBidi" w:eastAsiaTheme="majorEastAsia" w:hAnsiTheme="majorHAnsi"/>
+        <w:rFonts w:asciiTheme="majorHAnsi" w:cstheme="majorBidi" w:hAnsiTheme="majorHAnsi" w:eastAsia="黑体"/>
         <w:b/>
         <w:bCs/>
       </w:rPr>
@@ -6657,6 +6985,7 @@
         <w:spacing w:after="0" w:before="0" w:line="240" w:lineRule="auto"/>
       </w:pPr>
       <w:rPr>
+        <w:rFonts w:eastAsia="黑体"/>
         <w:b/>
         <w:bCs/>
         <w:color w:themeColor="background1" w:val="FFFFFF"/>
@@ -6679,6 +7008,7 @@
         <w:spacing w:after="0" w:before="0" w:line="240" w:lineRule="auto"/>
       </w:pPr>
       <w:rPr>
+        <w:rFonts w:eastAsia="黑体"/>
         <w:b/>
         <w:bCs/>
       </w:rPr>
@@ -6696,12 +7026,14 @@
     </w:tblStylePr>
     <w:tblStylePr w:type="firstCol">
       <w:rPr>
+        <w:rFonts w:eastAsia="黑体"/>
         <w:b/>
         <w:bCs/>
       </w:rPr>
     </w:tblStylePr>
     <w:tblStylePr w:type="lastCol">
       <w:rPr>
+        <w:rFonts w:eastAsia="黑体"/>
         <w:b/>
         <w:bCs/>
       </w:rPr>
@@ -6763,6 +7095,7 @@
         <w:spacing w:after="0" w:before="0" w:line="240" w:lineRule="auto"/>
       </w:pPr>
       <w:rPr>
+        <w:rFonts w:eastAsia="黑体"/>
         <w:b/>
         <w:bCs/>
         <w:color w:themeColor="background1" w:val="FFFFFF"/>
@@ -6785,6 +7118,7 @@
         <w:spacing w:after="0" w:before="0" w:line="240" w:lineRule="auto"/>
       </w:pPr>
       <w:rPr>
+        <w:rFonts w:eastAsia="黑体"/>
         <w:b/>
         <w:bCs/>
       </w:rPr>
@@ -6802,12 +7136,14 @@
     </w:tblStylePr>
     <w:tblStylePr w:type="firstCol">
       <w:rPr>
+        <w:rFonts w:eastAsia="黑体"/>
         <w:b/>
         <w:bCs/>
       </w:rPr>
     </w:tblStylePr>
     <w:tblStylePr w:type="lastCol">
       <w:rPr>
+        <w:rFonts w:eastAsia="黑体"/>
         <w:b/>
         <w:bCs/>
       </w:rPr>
@@ -6869,6 +7205,7 @@
         <w:spacing w:after="0" w:before="0" w:line="240" w:lineRule="auto"/>
       </w:pPr>
       <w:rPr>
+        <w:rFonts w:eastAsia="黑体"/>
         <w:b/>
         <w:bCs/>
         <w:color w:themeColor="background1" w:val="FFFFFF"/>
@@ -6891,6 +7228,7 @@
         <w:spacing w:after="0" w:before="0" w:line="240" w:lineRule="auto"/>
       </w:pPr>
       <w:rPr>
+        <w:rFonts w:eastAsia="黑体"/>
         <w:b/>
         <w:bCs/>
       </w:rPr>
@@ -6908,12 +7246,14 @@
     </w:tblStylePr>
     <w:tblStylePr w:type="firstCol">
       <w:rPr>
+        <w:rFonts w:eastAsia="黑体"/>
         <w:b/>
         <w:bCs/>
       </w:rPr>
     </w:tblStylePr>
     <w:tblStylePr w:type="lastCol">
       <w:rPr>
+        <w:rFonts w:eastAsia="黑体"/>
         <w:b/>
         <w:bCs/>
       </w:rPr>
@@ -6975,6 +7315,7 @@
         <w:spacing w:after="0" w:before="0" w:line="240" w:lineRule="auto"/>
       </w:pPr>
       <w:rPr>
+        <w:rFonts w:eastAsia="黑体"/>
         <w:b/>
         <w:bCs/>
         <w:color w:themeColor="background1" w:val="FFFFFF"/>
@@ -6997,6 +7338,7 @@
         <w:spacing w:after="0" w:before="0" w:line="240" w:lineRule="auto"/>
       </w:pPr>
       <w:rPr>
+        <w:rFonts w:eastAsia="黑体"/>
         <w:b/>
         <w:bCs/>
       </w:rPr>
@@ -7014,12 +7356,14 @@
     </w:tblStylePr>
     <w:tblStylePr w:type="firstCol">
       <w:rPr>
+        <w:rFonts w:eastAsia="黑体"/>
         <w:b/>
         <w:bCs/>
       </w:rPr>
     </w:tblStylePr>
     <w:tblStylePr w:type="lastCol">
       <w:rPr>
+        <w:rFonts w:eastAsia="黑体"/>
         <w:b/>
         <w:bCs/>
       </w:rPr>
@@ -7081,6 +7425,7 @@
         <w:spacing w:after="0" w:before="0" w:line="240" w:lineRule="auto"/>
       </w:pPr>
       <w:rPr>
+        <w:rFonts w:eastAsia="黑体"/>
         <w:b/>
         <w:bCs/>
         <w:color w:themeColor="background1" w:val="FFFFFF"/>
@@ -7103,6 +7448,7 @@
         <w:spacing w:after="0" w:before="0" w:line="240" w:lineRule="auto"/>
       </w:pPr>
       <w:rPr>
+        <w:rFonts w:eastAsia="黑体"/>
         <w:b/>
         <w:bCs/>
       </w:rPr>
@@ -7120,12 +7466,14 @@
     </w:tblStylePr>
     <w:tblStylePr w:type="firstCol">
       <w:rPr>
+        <w:rFonts w:eastAsia="黑体"/>
         <w:b/>
         <w:bCs/>
       </w:rPr>
     </w:tblStylePr>
     <w:tblStylePr w:type="lastCol">
       <w:rPr>
+        <w:rFonts w:eastAsia="黑体"/>
         <w:b/>
         <w:bCs/>
       </w:rPr>
@@ -7187,6 +7535,7 @@
         <w:spacing w:after="0" w:before="0" w:line="240" w:lineRule="auto"/>
       </w:pPr>
       <w:rPr>
+        <w:rFonts w:eastAsia="黑体"/>
         <w:b/>
         <w:bCs/>
         <w:color w:themeColor="background1" w:val="FFFFFF"/>
@@ -7209,6 +7558,7 @@
         <w:spacing w:after="0" w:before="0" w:line="240" w:lineRule="auto"/>
       </w:pPr>
       <w:rPr>
+        <w:rFonts w:eastAsia="黑体"/>
         <w:b/>
         <w:bCs/>
       </w:rPr>
@@ -7226,12 +7576,14 @@
     </w:tblStylePr>
     <w:tblStylePr w:type="firstCol">
       <w:rPr>
+        <w:rFonts w:eastAsia="黑体"/>
         <w:b/>
         <w:bCs/>
       </w:rPr>
     </w:tblStylePr>
     <w:tblStylePr w:type="lastCol">
       <w:rPr>
+        <w:rFonts w:eastAsia="黑体"/>
         <w:b/>
         <w:bCs/>
       </w:rPr>
@@ -7293,6 +7645,7 @@
         <w:spacing w:after="0" w:before="0" w:line="240" w:lineRule="auto"/>
       </w:pPr>
       <w:rPr>
+        <w:rFonts w:eastAsia="黑体"/>
         <w:b/>
         <w:bCs/>
         <w:color w:themeColor="background1" w:val="FFFFFF"/>
@@ -7315,6 +7668,7 @@
         <w:spacing w:after="0" w:before="0" w:line="240" w:lineRule="auto"/>
       </w:pPr>
       <w:rPr>
+        <w:rFonts w:eastAsia="黑体"/>
         <w:b/>
         <w:bCs/>
       </w:rPr>
@@ -7332,12 +7686,14 @@
     </w:tblStylePr>
     <w:tblStylePr w:type="firstCol">
       <w:rPr>
+        <w:rFonts w:eastAsia="黑体"/>
         <w:b/>
         <w:bCs/>
       </w:rPr>
     </w:tblStylePr>
     <w:tblStylePr w:type="lastCol">
       <w:rPr>
+        <w:rFonts w:eastAsia="黑体"/>
         <w:b/>
         <w:bCs/>
       </w:rPr>
@@ -7396,6 +7752,7 @@
         <w:spacing w:after="0" w:before="0" w:line="240" w:lineRule="auto"/>
       </w:pPr>
       <w:rPr>
+        <w:rFonts w:eastAsia="黑体"/>
         <w:b/>
         <w:bCs/>
         <w:color w:themeColor="background1" w:val="FFFFFF"/>
@@ -7418,6 +7775,7 @@
         <w:spacing w:after="0" w:before="0" w:line="240" w:lineRule="auto"/>
       </w:pPr>
       <w:rPr>
+        <w:rFonts w:eastAsia="黑体"/>
         <w:color w:val="auto"/>
       </w:rPr>
       <w:tblPr/>
@@ -7435,6 +7793,7 @@
     </w:tblStylePr>
     <w:tblStylePr w:type="firstCol">
       <w:rPr>
+        <w:rFonts w:eastAsia="黑体"/>
         <w:b/>
         <w:bCs/>
         <w:color w:themeColor="background1" w:val="FFFFFF"/>
@@ -7454,6 +7813,7 @@
     </w:tblStylePr>
     <w:tblStylePr w:type="lastCol">
       <w:rPr>
+        <w:rFonts w:eastAsia="黑体"/>
         <w:b/>
         <w:bCs/>
         <w:color w:themeColor="background1" w:val="FFFFFF"/>
@@ -7502,6 +7862,7 @@
     </w:tblStylePr>
     <w:tblStylePr w:type="nwCell">
       <w:rPr>
+        <w:rFonts w:eastAsia="黑体"/>
         <w:color w:themeColor="background1" w:val="FFFFFF"/>
       </w:rPr>
       <w:tblPr/>
@@ -7545,6 +7906,7 @@
         <w:spacing w:after="0" w:before="0" w:line="240" w:lineRule="auto"/>
       </w:pPr>
       <w:rPr>
+        <w:rFonts w:eastAsia="黑体"/>
         <w:b/>
         <w:bCs/>
         <w:color w:themeColor="background1" w:val="FFFFFF"/>
@@ -7567,6 +7929,7 @@
         <w:spacing w:after="0" w:before="0" w:line="240" w:lineRule="auto"/>
       </w:pPr>
       <w:rPr>
+        <w:rFonts w:eastAsia="黑体"/>
         <w:color w:val="auto"/>
       </w:rPr>
       <w:tblPr/>
@@ -7584,6 +7947,7 @@
     </w:tblStylePr>
     <w:tblStylePr w:type="firstCol">
       <w:rPr>
+        <w:rFonts w:eastAsia="黑体"/>
         <w:b/>
         <w:bCs/>
         <w:color w:themeColor="background1" w:val="FFFFFF"/>
@@ -7603,6 +7967,7 @@
     </w:tblStylePr>
     <w:tblStylePr w:type="lastCol">
       <w:rPr>
+        <w:rFonts w:eastAsia="黑体"/>
         <w:b/>
         <w:bCs/>
         <w:color w:themeColor="background1" w:val="FFFFFF"/>
@@ -7651,6 +8016,7 @@
     </w:tblStylePr>
     <w:tblStylePr w:type="nwCell">
       <w:rPr>
+        <w:rFonts w:eastAsia="黑体"/>
         <w:color w:themeColor="background1" w:val="FFFFFF"/>
       </w:rPr>
       <w:tblPr/>
@@ -7694,6 +8060,7 @@
         <w:spacing w:after="0" w:before="0" w:line="240" w:lineRule="auto"/>
       </w:pPr>
       <w:rPr>
+        <w:rFonts w:eastAsia="黑体"/>
         <w:b/>
         <w:bCs/>
         <w:color w:themeColor="background1" w:val="FFFFFF"/>
@@ -7716,6 +8083,7 @@
         <w:spacing w:after="0" w:before="0" w:line="240" w:lineRule="auto"/>
       </w:pPr>
       <w:rPr>
+        <w:rFonts w:eastAsia="黑体"/>
         <w:color w:val="auto"/>
       </w:rPr>
       <w:tblPr/>
@@ -7733,6 +8101,7 @@
     </w:tblStylePr>
     <w:tblStylePr w:type="firstCol">
       <w:rPr>
+        <w:rFonts w:eastAsia="黑体"/>
         <w:b/>
         <w:bCs/>
         <w:color w:themeColor="background1" w:val="FFFFFF"/>
@@ -7752,6 +8121,7 @@
     </w:tblStylePr>
     <w:tblStylePr w:type="lastCol">
       <w:rPr>
+        <w:rFonts w:eastAsia="黑体"/>
         <w:b/>
         <w:bCs/>
         <w:color w:themeColor="background1" w:val="FFFFFF"/>
@@ -7800,6 +8170,7 @@
     </w:tblStylePr>
     <w:tblStylePr w:type="nwCell">
       <w:rPr>
+        <w:rFonts w:eastAsia="黑体"/>
         <w:color w:themeColor="background1" w:val="FFFFFF"/>
       </w:rPr>
       <w:tblPr/>
@@ -7843,6 +8214,7 @@
         <w:spacing w:after="0" w:before="0" w:line="240" w:lineRule="auto"/>
       </w:pPr>
       <w:rPr>
+        <w:rFonts w:eastAsia="黑体"/>
         <w:b/>
         <w:bCs/>
         <w:color w:themeColor="background1" w:val="FFFFFF"/>
@@ -7865,6 +8237,7 @@
         <w:spacing w:after="0" w:before="0" w:line="240" w:lineRule="auto"/>
       </w:pPr>
       <w:rPr>
+        <w:rFonts w:eastAsia="黑体"/>
         <w:color w:val="auto"/>
       </w:rPr>
       <w:tblPr/>
@@ -7882,6 +8255,7 @@
     </w:tblStylePr>
     <w:tblStylePr w:type="firstCol">
       <w:rPr>
+        <w:rFonts w:eastAsia="黑体"/>
         <w:b/>
         <w:bCs/>
         <w:color w:themeColor="background1" w:val="FFFFFF"/>
@@ -7901,6 +8275,7 @@
     </w:tblStylePr>
     <w:tblStylePr w:type="lastCol">
       <w:rPr>
+        <w:rFonts w:eastAsia="黑体"/>
         <w:b/>
         <w:bCs/>
         <w:color w:themeColor="background1" w:val="FFFFFF"/>
@@ -7949,6 +8324,7 @@
     </w:tblStylePr>
     <w:tblStylePr w:type="nwCell">
       <w:rPr>
+        <w:rFonts w:eastAsia="黑体"/>
         <w:color w:themeColor="background1" w:val="FFFFFF"/>
       </w:rPr>
       <w:tblPr/>
@@ -7992,6 +8368,7 @@
         <w:spacing w:after="0" w:before="0" w:line="240" w:lineRule="auto"/>
       </w:pPr>
       <w:rPr>
+        <w:rFonts w:eastAsia="黑体"/>
         <w:b/>
         <w:bCs/>
         <w:color w:themeColor="background1" w:val="FFFFFF"/>
@@ -8014,6 +8391,7 @@
         <w:spacing w:after="0" w:before="0" w:line="240" w:lineRule="auto"/>
       </w:pPr>
       <w:rPr>
+        <w:rFonts w:eastAsia="黑体"/>
         <w:color w:val="auto"/>
       </w:rPr>
       <w:tblPr/>
@@ -8031,6 +8409,7 @@
     </w:tblStylePr>
     <w:tblStylePr w:type="firstCol">
       <w:rPr>
+        <w:rFonts w:eastAsia="黑体"/>
         <w:b/>
         <w:bCs/>
         <w:color w:themeColor="background1" w:val="FFFFFF"/>
@@ -8050,6 +8429,7 @@
     </w:tblStylePr>
     <w:tblStylePr w:type="lastCol">
       <w:rPr>
+        <w:rFonts w:eastAsia="黑体"/>
         <w:b/>
         <w:bCs/>
         <w:color w:themeColor="background1" w:val="FFFFFF"/>
@@ -8098,6 +8478,7 @@
     </w:tblStylePr>
     <w:tblStylePr w:type="nwCell">
       <w:rPr>
+        <w:rFonts w:eastAsia="黑体"/>
         <w:color w:themeColor="background1" w:val="FFFFFF"/>
       </w:rPr>
       <w:tblPr/>
@@ -8141,6 +8522,7 @@
         <w:spacing w:after="0" w:before="0" w:line="240" w:lineRule="auto"/>
       </w:pPr>
       <w:rPr>
+        <w:rFonts w:eastAsia="黑体"/>
         <w:b/>
         <w:bCs/>
         <w:color w:themeColor="background1" w:val="FFFFFF"/>
@@ -8163,6 +8545,7 @@
         <w:spacing w:after="0" w:before="0" w:line="240" w:lineRule="auto"/>
       </w:pPr>
       <w:rPr>
+        <w:rFonts w:eastAsia="黑体"/>
         <w:color w:val="auto"/>
       </w:rPr>
       <w:tblPr/>
@@ -8180,6 +8563,7 @@
     </w:tblStylePr>
     <w:tblStylePr w:type="firstCol">
       <w:rPr>
+        <w:rFonts w:eastAsia="黑体"/>
         <w:b/>
         <w:bCs/>
         <w:color w:themeColor="background1" w:val="FFFFFF"/>
@@ -8199,6 +8583,7 @@
     </w:tblStylePr>
     <w:tblStylePr w:type="lastCol">
       <w:rPr>
+        <w:rFonts w:eastAsia="黑体"/>
         <w:b/>
         <w:bCs/>
         <w:color w:themeColor="background1" w:val="FFFFFF"/>
@@ -8247,6 +8632,7 @@
     </w:tblStylePr>
     <w:tblStylePr w:type="nwCell">
       <w:rPr>
+        <w:rFonts w:eastAsia="黑体"/>
         <w:color w:themeColor="background1" w:val="FFFFFF"/>
       </w:rPr>
       <w:tblPr/>
@@ -8290,6 +8676,7 @@
         <w:spacing w:after="0" w:before="0" w:line="240" w:lineRule="auto"/>
       </w:pPr>
       <w:rPr>
+        <w:rFonts w:eastAsia="黑体"/>
         <w:b/>
         <w:bCs/>
         <w:color w:themeColor="background1" w:val="FFFFFF"/>
@@ -8312,6 +8699,7 @@
         <w:spacing w:after="0" w:before="0" w:line="240" w:lineRule="auto"/>
       </w:pPr>
       <w:rPr>
+        <w:rFonts w:eastAsia="黑体"/>
         <w:color w:val="auto"/>
       </w:rPr>
       <w:tblPr/>
@@ -8329,6 +8717,7 @@
     </w:tblStylePr>
     <w:tblStylePr w:type="firstCol">
       <w:rPr>
+        <w:rFonts w:eastAsia="黑体"/>
         <w:b/>
         <w:bCs/>
         <w:color w:themeColor="background1" w:val="FFFFFF"/>
@@ -8348,6 +8737,7 @@
     </w:tblStylePr>
     <w:tblStylePr w:type="lastCol">
       <w:rPr>
+        <w:rFonts w:eastAsia="黑体"/>
         <w:b/>
         <w:bCs/>
         <w:color w:themeColor="background1" w:val="FFFFFF"/>
@@ -8396,6 +8786,7 @@
     </w:tblStylePr>
     <w:tblStylePr w:type="nwCell">
       <w:rPr>
+        <w:rFonts w:eastAsia="黑体"/>
         <w:color w:themeColor="background1" w:val="FFFFFF"/>
       </w:rPr>
       <w:tblPr/>
@@ -8420,6 +8811,7 @@
       <w:spacing w:after="0" w:line="240" w:lineRule="auto"/>
     </w:pPr>
     <w:rPr>
+      <w:rFonts w:eastAsia="黑体"/>
       <w:color w:themeColor="text1" w:val="000000"/>
     </w:rPr>
     <w:tblPr>
@@ -8439,7 +8831,7 @@
     </w:tblPr>
     <w:tblStylePr w:type="firstRow">
       <w:rPr>
-        <w:rFonts w:asciiTheme="majorHAnsi" w:cstheme="majorBidi" w:eastAsiaTheme="majorEastAsia" w:hAnsiTheme="majorHAnsi"/>
+        <w:rFonts w:asciiTheme="majorHAnsi" w:cstheme="majorBidi" w:hAnsiTheme="majorHAnsi" w:eastAsia="黑体"/>
       </w:rPr>
       <w:tblPr/>
       <w:tcPr>
@@ -8451,6 +8843,7 @@
     </w:tblStylePr>
     <w:tblStylePr w:type="lastRow">
       <w:rPr>
+        <w:rFonts w:eastAsia="黑体"/>
         <w:b/>
         <w:bCs/>
         <w:color w:themeColor="text2" w:val="1F497D"/>
@@ -8465,12 +8858,14 @@
     </w:tblStylePr>
     <w:tblStylePr w:type="firstCol">
       <w:rPr>
+        <w:rFonts w:eastAsia="黑体"/>
         <w:b/>
         <w:bCs/>
       </w:rPr>
     </w:tblStylePr>
     <w:tblStylePr w:type="lastCol">
       <w:rPr>
+        <w:rFonts w:eastAsia="黑体"/>
         <w:b/>
         <w:bCs/>
       </w:rPr>
@@ -8504,6 +8899,7 @@
       <w:spacing w:after="0" w:line="240" w:lineRule="auto"/>
     </w:pPr>
     <w:rPr>
+      <w:rFonts w:eastAsia="黑体"/>
       <w:color w:themeColor="text1" w:val="000000"/>
     </w:rPr>
     <w:tblPr>
@@ -8523,7 +8919,7 @@
     </w:tblPr>
     <w:tblStylePr w:type="firstRow">
       <w:rPr>
-        <w:rFonts w:asciiTheme="majorHAnsi" w:cstheme="majorBidi" w:eastAsiaTheme="majorEastAsia" w:hAnsiTheme="majorHAnsi"/>
+        <w:rFonts w:asciiTheme="majorHAnsi" w:cstheme="majorBidi" w:hAnsiTheme="majorHAnsi" w:eastAsia="黑体"/>
       </w:rPr>
       <w:tblPr/>
       <w:tcPr>
@@ -8535,6 +8931,7 @@
     </w:tblStylePr>
     <w:tblStylePr w:type="lastRow">
       <w:rPr>
+        <w:rFonts w:eastAsia="黑体"/>
         <w:b/>
         <w:bCs/>
         <w:color w:themeColor="text2" w:val="1F497D"/>
@@ -8549,12 +8946,14 @@
     </w:tblStylePr>
     <w:tblStylePr w:type="firstCol">
       <w:rPr>
+        <w:rFonts w:eastAsia="黑体"/>
         <w:b/>
         <w:bCs/>
       </w:rPr>
     </w:tblStylePr>
     <w:tblStylePr w:type="lastCol">
       <w:rPr>
+        <w:rFonts w:eastAsia="黑体"/>
         <w:b/>
         <w:bCs/>
       </w:rPr>
@@ -8588,6 +8987,7 @@
       <w:spacing w:after="0" w:line="240" w:lineRule="auto"/>
     </w:pPr>
     <w:rPr>
+      <w:rFonts w:eastAsia="黑体"/>
       <w:color w:themeColor="text1" w:val="000000"/>
     </w:rPr>
     <w:tblPr>
@@ -8607,7 +9007,7 @@
     </w:tblPr>
     <w:tblStylePr w:type="firstRow">
       <w:rPr>
-        <w:rFonts w:asciiTheme="majorHAnsi" w:cstheme="majorBidi" w:eastAsiaTheme="majorEastAsia" w:hAnsiTheme="majorHAnsi"/>
+        <w:rFonts w:asciiTheme="majorHAnsi" w:cstheme="majorBidi" w:hAnsiTheme="majorHAnsi" w:eastAsia="黑体"/>
       </w:rPr>
       <w:tblPr/>
       <w:tcPr>
@@ -8619,6 +9019,7 @@
     </w:tblStylePr>
     <w:tblStylePr w:type="lastRow">
       <w:rPr>
+        <w:rFonts w:eastAsia="黑体"/>
         <w:b/>
         <w:bCs/>
         <w:color w:themeColor="text2" w:val="1F497D"/>
@@ -8633,12 +9034,14 @@
     </w:tblStylePr>
     <w:tblStylePr w:type="firstCol">
       <w:rPr>
+        <w:rFonts w:eastAsia="黑体"/>
         <w:b/>
         <w:bCs/>
       </w:rPr>
     </w:tblStylePr>
     <w:tblStylePr w:type="lastCol">
       <w:rPr>
+        <w:rFonts w:eastAsia="黑体"/>
         <w:b/>
         <w:bCs/>
       </w:rPr>
@@ -8672,6 +9075,7 @@
       <w:spacing w:after="0" w:line="240" w:lineRule="auto"/>
     </w:pPr>
     <w:rPr>
+      <w:rFonts w:eastAsia="黑体"/>
       <w:color w:themeColor="text1" w:val="000000"/>
     </w:rPr>
     <w:tblPr>
@@ -8691,7 +9095,7 @@
     </w:tblPr>
     <w:tblStylePr w:type="firstRow">
       <w:rPr>
-        <w:rFonts w:asciiTheme="majorHAnsi" w:cstheme="majorBidi" w:eastAsiaTheme="majorEastAsia" w:hAnsiTheme="majorHAnsi"/>
+        <w:rFonts w:asciiTheme="majorHAnsi" w:cstheme="majorBidi" w:hAnsiTheme="majorHAnsi" w:eastAsia="黑体"/>
       </w:rPr>
       <w:tblPr/>
       <w:tcPr>
@@ -8703,6 +9107,7 @@
     </w:tblStylePr>
     <w:tblStylePr w:type="lastRow">
       <w:rPr>
+        <w:rFonts w:eastAsia="黑体"/>
         <w:b/>
         <w:bCs/>
         <w:color w:themeColor="text2" w:val="1F497D"/>
@@ -8717,12 +9122,14 @@
     </w:tblStylePr>
     <w:tblStylePr w:type="firstCol">
       <w:rPr>
+        <w:rFonts w:eastAsia="黑体"/>
         <w:b/>
         <w:bCs/>
       </w:rPr>
     </w:tblStylePr>
     <w:tblStylePr w:type="lastCol">
       <w:rPr>
+        <w:rFonts w:eastAsia="黑体"/>
         <w:b/>
         <w:bCs/>
       </w:rPr>
@@ -8756,6 +9163,7 @@
       <w:spacing w:after="0" w:line="240" w:lineRule="auto"/>
     </w:pPr>
     <w:rPr>
+      <w:rFonts w:eastAsia="黑体"/>
       <w:color w:themeColor="text1" w:val="000000"/>
     </w:rPr>
     <w:tblPr>
@@ -8775,7 +9183,7 @@
     </w:tblPr>
     <w:tblStylePr w:type="firstRow">
       <w:rPr>
-        <w:rFonts w:asciiTheme="majorHAnsi" w:cstheme="majorBidi" w:eastAsiaTheme="majorEastAsia" w:hAnsiTheme="majorHAnsi"/>
+        <w:rFonts w:asciiTheme="majorHAnsi" w:cstheme="majorBidi" w:hAnsiTheme="majorHAnsi" w:eastAsia="黑体"/>
       </w:rPr>
       <w:tblPr/>
       <w:tcPr>
@@ -8787,6 +9195,7 @@
     </w:tblStylePr>
     <w:tblStylePr w:type="lastRow">
       <w:rPr>
+        <w:rFonts w:eastAsia="黑体"/>
         <w:b/>
         <w:bCs/>
         <w:color w:themeColor="text2" w:val="1F497D"/>
@@ -8801,12 +9210,14 @@
     </w:tblStylePr>
     <w:tblStylePr w:type="firstCol">
       <w:rPr>
+        <w:rFonts w:eastAsia="黑体"/>
         <w:b/>
         <w:bCs/>
       </w:rPr>
     </w:tblStylePr>
     <w:tblStylePr w:type="lastCol">
       <w:rPr>
+        <w:rFonts w:eastAsia="黑体"/>
         <w:b/>
         <w:bCs/>
       </w:rPr>
@@ -8840,6 +9251,7 @@
       <w:spacing w:after="0" w:line="240" w:lineRule="auto"/>
     </w:pPr>
     <w:rPr>
+      <w:rFonts w:eastAsia="黑体"/>
       <w:color w:themeColor="text1" w:val="000000"/>
     </w:rPr>
     <w:tblPr>
@@ -8859,7 +9271,7 @@
     </w:tblPr>
     <w:tblStylePr w:type="firstRow">
       <w:rPr>
-        <w:rFonts w:asciiTheme="majorHAnsi" w:cstheme="majorBidi" w:eastAsiaTheme="majorEastAsia" w:hAnsiTheme="majorHAnsi"/>
+        <w:rFonts w:asciiTheme="majorHAnsi" w:cstheme="majorBidi" w:hAnsiTheme="majorHAnsi" w:eastAsia="黑体"/>
       </w:rPr>
       <w:tblPr/>
       <w:tcPr>
@@ -8871,6 +9283,7 @@
     </w:tblStylePr>
     <w:tblStylePr w:type="lastRow">
       <w:rPr>
+        <w:rFonts w:eastAsia="黑体"/>
         <w:b/>
         <w:bCs/>
         <w:color w:themeColor="text2" w:val="1F497D"/>
@@ -8885,12 +9298,14 @@
     </w:tblStylePr>
     <w:tblStylePr w:type="firstCol">
       <w:rPr>
+        <w:rFonts w:eastAsia="黑体"/>
         <w:b/>
         <w:bCs/>
       </w:rPr>
     </w:tblStylePr>
     <w:tblStylePr w:type="lastCol">
       <w:rPr>
+        <w:rFonts w:eastAsia="黑体"/>
         <w:b/>
         <w:bCs/>
       </w:rPr>
@@ -8924,6 +9339,7 @@
       <w:spacing w:after="0" w:line="240" w:lineRule="auto"/>
     </w:pPr>
     <w:rPr>
+      <w:rFonts w:eastAsia="黑体"/>
       <w:color w:themeColor="text1" w:val="000000"/>
     </w:rPr>
     <w:tblPr>
@@ -8943,7 +9359,7 @@
     </w:tblPr>
     <w:tblStylePr w:type="firstRow">
       <w:rPr>
-        <w:rFonts w:asciiTheme="majorHAnsi" w:cstheme="majorBidi" w:eastAsiaTheme="majorEastAsia" w:hAnsiTheme="majorHAnsi"/>
+        <w:rFonts w:asciiTheme="majorHAnsi" w:cstheme="majorBidi" w:hAnsiTheme="majorHAnsi" w:eastAsia="黑体"/>
       </w:rPr>
       <w:tblPr/>
       <w:tcPr>
@@ -8955,6 +9371,7 @@
     </w:tblStylePr>
     <w:tblStylePr w:type="lastRow">
       <w:rPr>
+        <w:rFonts w:eastAsia="黑体"/>
         <w:b/>
         <w:bCs/>
         <w:color w:themeColor="text2" w:val="1F497D"/>
@@ -8969,12 +9386,14 @@
     </w:tblStylePr>
     <w:tblStylePr w:type="firstCol">
       <w:rPr>
+        <w:rFonts w:eastAsia="黑体"/>
         <w:b/>
         <w:bCs/>
       </w:rPr>
     </w:tblStylePr>
     <w:tblStylePr w:type="lastCol">
       <w:rPr>
+        <w:rFonts w:eastAsia="黑体"/>
         <w:b/>
         <w:bCs/>
       </w:rPr>
@@ -9008,7 +9427,7 @@
       <w:spacing w:after="0" w:line="240" w:lineRule="auto"/>
     </w:pPr>
     <w:rPr>
-      <w:rFonts w:asciiTheme="majorHAnsi" w:cstheme="majorBidi" w:eastAsiaTheme="majorEastAsia" w:hAnsiTheme="majorHAnsi"/>
+      <w:rFonts w:asciiTheme="majorHAnsi" w:cstheme="majorBidi" w:hAnsiTheme="majorHAnsi" w:eastAsia="黑体"/>
       <w:color w:themeColor="text1" w:val="000000"/>
     </w:rPr>
     <w:tblPr>
@@ -9030,6 +9449,7 @@
     </w:tblPr>
     <w:tblStylePr w:type="firstRow">
       <w:rPr>
+        <w:rFonts w:eastAsia="黑体"/>
         <w:sz w:val="24"/>
         <w:szCs w:val="24"/>
       </w:rPr>
@@ -9136,7 +9556,7 @@
       <w:spacing w:after="0" w:line="240" w:lineRule="auto"/>
     </w:pPr>
     <w:rPr>
-      <w:rFonts w:asciiTheme="majorHAnsi" w:cstheme="majorBidi" w:eastAsiaTheme="majorEastAsia" w:hAnsiTheme="majorHAnsi"/>
+      <w:rFonts w:asciiTheme="majorHAnsi" w:cstheme="majorBidi" w:hAnsiTheme="majorHAnsi" w:eastAsia="黑体"/>
       <w:color w:themeColor="text1" w:val="000000"/>
     </w:rPr>
     <w:tblPr>
@@ -9158,6 +9578,7 @@
     </w:tblPr>
     <w:tblStylePr w:type="firstRow">
       <w:rPr>
+        <w:rFonts w:eastAsia="黑体"/>
         <w:sz w:val="24"/>
         <w:szCs w:val="24"/>
       </w:rPr>
@@ -9264,7 +9685,7 @@
       <w:spacing w:after="0" w:line="240" w:lineRule="auto"/>
     </w:pPr>
     <w:rPr>
-      <w:rFonts w:asciiTheme="majorHAnsi" w:cstheme="majorBidi" w:eastAsiaTheme="majorEastAsia" w:hAnsiTheme="majorHAnsi"/>
+      <w:rFonts w:asciiTheme="majorHAnsi" w:cstheme="majorBidi" w:hAnsiTheme="majorHAnsi" w:eastAsia="黑体"/>
       <w:color w:themeColor="text1" w:val="000000"/>
     </w:rPr>
     <w:tblPr>
@@ -9286,6 +9707,7 @@
     </w:tblPr>
     <w:tblStylePr w:type="firstRow">
       <w:rPr>
+        <w:rFonts w:eastAsia="黑体"/>
         <w:sz w:val="24"/>
         <w:szCs w:val="24"/>
       </w:rPr>
@@ -9392,7 +9814,7 @@
       <w:spacing w:after="0" w:line="240" w:lineRule="auto"/>
     </w:pPr>
     <w:rPr>
-      <w:rFonts w:asciiTheme="majorHAnsi" w:cstheme="majorBidi" w:eastAsiaTheme="majorEastAsia" w:hAnsiTheme="majorHAnsi"/>
+      <w:rFonts w:asciiTheme="majorHAnsi" w:cstheme="majorBidi" w:hAnsiTheme="majorHAnsi" w:eastAsia="黑体"/>
       <w:color w:themeColor="text1" w:val="000000"/>
     </w:rPr>
     <w:tblPr>
@@ -9414,6 +9836,7 @@
     </w:tblPr>
     <w:tblStylePr w:type="firstRow">
       <w:rPr>
+        <w:rFonts w:eastAsia="黑体"/>
         <w:sz w:val="24"/>
         <w:szCs w:val="24"/>
       </w:rPr>
@@ -9520,7 +9943,7 @@
       <w:spacing w:after="0" w:line="240" w:lineRule="auto"/>
     </w:pPr>
     <w:rPr>
-      <w:rFonts w:asciiTheme="majorHAnsi" w:cstheme="majorBidi" w:eastAsiaTheme="majorEastAsia" w:hAnsiTheme="majorHAnsi"/>
+      <w:rFonts w:asciiTheme="majorHAnsi" w:cstheme="majorBidi" w:hAnsiTheme="majorHAnsi" w:eastAsia="黑体"/>
       <w:color w:themeColor="text1" w:val="000000"/>
     </w:rPr>
     <w:tblPr>
@@ -9542,6 +9965,7 @@
     </w:tblPr>
     <w:tblStylePr w:type="firstRow">
       <w:rPr>
+        <w:rFonts w:eastAsia="黑体"/>
         <w:sz w:val="24"/>
         <w:szCs w:val="24"/>
       </w:rPr>
@@ -9648,7 +10072,7 @@
       <w:spacing w:after="0" w:line="240" w:lineRule="auto"/>
     </w:pPr>
     <w:rPr>
-      <w:rFonts w:asciiTheme="majorHAnsi" w:cstheme="majorBidi" w:eastAsiaTheme="majorEastAsia" w:hAnsiTheme="majorHAnsi"/>
+      <w:rFonts w:asciiTheme="majorHAnsi" w:cstheme="majorBidi" w:hAnsiTheme="majorHAnsi" w:eastAsia="黑体"/>
       <w:color w:themeColor="text1" w:val="000000"/>
     </w:rPr>
     <w:tblPr>
@@ -9670,6 +10094,7 @@
     </w:tblPr>
     <w:tblStylePr w:type="firstRow">
       <w:rPr>
+        <w:rFonts w:eastAsia="黑体"/>
         <w:sz w:val="24"/>
         <w:szCs w:val="24"/>
       </w:rPr>
@@ -9776,7 +10201,7 @@
       <w:spacing w:after="0" w:line="240" w:lineRule="auto"/>
     </w:pPr>
     <w:rPr>
-      <w:rFonts w:asciiTheme="majorHAnsi" w:cstheme="majorBidi" w:eastAsiaTheme="majorEastAsia" w:hAnsiTheme="majorHAnsi"/>
+      <w:rFonts w:asciiTheme="majorHAnsi" w:cstheme="majorBidi" w:hAnsiTheme="majorHAnsi" w:eastAsia="黑体"/>
       <w:color w:themeColor="text1" w:val="000000"/>
     </w:rPr>
     <w:tblPr>
@@ -9798,6 +10223,7 @@
     </w:tblPr>
     <w:tblStylePr w:type="firstRow">
       <w:rPr>
+        <w:rFonts w:eastAsia="黑体"/>
         <w:sz w:val="24"/>
         <w:szCs w:val="24"/>
       </w:rPr>
@@ -9927,12 +10353,14 @@
     </w:tcPr>
     <w:tblStylePr w:type="firstRow">
       <w:rPr>
+        <w:rFonts w:eastAsia="黑体"/>
         <w:b/>
         <w:bCs/>
       </w:rPr>
     </w:tblStylePr>
     <w:tblStylePr w:type="lastRow">
       <w:rPr>
+        <w:rFonts w:eastAsia="黑体"/>
         <w:b/>
         <w:bCs/>
       </w:rPr>
@@ -9945,12 +10373,14 @@
     </w:tblStylePr>
     <w:tblStylePr w:type="firstCol">
       <w:rPr>
+        <w:rFonts w:eastAsia="黑体"/>
         <w:b/>
         <w:bCs/>
       </w:rPr>
     </w:tblStylePr>
     <w:tblStylePr w:type="lastCol">
       <w:rPr>
+        <w:rFonts w:eastAsia="黑体"/>
         <w:b/>
         <w:bCs/>
       </w:rPr>
@@ -10000,12 +10430,14 @@
     </w:tcPr>
     <w:tblStylePr w:type="firstRow">
       <w:rPr>
+        <w:rFonts w:eastAsia="黑体"/>
         <w:b/>
         <w:bCs/>
       </w:rPr>
     </w:tblStylePr>
     <w:tblStylePr w:type="lastRow">
       <w:rPr>
+        <w:rFonts w:eastAsia="黑体"/>
         <w:b/>
         <w:bCs/>
       </w:rPr>
@@ -10018,12 +10450,14 @@
     </w:tblStylePr>
     <w:tblStylePr w:type="firstCol">
       <w:rPr>
+        <w:rFonts w:eastAsia="黑体"/>
         <w:b/>
         <w:bCs/>
       </w:rPr>
     </w:tblStylePr>
     <w:tblStylePr w:type="lastCol">
       <w:rPr>
+        <w:rFonts w:eastAsia="黑体"/>
         <w:b/>
         <w:bCs/>
       </w:rPr>
@@ -10073,12 +10507,14 @@
     </w:tcPr>
     <w:tblStylePr w:type="firstRow">
       <w:rPr>
+        <w:rFonts w:eastAsia="黑体"/>
         <w:b/>
         <w:bCs/>
       </w:rPr>
     </w:tblStylePr>
     <w:tblStylePr w:type="lastRow">
       <w:rPr>
+        <w:rFonts w:eastAsia="黑体"/>
         <w:b/>
         <w:bCs/>
       </w:rPr>
@@ -10091,12 +10527,14 @@
     </w:tblStylePr>
     <w:tblStylePr w:type="firstCol">
       <w:rPr>
+        <w:rFonts w:eastAsia="黑体"/>
         <w:b/>
         <w:bCs/>
       </w:rPr>
     </w:tblStylePr>
     <w:tblStylePr w:type="lastCol">
       <w:rPr>
+        <w:rFonts w:eastAsia="黑体"/>
         <w:b/>
         <w:bCs/>
       </w:rPr>
@@ -10146,12 +10584,14 @@
     </w:tcPr>
     <w:tblStylePr w:type="firstRow">
       <w:rPr>
+        <w:rFonts w:eastAsia="黑体"/>
         <w:b/>
         <w:bCs/>
       </w:rPr>
     </w:tblStylePr>
     <w:tblStylePr w:type="lastRow">
       <w:rPr>
+        <w:rFonts w:eastAsia="黑体"/>
         <w:b/>
         <w:bCs/>
       </w:rPr>
@@ -10164,12 +10604,14 @@
     </w:tblStylePr>
     <w:tblStylePr w:type="firstCol">
       <w:rPr>
+        <w:rFonts w:eastAsia="黑体"/>
         <w:b/>
         <w:bCs/>
       </w:rPr>
     </w:tblStylePr>
     <w:tblStylePr w:type="lastCol">
       <w:rPr>
+        <w:rFonts w:eastAsia="黑体"/>
         <w:b/>
         <w:bCs/>
       </w:rPr>
@@ -10219,12 +10661,14 @@
     </w:tcPr>
     <w:tblStylePr w:type="firstRow">
       <w:rPr>
+        <w:rFonts w:eastAsia="黑体"/>
         <w:b/>
         <w:bCs/>
       </w:rPr>
     </w:tblStylePr>
     <w:tblStylePr w:type="lastRow">
       <w:rPr>
+        <w:rFonts w:eastAsia="黑体"/>
         <w:b/>
         <w:bCs/>
       </w:rPr>
@@ -10237,12 +10681,14 @@
     </w:tblStylePr>
     <w:tblStylePr w:type="firstCol">
       <w:rPr>
+        <w:rFonts w:eastAsia="黑体"/>
         <w:b/>
         <w:bCs/>
       </w:rPr>
     </w:tblStylePr>
     <w:tblStylePr w:type="lastCol">
       <w:rPr>
+        <w:rFonts w:eastAsia="黑体"/>
         <w:b/>
         <w:bCs/>
       </w:rPr>
@@ -10292,12 +10738,14 @@
     </w:tcPr>
     <w:tblStylePr w:type="firstRow">
       <w:rPr>
+        <w:rFonts w:eastAsia="黑体"/>
         <w:b/>
         <w:bCs/>
       </w:rPr>
     </w:tblStylePr>
     <w:tblStylePr w:type="lastRow">
       <w:rPr>
+        <w:rFonts w:eastAsia="黑体"/>
         <w:b/>
         <w:bCs/>
       </w:rPr>
@@ -10310,12 +10758,14 @@
     </w:tblStylePr>
     <w:tblStylePr w:type="firstCol">
       <w:rPr>
+        <w:rFonts w:eastAsia="黑体"/>
         <w:b/>
         <w:bCs/>
       </w:rPr>
     </w:tblStylePr>
     <w:tblStylePr w:type="lastCol">
       <w:rPr>
+        <w:rFonts w:eastAsia="黑体"/>
         <w:b/>
         <w:bCs/>
       </w:rPr>
@@ -10365,12 +10815,14 @@
     </w:tcPr>
     <w:tblStylePr w:type="firstRow">
       <w:rPr>
+        <w:rFonts w:eastAsia="黑体"/>
         <w:b/>
         <w:bCs/>
       </w:rPr>
     </w:tblStylePr>
     <w:tblStylePr w:type="lastRow">
       <w:rPr>
+        <w:rFonts w:eastAsia="黑体"/>
         <w:b/>
         <w:bCs/>
       </w:rPr>
@@ -10383,12 +10835,14 @@
     </w:tblStylePr>
     <w:tblStylePr w:type="firstCol">
       <w:rPr>
+        <w:rFonts w:eastAsia="黑体"/>
         <w:b/>
         <w:bCs/>
       </w:rPr>
     </w:tblStylePr>
     <w:tblStylePr w:type="lastCol">
       <w:rPr>
+        <w:rFonts w:eastAsia="黑体"/>
         <w:b/>
         <w:bCs/>
       </w:rPr>
@@ -10415,7 +10869,7 @@
       <w:spacing w:after="0" w:line="240" w:lineRule="auto"/>
     </w:pPr>
     <w:rPr>
-      <w:rFonts w:asciiTheme="majorHAnsi" w:cstheme="majorBidi" w:eastAsiaTheme="majorEastAsia" w:hAnsiTheme="majorHAnsi"/>
+      <w:rFonts w:asciiTheme="majorHAnsi" w:cstheme="majorBidi" w:hAnsiTheme="majorHAnsi" w:eastAsia="黑体"/>
       <w:color w:themeColor="text1" w:val="000000"/>
     </w:rPr>
     <w:tblPr>
@@ -10442,6 +10896,7 @@
     </w:tcPr>
     <w:tblStylePr w:type="firstRow">
       <w:rPr>
+        <w:rFonts w:eastAsia="黑体"/>
         <w:b/>
         <w:bCs/>
         <w:color w:themeColor="text1" w:val="000000"/>
@@ -10453,6 +10908,7 @@
     </w:tblStylePr>
     <w:tblStylePr w:type="lastRow">
       <w:rPr>
+        <w:rFonts w:eastAsia="黑体"/>
         <w:b/>
         <w:bCs/>
         <w:color w:themeColor="text1" w:val="000000"/>
@@ -10472,6 +10928,7 @@
     </w:tblStylePr>
     <w:tblStylePr w:type="firstCol">
       <w:rPr>
+        <w:rFonts w:eastAsia="黑体"/>
         <w:b/>
         <w:bCs/>
         <w:color w:themeColor="text1" w:val="000000"/>
@@ -10491,6 +10948,7 @@
     </w:tblStylePr>
     <w:tblStylePr w:type="lastCol">
       <w:rPr>
+        <w:rFonts w:eastAsia="黑体"/>
         <w:b w:val="0"/>
         <w:bCs w:val="0"/>
         <w:color w:themeColor="text1" w:val="000000"/>
@@ -10540,7 +10998,7 @@
       <w:spacing w:after="0" w:line="240" w:lineRule="auto"/>
     </w:pPr>
     <w:rPr>
-      <w:rFonts w:asciiTheme="majorHAnsi" w:cstheme="majorBidi" w:eastAsiaTheme="majorEastAsia" w:hAnsiTheme="majorHAnsi"/>
+      <w:rFonts w:asciiTheme="majorHAnsi" w:cstheme="majorBidi" w:hAnsiTheme="majorHAnsi" w:eastAsia="黑体"/>
       <w:color w:themeColor="text1" w:val="000000"/>
     </w:rPr>
     <w:tblPr>
@@ -10567,6 +11025,7 @@
     </w:tcPr>
     <w:tblStylePr w:type="firstRow">
       <w:rPr>
+        <w:rFonts w:eastAsia="黑体"/>
         <w:b/>
         <w:bCs/>
         <w:color w:themeColor="text1" w:val="000000"/>
@@ -10578,6 +11037,7 @@
     </w:tblStylePr>
     <w:tblStylePr w:type="lastRow">
       <w:rPr>
+        <w:rFonts w:eastAsia="黑体"/>
         <w:b/>
         <w:bCs/>
         <w:color w:themeColor="text1" w:val="000000"/>
@@ -10597,6 +11057,7 @@
     </w:tblStylePr>
     <w:tblStylePr w:type="firstCol">
       <w:rPr>
+        <w:rFonts w:eastAsia="黑体"/>
         <w:b/>
         <w:bCs/>
         <w:color w:themeColor="text1" w:val="000000"/>
@@ -10616,6 +11077,7 @@
     </w:tblStylePr>
     <w:tblStylePr w:type="lastCol">
       <w:rPr>
+        <w:rFonts w:eastAsia="黑体"/>
         <w:b w:val="0"/>
         <w:bCs w:val="0"/>
         <w:color w:themeColor="text1" w:val="000000"/>
@@ -10665,7 +11127,7 @@
       <w:spacing w:after="0" w:line="240" w:lineRule="auto"/>
     </w:pPr>
     <w:rPr>
-      <w:rFonts w:asciiTheme="majorHAnsi" w:cstheme="majorBidi" w:eastAsiaTheme="majorEastAsia" w:hAnsiTheme="majorHAnsi"/>
+      <w:rFonts w:asciiTheme="majorHAnsi" w:cstheme="majorBidi" w:hAnsiTheme="majorHAnsi" w:eastAsia="黑体"/>
       <w:color w:themeColor="text1" w:val="000000"/>
     </w:rPr>
     <w:tblPr>
@@ -10692,6 +11154,7 @@
     </w:tcPr>
     <w:tblStylePr w:type="firstRow">
       <w:rPr>
+        <w:rFonts w:eastAsia="黑体"/>
         <w:b/>
         <w:bCs/>
         <w:color w:themeColor="text1" w:val="000000"/>
@@ -10703,6 +11166,7 @@
     </w:tblStylePr>
     <w:tblStylePr w:type="lastRow">
       <w:rPr>
+        <w:rFonts w:eastAsia="黑体"/>
         <w:b/>
         <w:bCs/>
         <w:color w:themeColor="text1" w:val="000000"/>
@@ -10722,6 +11186,7 @@
     </w:tblStylePr>
     <w:tblStylePr w:type="firstCol">
       <w:rPr>
+        <w:rFonts w:eastAsia="黑体"/>
         <w:b/>
         <w:bCs/>
         <w:color w:themeColor="text1" w:val="000000"/>
@@ -10741,6 +11206,7 @@
     </w:tblStylePr>
     <w:tblStylePr w:type="lastCol">
       <w:rPr>
+        <w:rFonts w:eastAsia="黑体"/>
         <w:b w:val="0"/>
         <w:bCs w:val="0"/>
         <w:color w:themeColor="text1" w:val="000000"/>
@@ -10790,7 +11256,7 @@
       <w:spacing w:after="0" w:line="240" w:lineRule="auto"/>
     </w:pPr>
     <w:rPr>
-      <w:rFonts w:asciiTheme="majorHAnsi" w:cstheme="majorBidi" w:eastAsiaTheme="majorEastAsia" w:hAnsiTheme="majorHAnsi"/>
+      <w:rFonts w:asciiTheme="majorHAnsi" w:cstheme="majorBidi" w:hAnsiTheme="majorHAnsi" w:eastAsia="黑体"/>
       <w:color w:themeColor="text1" w:val="000000"/>
     </w:rPr>
     <w:tblPr>
@@ -10817,6 +11283,7 @@
     </w:tcPr>
     <w:tblStylePr w:type="firstRow">
       <w:rPr>
+        <w:rFonts w:eastAsia="黑体"/>
         <w:b/>
         <w:bCs/>
         <w:color w:themeColor="text1" w:val="000000"/>
@@ -10828,6 +11295,7 @@
     </w:tblStylePr>
     <w:tblStylePr w:type="lastRow">
       <w:rPr>
+        <w:rFonts w:eastAsia="黑体"/>
         <w:b/>
         <w:bCs/>
         <w:color w:themeColor="text1" w:val="000000"/>
@@ -10847,6 +11315,7 @@
     </w:tblStylePr>
     <w:tblStylePr w:type="firstCol">
       <w:rPr>
+        <w:rFonts w:eastAsia="黑体"/>
         <w:b/>
         <w:bCs/>
         <w:color w:themeColor="text1" w:val="000000"/>
@@ -10866,6 +11335,7 @@
     </w:tblStylePr>
     <w:tblStylePr w:type="lastCol">
       <w:rPr>
+        <w:rFonts w:eastAsia="黑体"/>
         <w:b w:val="0"/>
         <w:bCs w:val="0"/>
         <w:color w:themeColor="text1" w:val="000000"/>
@@ -10915,7 +11385,7 @@
       <w:spacing w:after="0" w:line="240" w:lineRule="auto"/>
     </w:pPr>
     <w:rPr>
-      <w:rFonts w:asciiTheme="majorHAnsi" w:cstheme="majorBidi" w:eastAsiaTheme="majorEastAsia" w:hAnsiTheme="majorHAnsi"/>
+      <w:rFonts w:asciiTheme="majorHAnsi" w:cstheme="majorBidi" w:hAnsiTheme="majorHAnsi" w:eastAsia="黑体"/>
       <w:color w:themeColor="text1" w:val="000000"/>
     </w:rPr>
     <w:tblPr>
@@ -10942,6 +11412,7 @@
     </w:tcPr>
     <w:tblStylePr w:type="firstRow">
       <w:rPr>
+        <w:rFonts w:eastAsia="黑体"/>
         <w:b/>
         <w:bCs/>
         <w:color w:themeColor="text1" w:val="000000"/>
@@ -10953,6 +11424,7 @@
     </w:tblStylePr>
     <w:tblStylePr w:type="lastRow">
       <w:rPr>
+        <w:rFonts w:eastAsia="黑体"/>
         <w:b/>
         <w:bCs/>
         <w:color w:themeColor="text1" w:val="000000"/>
@@ -10972,6 +11444,7 @@
     </w:tblStylePr>
     <w:tblStylePr w:type="firstCol">
       <w:rPr>
+        <w:rFonts w:eastAsia="黑体"/>
         <w:b/>
         <w:bCs/>
         <w:color w:themeColor="text1" w:val="000000"/>
@@ -10991,6 +11464,7 @@
     </w:tblStylePr>
     <w:tblStylePr w:type="lastCol">
       <w:rPr>
+        <w:rFonts w:eastAsia="黑体"/>
         <w:b w:val="0"/>
         <w:bCs w:val="0"/>
         <w:color w:themeColor="text1" w:val="000000"/>
@@ -11040,7 +11514,7 @@
       <w:spacing w:after="0" w:line="240" w:lineRule="auto"/>
     </w:pPr>
     <w:rPr>
-      <w:rFonts w:asciiTheme="majorHAnsi" w:cstheme="majorBidi" w:eastAsiaTheme="majorEastAsia" w:hAnsiTheme="majorHAnsi"/>
+      <w:rFonts w:asciiTheme="majorHAnsi" w:cstheme="majorBidi" w:hAnsiTheme="majorHAnsi" w:eastAsia="黑体"/>
       <w:color w:themeColor="text1" w:val="000000"/>
     </w:rPr>
     <w:tblPr>
@@ -11067,6 +11541,7 @@
     </w:tcPr>
     <w:tblStylePr w:type="firstRow">
       <w:rPr>
+        <w:rFonts w:eastAsia="黑体"/>
         <w:b/>
         <w:bCs/>
         <w:color w:themeColor="text1" w:val="000000"/>
@@ -11078,6 +11553,7 @@
     </w:tblStylePr>
     <w:tblStylePr w:type="lastRow">
       <w:rPr>
+        <w:rFonts w:eastAsia="黑体"/>
         <w:b/>
         <w:bCs/>
         <w:color w:themeColor="text1" w:val="000000"/>
@@ -11097,6 +11573,7 @@
     </w:tblStylePr>
     <w:tblStylePr w:type="firstCol">
       <w:rPr>
+        <w:rFonts w:eastAsia="黑体"/>
         <w:b/>
         <w:bCs/>
         <w:color w:themeColor="text1" w:val="000000"/>
@@ -11116,6 +11593,7 @@
     </w:tblStylePr>
     <w:tblStylePr w:type="lastCol">
       <w:rPr>
+        <w:rFonts w:eastAsia="黑体"/>
         <w:b w:val="0"/>
         <w:bCs w:val="0"/>
         <w:color w:themeColor="text1" w:val="000000"/>
@@ -11165,7 +11643,7 @@
       <w:spacing w:after="0" w:line="240" w:lineRule="auto"/>
     </w:pPr>
     <w:rPr>
-      <w:rFonts w:asciiTheme="majorHAnsi" w:cstheme="majorBidi" w:eastAsiaTheme="majorEastAsia" w:hAnsiTheme="majorHAnsi"/>
+      <w:rFonts w:asciiTheme="majorHAnsi" w:cstheme="majorBidi" w:hAnsiTheme="majorHAnsi" w:eastAsia="黑体"/>
       <w:color w:themeColor="text1" w:val="000000"/>
     </w:rPr>
     <w:tblPr>
@@ -11192,6 +11670,7 @@
     </w:tcPr>
     <w:tblStylePr w:type="firstRow">
       <w:rPr>
+        <w:rFonts w:eastAsia="黑体"/>
         <w:b/>
         <w:bCs/>
         <w:color w:themeColor="text1" w:val="000000"/>
@@ -11203,6 +11682,7 @@
     </w:tblStylePr>
     <w:tblStylePr w:type="lastRow">
       <w:rPr>
+        <w:rFonts w:eastAsia="黑体"/>
         <w:b/>
         <w:bCs/>
         <w:color w:themeColor="text1" w:val="000000"/>
@@ -11222,6 +11702,7 @@
     </w:tblStylePr>
     <w:tblStylePr w:type="firstCol">
       <w:rPr>
+        <w:rFonts w:eastAsia="黑体"/>
         <w:b/>
         <w:bCs/>
         <w:color w:themeColor="text1" w:val="000000"/>
@@ -11241,6 +11722,7 @@
     </w:tblStylePr>
     <w:tblStylePr w:type="lastCol">
       <w:rPr>
+        <w:rFonts w:eastAsia="黑体"/>
         <w:b w:val="0"/>
         <w:bCs w:val="0"/>
         <w:color w:themeColor="text1" w:val="000000"/>
@@ -11313,6 +11795,7 @@
     </w:tcPr>
     <w:tblStylePr w:type="firstRow">
       <w:rPr>
+        <w:rFonts w:eastAsia="黑体"/>
         <w:b/>
         <w:bCs/>
         <w:i w:val="0"/>
@@ -11334,6 +11817,7 @@
     </w:tblStylePr>
     <w:tblStylePr w:type="lastRow">
       <w:rPr>
+        <w:rFonts w:eastAsia="黑体"/>
         <w:b/>
         <w:bCs/>
         <w:i w:val="0"/>
@@ -11355,6 +11839,7 @@
     </w:tblStylePr>
     <w:tblStylePr w:type="firstCol">
       <w:rPr>
+        <w:rFonts w:eastAsia="黑体"/>
         <w:b/>
         <w:bCs/>
         <w:i w:val="0"/>
@@ -11374,6 +11859,7 @@
     </w:tblStylePr>
     <w:tblStylePr w:type="lastCol">
       <w:rPr>
+        <w:rFonts w:eastAsia="黑体"/>
         <w:b/>
         <w:bCs/>
         <w:i w:val="0"/>
@@ -11454,6 +11940,7 @@
     </w:tcPr>
     <w:tblStylePr w:type="firstRow">
       <w:rPr>
+        <w:rFonts w:eastAsia="黑体"/>
         <w:b/>
         <w:bCs/>
         <w:i w:val="0"/>
@@ -11475,6 +11962,7 @@
     </w:tblStylePr>
     <w:tblStylePr w:type="lastRow">
       <w:rPr>
+        <w:rFonts w:eastAsia="黑体"/>
         <w:b/>
         <w:bCs/>
         <w:i w:val="0"/>
@@ -11496,6 +11984,7 @@
     </w:tblStylePr>
     <w:tblStylePr w:type="firstCol">
       <w:rPr>
+        <w:rFonts w:eastAsia="黑体"/>
         <w:b/>
         <w:bCs/>
         <w:i w:val="0"/>
@@ -11515,6 +12004,7 @@
     </w:tblStylePr>
     <w:tblStylePr w:type="lastCol">
       <w:rPr>
+        <w:rFonts w:eastAsia="黑体"/>
         <w:b/>
         <w:bCs/>
         <w:i w:val="0"/>
@@ -11595,6 +12085,7 @@
     </w:tcPr>
     <w:tblStylePr w:type="firstRow">
       <w:rPr>
+        <w:rFonts w:eastAsia="黑体"/>
         <w:b/>
         <w:bCs/>
         <w:i w:val="0"/>
@@ -11616,6 +12107,7 @@
     </w:tblStylePr>
     <w:tblStylePr w:type="lastRow">
       <w:rPr>
+        <w:rFonts w:eastAsia="黑体"/>
         <w:b/>
         <w:bCs/>
         <w:i w:val="0"/>
@@ -11637,6 +12129,7 @@
     </w:tblStylePr>
     <w:tblStylePr w:type="firstCol">
       <w:rPr>
+        <w:rFonts w:eastAsia="黑体"/>
         <w:b/>
         <w:bCs/>
         <w:i w:val="0"/>
@@ -11656,6 +12149,7 @@
     </w:tblStylePr>
     <w:tblStylePr w:type="lastCol">
       <w:rPr>
+        <w:rFonts w:eastAsia="黑体"/>
         <w:b/>
         <w:bCs/>
         <w:i w:val="0"/>
@@ -11736,6 +12230,7 @@
     </w:tcPr>
     <w:tblStylePr w:type="firstRow">
       <w:rPr>
+        <w:rFonts w:eastAsia="黑体"/>
         <w:b/>
         <w:bCs/>
         <w:i w:val="0"/>
@@ -11757,6 +12252,7 @@
     </w:tblStylePr>
     <w:tblStylePr w:type="lastRow">
       <w:rPr>
+        <w:rFonts w:eastAsia="黑体"/>
         <w:b/>
         <w:bCs/>
         <w:i w:val="0"/>
@@ -11778,6 +12274,7 @@
     </w:tblStylePr>
     <w:tblStylePr w:type="firstCol">
       <w:rPr>
+        <w:rFonts w:eastAsia="黑体"/>
         <w:b/>
         <w:bCs/>
         <w:i w:val="0"/>
@@ -11797,6 +12294,7 @@
     </w:tblStylePr>
     <w:tblStylePr w:type="lastCol">
       <w:rPr>
+        <w:rFonts w:eastAsia="黑体"/>
         <w:b/>
         <w:bCs/>
         <w:i w:val="0"/>
@@ -11877,6 +12375,7 @@
     </w:tcPr>
     <w:tblStylePr w:type="firstRow">
       <w:rPr>
+        <w:rFonts w:eastAsia="黑体"/>
         <w:b/>
         <w:bCs/>
         <w:i w:val="0"/>
@@ -11898,6 +12397,7 @@
     </w:tblStylePr>
     <w:tblStylePr w:type="lastRow">
       <w:rPr>
+        <w:rFonts w:eastAsia="黑体"/>
         <w:b/>
         <w:bCs/>
         <w:i w:val="0"/>
@@ -11919,6 +12419,7 @@
     </w:tblStylePr>
     <w:tblStylePr w:type="firstCol">
       <w:rPr>
+        <w:rFonts w:eastAsia="黑体"/>
         <w:b/>
         <w:bCs/>
         <w:i w:val="0"/>
@@ -11938,6 +12439,7 @@
     </w:tblStylePr>
     <w:tblStylePr w:type="lastCol">
       <w:rPr>
+        <w:rFonts w:eastAsia="黑体"/>
         <w:b/>
         <w:bCs/>
         <w:i w:val="0"/>
@@ -12018,6 +12520,7 @@
     </w:tcPr>
     <w:tblStylePr w:type="firstRow">
       <w:rPr>
+        <w:rFonts w:eastAsia="黑体"/>
         <w:b/>
         <w:bCs/>
         <w:i w:val="0"/>
@@ -12039,6 +12542,7 @@
     </w:tblStylePr>
     <w:tblStylePr w:type="lastRow">
       <w:rPr>
+        <w:rFonts w:eastAsia="黑体"/>
         <w:b/>
         <w:bCs/>
         <w:i w:val="0"/>
@@ -12060,6 +12564,7 @@
     </w:tblStylePr>
     <w:tblStylePr w:type="firstCol">
       <w:rPr>
+        <w:rFonts w:eastAsia="黑体"/>
         <w:b/>
         <w:bCs/>
         <w:i w:val="0"/>
@@ -12079,6 +12584,7 @@
     </w:tblStylePr>
     <w:tblStylePr w:type="lastCol">
       <w:rPr>
+        <w:rFonts w:eastAsia="黑体"/>
         <w:b/>
         <w:bCs/>
         <w:i w:val="0"/>
@@ -12159,6 +12665,7 @@
     </w:tcPr>
     <w:tblStylePr w:type="firstRow">
       <w:rPr>
+        <w:rFonts w:eastAsia="黑体"/>
         <w:b/>
         <w:bCs/>
         <w:i w:val="0"/>
@@ -12180,6 +12687,7 @@
     </w:tblStylePr>
     <w:tblStylePr w:type="lastRow">
       <w:rPr>
+        <w:rFonts w:eastAsia="黑体"/>
         <w:b/>
         <w:bCs/>
         <w:i w:val="0"/>
@@ -12201,6 +12709,7 @@
     </w:tblStylePr>
     <w:tblStylePr w:type="firstCol">
       <w:rPr>
+        <w:rFonts w:eastAsia="黑体"/>
         <w:b/>
         <w:bCs/>
         <w:i w:val="0"/>
@@ -12220,6 +12729,7 @@
     </w:tblStylePr>
     <w:tblStylePr w:type="lastCol">
       <w:rPr>
+        <w:rFonts w:eastAsia="黑体"/>
         <w:b/>
         <w:bCs/>
         <w:i w:val="0"/>
@@ -12277,6 +12787,7 @@
       <w:spacing w:after="0" w:line="240" w:lineRule="auto"/>
     </w:pPr>
     <w:rPr>
+      <w:rFonts w:eastAsia="黑体"/>
       <w:color w:themeColor="background1" w:val="FFFFFF"/>
     </w:rPr>
     <w:tblPr>
@@ -12295,6 +12806,7 @@
     </w:tcPr>
     <w:tblStylePr w:type="firstRow">
       <w:rPr>
+        <w:rFonts w:eastAsia="黑体"/>
         <w:b/>
         <w:bCs/>
       </w:rPr>
@@ -12391,6 +12903,7 @@
       <w:spacing w:after="0" w:line="240" w:lineRule="auto"/>
     </w:pPr>
     <w:rPr>
+      <w:rFonts w:eastAsia="黑体"/>
       <w:color w:themeColor="background1" w:val="FFFFFF"/>
     </w:rPr>
     <w:tblPr>
@@ -12409,6 +12922,7 @@
     </w:tcPr>
     <w:tblStylePr w:type="firstRow">
       <w:rPr>
+        <w:rFonts w:eastAsia="黑体"/>
         <w:b/>
         <w:bCs/>
       </w:rPr>
@@ -12505,6 +13019,7 @@
       <w:spacing w:after="0" w:line="240" w:lineRule="auto"/>
     </w:pPr>
     <w:rPr>
+      <w:rFonts w:eastAsia="黑体"/>
       <w:color w:themeColor="background1" w:val="FFFFFF"/>
     </w:rPr>
     <w:tblPr>
@@ -12523,6 +13038,7 @@
     </w:tcPr>
     <w:tblStylePr w:type="firstRow">
       <w:rPr>
+        <w:rFonts w:eastAsia="黑体"/>
         <w:b/>
         <w:bCs/>
       </w:rPr>
@@ -12619,6 +13135,7 @@
       <w:spacing w:after="0" w:line="240" w:lineRule="auto"/>
     </w:pPr>
     <w:rPr>
+      <w:rFonts w:eastAsia="黑体"/>
       <w:color w:themeColor="background1" w:val="FFFFFF"/>
     </w:rPr>
     <w:tblPr>
@@ -12637,6 +13154,7 @@
     </w:tcPr>
     <w:tblStylePr w:type="firstRow">
       <w:rPr>
+        <w:rFonts w:eastAsia="黑体"/>
         <w:b/>
         <w:bCs/>
       </w:rPr>
@@ -12733,6 +13251,7 @@
       <w:spacing w:after="0" w:line="240" w:lineRule="auto"/>
     </w:pPr>
     <w:rPr>
+      <w:rFonts w:eastAsia="黑体"/>
       <w:color w:themeColor="background1" w:val="FFFFFF"/>
     </w:rPr>
     <w:tblPr>
@@ -12751,6 +13270,7 @@
     </w:tcPr>
     <w:tblStylePr w:type="firstRow">
       <w:rPr>
+        <w:rFonts w:eastAsia="黑体"/>
         <w:b/>
         <w:bCs/>
       </w:rPr>
@@ -12847,6 +13367,7 @@
       <w:spacing w:after="0" w:line="240" w:lineRule="auto"/>
     </w:pPr>
     <w:rPr>
+      <w:rFonts w:eastAsia="黑体"/>
       <w:color w:themeColor="background1" w:val="FFFFFF"/>
     </w:rPr>
     <w:tblPr>
@@ -12865,6 +13386,7 @@
     </w:tcPr>
     <w:tblStylePr w:type="firstRow">
       <w:rPr>
+        <w:rFonts w:eastAsia="黑体"/>
         <w:b/>
         <w:bCs/>
       </w:rPr>
@@ -12961,6 +13483,7 @@
       <w:spacing w:after="0" w:line="240" w:lineRule="auto"/>
     </w:pPr>
     <w:rPr>
+      <w:rFonts w:eastAsia="黑体"/>
       <w:color w:themeColor="background1" w:val="FFFFFF"/>
     </w:rPr>
     <w:tblPr>
@@ -12979,6 +13502,7 @@
     </w:tcPr>
     <w:tblStylePr w:type="firstRow">
       <w:rPr>
+        <w:rFonts w:eastAsia="黑体"/>
         <w:b/>
         <w:bCs/>
       </w:rPr>
@@ -13075,6 +13599,7 @@
       <w:spacing w:after="0" w:line="240" w:lineRule="auto"/>
     </w:pPr>
     <w:rPr>
+      <w:rFonts w:eastAsia="黑体"/>
       <w:color w:themeColor="text1" w:val="000000"/>
     </w:rPr>
     <w:tblPr>
@@ -13101,6 +13626,7 @@
     </w:tcPr>
     <w:tblStylePr w:type="firstRow">
       <w:rPr>
+        <w:rFonts w:eastAsia="黑体"/>
         <w:b/>
         <w:bCs/>
       </w:rPr>
@@ -13119,6 +13645,7 @@
     </w:tblStylePr>
     <w:tblStylePr w:type="lastRow">
       <w:rPr>
+        <w:rFonts w:eastAsia="黑体"/>
         <w:b/>
         <w:bCs/>
         <w:color w:themeColor="background1" w:val="FFFFFF"/>
@@ -13133,6 +13660,7 @@
     </w:tblStylePr>
     <w:tblStylePr w:type="firstCol">
       <w:rPr>
+        <w:rFonts w:eastAsia="黑体"/>
         <w:color w:themeColor="background1" w:val="FFFFFF"/>
       </w:rPr>
       <w:tblPr/>
@@ -13150,6 +13678,7 @@
     </w:tblStylePr>
     <w:tblStylePr w:type="lastCol">
       <w:rPr>
+        <w:rFonts w:eastAsia="黑体"/>
         <w:color w:themeColor="background1" w:val="FFFFFF"/>
       </w:rPr>
       <w:tblPr/>
@@ -13179,11 +13708,13 @@
     </w:tblStylePr>
     <w:tblStylePr w:type="neCell">
       <w:rPr>
+        <w:rFonts w:eastAsia="黑体"/>
         <w:color w:themeColor="text1" w:val="000000"/>
       </w:rPr>
     </w:tblStylePr>
     <w:tblStylePr w:type="nwCell">
       <w:rPr>
+        <w:rFonts w:eastAsia="黑体"/>
         <w:color w:themeColor="text1" w:val="000000"/>
       </w:rPr>
     </w:tblStylePr>
@@ -13197,6 +13728,7 @@
       <w:spacing w:after="0" w:line="240" w:lineRule="auto"/>
     </w:pPr>
     <w:rPr>
+      <w:rFonts w:eastAsia="黑体"/>
       <w:color w:themeColor="text1" w:val="000000"/>
     </w:rPr>
     <w:tblPr>
@@ -13223,6 +13755,7 @@
     </w:tcPr>
     <w:tblStylePr w:type="firstRow">
       <w:rPr>
+        <w:rFonts w:eastAsia="黑体"/>
         <w:b/>
         <w:bCs/>
       </w:rPr>
@@ -13241,6 +13774,7 @@
     </w:tblStylePr>
     <w:tblStylePr w:type="lastRow">
       <w:rPr>
+        <w:rFonts w:eastAsia="黑体"/>
         <w:b/>
         <w:bCs/>
         <w:color w:themeColor="background1" w:val="FFFFFF"/>
@@ -13255,6 +13789,7 @@
     </w:tblStylePr>
     <w:tblStylePr w:type="firstCol">
       <w:rPr>
+        <w:rFonts w:eastAsia="黑体"/>
         <w:color w:themeColor="background1" w:val="FFFFFF"/>
       </w:rPr>
       <w:tblPr/>
@@ -13272,6 +13807,7 @@
     </w:tblStylePr>
     <w:tblStylePr w:type="lastCol">
       <w:rPr>
+        <w:rFonts w:eastAsia="黑体"/>
         <w:color w:themeColor="background1" w:val="FFFFFF"/>
       </w:rPr>
       <w:tblPr/>
@@ -13301,11 +13837,13 @@
     </w:tblStylePr>
     <w:tblStylePr w:type="neCell">
       <w:rPr>
+        <w:rFonts w:eastAsia="黑体"/>
         <w:color w:themeColor="text1" w:val="000000"/>
       </w:rPr>
     </w:tblStylePr>
     <w:tblStylePr w:type="nwCell">
       <w:rPr>
+        <w:rFonts w:eastAsia="黑体"/>
         <w:color w:themeColor="text1" w:val="000000"/>
       </w:rPr>
     </w:tblStylePr>
@@ -13319,6 +13857,7 @@
       <w:spacing w:after="0" w:line="240" w:lineRule="auto"/>
     </w:pPr>
     <w:rPr>
+      <w:rFonts w:eastAsia="黑体"/>
       <w:color w:themeColor="text1" w:val="000000"/>
     </w:rPr>
     <w:tblPr>
@@ -13345,6 +13884,7 @@
     </w:tcPr>
     <w:tblStylePr w:type="firstRow">
       <w:rPr>
+        <w:rFonts w:eastAsia="黑体"/>
         <w:b/>
         <w:bCs/>
       </w:rPr>
@@ -13363,6 +13903,7 @@
     </w:tblStylePr>
     <w:tblStylePr w:type="lastRow">
       <w:rPr>
+        <w:rFonts w:eastAsia="黑体"/>
         <w:b/>
         <w:bCs/>
         <w:color w:themeColor="background1" w:val="FFFFFF"/>
@@ -13377,6 +13918,7 @@
     </w:tblStylePr>
     <w:tblStylePr w:type="firstCol">
       <w:rPr>
+        <w:rFonts w:eastAsia="黑体"/>
         <w:color w:themeColor="background1" w:val="FFFFFF"/>
       </w:rPr>
       <w:tblPr/>
@@ -13394,6 +13936,7 @@
     </w:tblStylePr>
     <w:tblStylePr w:type="lastCol">
       <w:rPr>
+        <w:rFonts w:eastAsia="黑体"/>
         <w:color w:themeColor="background1" w:val="FFFFFF"/>
       </w:rPr>
       <w:tblPr/>
@@ -13423,11 +13966,13 @@
     </w:tblStylePr>
     <w:tblStylePr w:type="neCell">
       <w:rPr>
+        <w:rFonts w:eastAsia="黑体"/>
         <w:color w:themeColor="text1" w:val="000000"/>
       </w:rPr>
     </w:tblStylePr>
     <w:tblStylePr w:type="nwCell">
       <w:rPr>
+        <w:rFonts w:eastAsia="黑体"/>
         <w:color w:themeColor="text1" w:val="000000"/>
       </w:rPr>
     </w:tblStylePr>
@@ -13441,6 +13986,7 @@
       <w:spacing w:after="0" w:line="240" w:lineRule="auto"/>
     </w:pPr>
     <w:rPr>
+      <w:rFonts w:eastAsia="黑体"/>
       <w:color w:themeColor="text1" w:val="000000"/>
     </w:rPr>
     <w:tblPr>
@@ -13467,6 +14013,7 @@
     </w:tcPr>
     <w:tblStylePr w:type="firstRow">
       <w:rPr>
+        <w:rFonts w:eastAsia="黑体"/>
         <w:b/>
         <w:bCs/>
       </w:rPr>
@@ -13485,6 +14032,7 @@
     </w:tblStylePr>
     <w:tblStylePr w:type="lastRow">
       <w:rPr>
+        <w:rFonts w:eastAsia="黑体"/>
         <w:b/>
         <w:bCs/>
         <w:color w:themeColor="background1" w:val="FFFFFF"/>
@@ -13499,6 +14047,7 @@
     </w:tblStylePr>
     <w:tblStylePr w:type="firstCol">
       <w:rPr>
+        <w:rFonts w:eastAsia="黑体"/>
         <w:color w:themeColor="background1" w:val="FFFFFF"/>
       </w:rPr>
       <w:tblPr/>
@@ -13516,6 +14065,7 @@
     </w:tblStylePr>
     <w:tblStylePr w:type="lastCol">
       <w:rPr>
+        <w:rFonts w:eastAsia="黑体"/>
         <w:color w:themeColor="background1" w:val="FFFFFF"/>
       </w:rPr>
       <w:tblPr/>
@@ -13553,6 +14103,7 @@
       <w:spacing w:after="0" w:line="240" w:lineRule="auto"/>
     </w:pPr>
     <w:rPr>
+      <w:rFonts w:eastAsia="黑体"/>
       <w:color w:themeColor="text1" w:val="000000"/>
     </w:rPr>
     <w:tblPr>
@@ -13579,6 +14130,7 @@
     </w:tcPr>
     <w:tblStylePr w:type="firstRow">
       <w:rPr>
+        <w:rFonts w:eastAsia="黑体"/>
         <w:b/>
         <w:bCs/>
       </w:rPr>
@@ -13597,6 +14149,7 @@
     </w:tblStylePr>
     <w:tblStylePr w:type="lastRow">
       <w:rPr>
+        <w:rFonts w:eastAsia="黑体"/>
         <w:b/>
         <w:bCs/>
         <w:color w:themeColor="background1" w:val="FFFFFF"/>
@@ -13611,6 +14164,7 @@
     </w:tblStylePr>
     <w:tblStylePr w:type="firstCol">
       <w:rPr>
+        <w:rFonts w:eastAsia="黑体"/>
         <w:color w:themeColor="background1" w:val="FFFFFF"/>
       </w:rPr>
       <w:tblPr/>
@@ -13628,6 +14182,7 @@
     </w:tblStylePr>
     <w:tblStylePr w:type="lastCol">
       <w:rPr>
+        <w:rFonts w:eastAsia="黑体"/>
         <w:color w:themeColor="background1" w:val="FFFFFF"/>
       </w:rPr>
       <w:tblPr/>
@@ -13657,11 +14212,13 @@
     </w:tblStylePr>
     <w:tblStylePr w:type="neCell">
       <w:rPr>
+        <w:rFonts w:eastAsia="黑体"/>
         <w:color w:themeColor="text1" w:val="000000"/>
       </w:rPr>
     </w:tblStylePr>
     <w:tblStylePr w:type="nwCell">
       <w:rPr>
+        <w:rFonts w:eastAsia="黑体"/>
         <w:color w:themeColor="text1" w:val="000000"/>
       </w:rPr>
     </w:tblStylePr>
@@ -13675,6 +14232,7 @@
       <w:spacing w:after="0" w:line="240" w:lineRule="auto"/>
     </w:pPr>
     <w:rPr>
+      <w:rFonts w:eastAsia="黑体"/>
       <w:color w:themeColor="text1" w:val="000000"/>
     </w:rPr>
     <w:tblPr>
@@ -13701,6 +14259,7 @@
     </w:tcPr>
     <w:tblStylePr w:type="firstRow">
       <w:rPr>
+        <w:rFonts w:eastAsia="黑体"/>
         <w:b/>
         <w:bCs/>
       </w:rPr>
@@ -13719,6 +14278,7 @@
     </w:tblStylePr>
     <w:tblStylePr w:type="lastRow">
       <w:rPr>
+        <w:rFonts w:eastAsia="黑体"/>
         <w:b/>
         <w:bCs/>
         <w:color w:themeColor="background1" w:val="FFFFFF"/>
@@ -13733,6 +14293,7 @@
     </w:tblStylePr>
     <w:tblStylePr w:type="firstCol">
       <w:rPr>
+        <w:rFonts w:eastAsia="黑体"/>
         <w:color w:themeColor="background1" w:val="FFFFFF"/>
       </w:rPr>
       <w:tblPr/>
@@ -13750,6 +14311,7 @@
     </w:tblStylePr>
     <w:tblStylePr w:type="lastCol">
       <w:rPr>
+        <w:rFonts w:eastAsia="黑体"/>
         <w:color w:themeColor="background1" w:val="FFFFFF"/>
       </w:rPr>
       <w:tblPr/>
@@ -13779,11 +14341,13 @@
     </w:tblStylePr>
     <w:tblStylePr w:type="neCell">
       <w:rPr>
+        <w:rFonts w:eastAsia="黑体"/>
         <w:color w:themeColor="text1" w:val="000000"/>
       </w:rPr>
     </w:tblStylePr>
     <w:tblStylePr w:type="nwCell">
       <w:rPr>
+        <w:rFonts w:eastAsia="黑体"/>
         <w:color w:themeColor="text1" w:val="000000"/>
       </w:rPr>
     </w:tblStylePr>
@@ -13797,6 +14361,7 @@
       <w:spacing w:after="0" w:line="240" w:lineRule="auto"/>
     </w:pPr>
     <w:rPr>
+      <w:rFonts w:eastAsia="黑体"/>
       <w:color w:themeColor="text1" w:val="000000"/>
     </w:rPr>
     <w:tblPr>
@@ -13823,6 +14388,7 @@
     </w:tcPr>
     <w:tblStylePr w:type="firstRow">
       <w:rPr>
+        <w:rFonts w:eastAsia="黑体"/>
         <w:b/>
         <w:bCs/>
       </w:rPr>
@@ -13841,6 +14407,7 @@
     </w:tblStylePr>
     <w:tblStylePr w:type="lastRow">
       <w:rPr>
+        <w:rFonts w:eastAsia="黑体"/>
         <w:b/>
         <w:bCs/>
         <w:color w:themeColor="background1" w:val="FFFFFF"/>
@@ -13855,6 +14422,7 @@
     </w:tblStylePr>
     <w:tblStylePr w:type="firstCol">
       <w:rPr>
+        <w:rFonts w:eastAsia="黑体"/>
         <w:color w:themeColor="background1" w:val="FFFFFF"/>
       </w:rPr>
       <w:tblPr/>
@@ -13872,6 +14440,7 @@
     </w:tblStylePr>
     <w:tblStylePr w:type="lastCol">
       <w:rPr>
+        <w:rFonts w:eastAsia="黑体"/>
         <w:color w:themeColor="background1" w:val="FFFFFF"/>
       </w:rPr>
       <w:tblPr/>
@@ -13901,11 +14470,13 @@
     </w:tblStylePr>
     <w:tblStylePr w:type="neCell">
       <w:rPr>
+        <w:rFonts w:eastAsia="黑体"/>
         <w:color w:themeColor="text1" w:val="000000"/>
       </w:rPr>
     </w:tblStylePr>
     <w:tblStylePr w:type="nwCell">
       <w:rPr>
+        <w:rFonts w:eastAsia="黑体"/>
         <w:color w:themeColor="text1" w:val="000000"/>
       </w:rPr>
     </w:tblStylePr>
@@ -13919,6 +14490,7 @@
       <w:spacing w:after="0" w:line="240" w:lineRule="auto"/>
     </w:pPr>
     <w:rPr>
+      <w:rFonts w:eastAsia="黑体"/>
       <w:color w:themeColor="text1" w:val="000000"/>
     </w:rPr>
     <w:tblPr>
@@ -13937,6 +14509,7 @@
     </w:tcPr>
     <w:tblStylePr w:type="firstRow">
       <w:rPr>
+        <w:rFonts w:eastAsia="黑体"/>
         <w:b/>
         <w:bCs/>
         <w:color w:themeColor="background1" w:val="FFFFFF"/>
@@ -13951,6 +14524,7 @@
     </w:tblStylePr>
     <w:tblStylePr w:type="lastRow">
       <w:rPr>
+        <w:rFonts w:eastAsia="黑体"/>
         <w:b/>
         <w:bCs/>
         <w:color w:themeColor="accent2" w:themeShade="CC" w:val="9E3A38"/>
@@ -13965,12 +14539,14 @@
     </w:tblStylePr>
     <w:tblStylePr w:type="firstCol">
       <w:rPr>
+        <w:rFonts w:eastAsia="黑体"/>
         <w:b/>
         <w:bCs/>
       </w:rPr>
     </w:tblStylePr>
     <w:tblStylePr w:type="lastCol">
       <w:rPr>
+        <w:rFonts w:eastAsia="黑体"/>
         <w:b/>
         <w:bCs/>
       </w:rPr>
@@ -14005,6 +14581,7 @@
       <w:spacing w:after="0" w:line="240" w:lineRule="auto"/>
     </w:pPr>
     <w:rPr>
+      <w:rFonts w:eastAsia="黑体"/>
       <w:color w:themeColor="text1" w:val="000000"/>
     </w:rPr>
     <w:tblPr>
@@ -14023,6 +14600,7 @@
     </w:tcPr>
     <w:tblStylePr w:type="firstRow">
       <w:rPr>
+        <w:rFonts w:eastAsia="黑体"/>
         <w:b/>
         <w:bCs/>
         <w:color w:themeColor="background1" w:val="FFFFFF"/>
@@ -14037,6 +14615,7 @@
     </w:tblStylePr>
     <w:tblStylePr w:type="lastRow">
       <w:rPr>
+        <w:rFonts w:eastAsia="黑体"/>
         <w:b/>
         <w:bCs/>
         <w:color w:themeColor="accent2" w:themeShade="CC" w:val="9E3A38"/>
@@ -14051,12 +14630,14 @@
     </w:tblStylePr>
     <w:tblStylePr w:type="firstCol">
       <w:rPr>
+        <w:rFonts w:eastAsia="黑体"/>
         <w:b/>
         <w:bCs/>
       </w:rPr>
     </w:tblStylePr>
     <w:tblStylePr w:type="lastCol">
       <w:rPr>
+        <w:rFonts w:eastAsia="黑体"/>
         <w:b/>
         <w:bCs/>
       </w:rPr>
@@ -14091,6 +14672,7 @@
       <w:spacing w:after="0" w:line="240" w:lineRule="auto"/>
     </w:pPr>
     <w:rPr>
+      <w:rFonts w:eastAsia="黑体"/>
       <w:color w:themeColor="text1" w:val="000000"/>
     </w:rPr>
     <w:tblPr>
@@ -14109,6 +14691,7 @@
     </w:tcPr>
     <w:tblStylePr w:type="firstRow">
       <w:rPr>
+        <w:rFonts w:eastAsia="黑体"/>
         <w:b/>
         <w:bCs/>
         <w:color w:themeColor="background1" w:val="FFFFFF"/>
@@ -14123,6 +14706,7 @@
     </w:tblStylePr>
     <w:tblStylePr w:type="lastRow">
       <w:rPr>
+        <w:rFonts w:eastAsia="黑体"/>
         <w:b/>
         <w:bCs/>
         <w:color w:themeColor="accent2" w:themeShade="CC" w:val="9E3A38"/>
@@ -14137,12 +14721,14 @@
     </w:tblStylePr>
     <w:tblStylePr w:type="firstCol">
       <w:rPr>
+        <w:rFonts w:eastAsia="黑体"/>
         <w:b/>
         <w:bCs/>
       </w:rPr>
     </w:tblStylePr>
     <w:tblStylePr w:type="lastCol">
       <w:rPr>
+        <w:rFonts w:eastAsia="黑体"/>
         <w:b/>
         <w:bCs/>
       </w:rPr>
@@ -14177,6 +14763,7 @@
       <w:spacing w:after="0" w:line="240" w:lineRule="auto"/>
     </w:pPr>
     <w:rPr>
+      <w:rFonts w:eastAsia="黑体"/>
       <w:color w:themeColor="text1" w:val="000000"/>
     </w:rPr>
     <w:tblPr>
@@ -14195,6 +14782,7 @@
     </w:tcPr>
     <w:tblStylePr w:type="firstRow">
       <w:rPr>
+        <w:rFonts w:eastAsia="黑体"/>
         <w:b/>
         <w:bCs/>
         <w:color w:themeColor="background1" w:val="FFFFFF"/>
@@ -14209,6 +14797,7 @@
     </w:tblStylePr>
     <w:tblStylePr w:type="lastRow">
       <w:rPr>
+        <w:rFonts w:eastAsia="黑体"/>
         <w:b/>
         <w:bCs/>
         <w:color w:themeColor="accent4" w:themeShade="CC" w:val="664E82"/>
@@ -14223,12 +14812,14 @@
     </w:tblStylePr>
     <w:tblStylePr w:type="firstCol">
       <w:rPr>
+        <w:rFonts w:eastAsia="黑体"/>
         <w:b/>
         <w:bCs/>
       </w:rPr>
     </w:tblStylePr>
     <w:tblStylePr w:type="lastCol">
       <w:rPr>
+        <w:rFonts w:eastAsia="黑体"/>
         <w:b/>
         <w:bCs/>
       </w:rPr>
@@ -14263,6 +14854,7 @@
       <w:spacing w:after="0" w:line="240" w:lineRule="auto"/>
     </w:pPr>
     <w:rPr>
+      <w:rFonts w:eastAsia="黑体"/>
       <w:color w:themeColor="text1" w:val="000000"/>
     </w:rPr>
     <w:tblPr>
@@ -14281,6 +14873,7 @@
     </w:tcPr>
     <w:tblStylePr w:type="firstRow">
       <w:rPr>
+        <w:rFonts w:eastAsia="黑体"/>
         <w:b/>
         <w:bCs/>
         <w:color w:themeColor="background1" w:val="FFFFFF"/>
@@ -14295,6 +14888,7 @@
     </w:tblStylePr>
     <w:tblStylePr w:type="lastRow">
       <w:rPr>
+        <w:rFonts w:eastAsia="黑体"/>
         <w:b/>
         <w:bCs/>
         <w:color w:themeColor="accent3" w:themeShade="CC" w:val="7E9C40"/>
@@ -14309,12 +14903,14 @@
     </w:tblStylePr>
     <w:tblStylePr w:type="firstCol">
       <w:rPr>
+        <w:rFonts w:eastAsia="黑体"/>
         <w:b/>
         <w:bCs/>
       </w:rPr>
     </w:tblStylePr>
     <w:tblStylePr w:type="lastCol">
       <w:rPr>
+        <w:rFonts w:eastAsia="黑体"/>
         <w:b/>
         <w:bCs/>
       </w:rPr>
@@ -14349,6 +14945,7 @@
       <w:spacing w:after="0" w:line="240" w:lineRule="auto"/>
     </w:pPr>
     <w:rPr>
+      <w:rFonts w:eastAsia="黑体"/>
       <w:color w:themeColor="text1" w:val="000000"/>
     </w:rPr>
     <w:tblPr>
@@ -14367,6 +14964,7 @@
     </w:tcPr>
     <w:tblStylePr w:type="firstRow">
       <w:rPr>
+        <w:rFonts w:eastAsia="黑体"/>
         <w:b/>
         <w:bCs/>
         <w:color w:themeColor="background1" w:val="FFFFFF"/>
@@ -14381,6 +14979,7 @@
     </w:tblStylePr>
     <w:tblStylePr w:type="lastRow">
       <w:rPr>
+        <w:rFonts w:eastAsia="黑体"/>
         <w:b/>
         <w:bCs/>
         <w:color w:themeColor="accent6" w:themeShade="CC" w:val="F2730A"/>
@@ -14395,12 +14994,14 @@
     </w:tblStylePr>
     <w:tblStylePr w:type="firstCol">
       <w:rPr>
+        <w:rFonts w:eastAsia="黑体"/>
         <w:b/>
         <w:bCs/>
       </w:rPr>
     </w:tblStylePr>
     <w:tblStylePr w:type="lastCol">
       <w:rPr>
+        <w:rFonts w:eastAsia="黑体"/>
         <w:b/>
         <w:bCs/>
       </w:rPr>
@@ -14435,6 +15036,7 @@
       <w:spacing w:after="0" w:line="240" w:lineRule="auto"/>
     </w:pPr>
     <w:rPr>
+      <w:rFonts w:eastAsia="黑体"/>
       <w:color w:themeColor="text1" w:val="000000"/>
     </w:rPr>
     <w:tblPr>
@@ -14453,6 +15055,7 @@
     </w:tcPr>
     <w:tblStylePr w:type="firstRow">
       <w:rPr>
+        <w:rFonts w:eastAsia="黑体"/>
         <w:b/>
         <w:bCs/>
         <w:color w:themeColor="background1" w:val="FFFFFF"/>
@@ -14467,6 +15070,7 @@
     </w:tblStylePr>
     <w:tblStylePr w:type="lastRow">
       <w:rPr>
+        <w:rFonts w:eastAsia="黑体"/>
         <w:b/>
         <w:bCs/>
         <w:color w:themeColor="accent5" w:themeShade="CC" w:val="348DA5"/>
@@ -14481,12 +15085,14 @@
     </w:tblStylePr>
     <w:tblStylePr w:type="firstCol">
       <w:rPr>
+        <w:rFonts w:eastAsia="黑体"/>
         <w:b/>
         <w:bCs/>
       </w:rPr>
     </w:tblStylePr>
     <w:tblStylePr w:type="lastCol">
       <w:rPr>
+        <w:rFonts w:eastAsia="黑体"/>
         <w:b/>
         <w:bCs/>
       </w:rPr>
@@ -14521,6 +15127,7 @@
       <w:spacing w:after="0" w:line="240" w:lineRule="auto"/>
     </w:pPr>
     <w:rPr>
+      <w:rFonts w:eastAsia="黑体"/>
       <w:color w:themeColor="text1" w:val="000000"/>
     </w:rPr>
     <w:tblPr>
@@ -14542,6 +15149,7 @@
     </w:tcPr>
     <w:tblStylePr w:type="firstRow">
       <w:rPr>
+        <w:rFonts w:eastAsia="黑体"/>
         <w:b/>
         <w:bCs/>
       </w:rPr>
@@ -14552,6 +15160,7 @@
     </w:tblStylePr>
     <w:tblStylePr w:type="lastRow">
       <w:rPr>
+        <w:rFonts w:eastAsia="黑体"/>
         <w:b/>
         <w:bCs/>
         <w:color w:themeColor="text1" w:val="000000"/>
@@ -14563,6 +15172,7 @@
     </w:tblStylePr>
     <w:tblStylePr w:type="firstCol">
       <w:rPr>
+        <w:rFonts w:eastAsia="黑体"/>
         <w:color w:themeColor="background1" w:val="FFFFFF"/>
       </w:rPr>
       <w:tblPr/>
@@ -14572,6 +15182,7 @@
     </w:tblStylePr>
     <w:tblStylePr w:type="lastCol">
       <w:rPr>
+        <w:rFonts w:eastAsia="黑体"/>
         <w:color w:themeColor="background1" w:val="FFFFFF"/>
       </w:rPr>
       <w:tblPr/>
@@ -14601,6 +15212,7 @@
       <w:spacing w:after="0" w:line="240" w:lineRule="auto"/>
     </w:pPr>
     <w:rPr>
+      <w:rFonts w:eastAsia="黑体"/>
       <w:color w:themeColor="text1" w:val="000000"/>
     </w:rPr>
     <w:tblPr>
@@ -14622,6 +15234,7 @@
     </w:tcPr>
     <w:tblStylePr w:type="firstRow">
       <w:rPr>
+        <w:rFonts w:eastAsia="黑体"/>
         <w:b/>
         <w:bCs/>
       </w:rPr>
@@ -14632,6 +15245,7 @@
     </w:tblStylePr>
     <w:tblStylePr w:type="lastRow">
       <w:rPr>
+        <w:rFonts w:eastAsia="黑体"/>
         <w:b/>
         <w:bCs/>
         <w:color w:themeColor="text1" w:val="000000"/>
@@ -14643,6 +15257,7 @@
     </w:tblStylePr>
     <w:tblStylePr w:type="firstCol">
       <w:rPr>
+        <w:rFonts w:eastAsia="黑体"/>
         <w:color w:themeColor="background1" w:val="FFFFFF"/>
       </w:rPr>
       <w:tblPr/>
@@ -14652,6 +15267,7 @@
     </w:tblStylePr>
     <w:tblStylePr w:type="lastCol">
       <w:rPr>
+        <w:rFonts w:eastAsia="黑体"/>
         <w:color w:themeColor="background1" w:val="FFFFFF"/>
       </w:rPr>
       <w:tblPr/>
@@ -14681,6 +15297,7 @@
       <w:spacing w:after="0" w:line="240" w:lineRule="auto"/>
     </w:pPr>
     <w:rPr>
+      <w:rFonts w:eastAsia="黑体"/>
       <w:color w:themeColor="text1" w:val="000000"/>
     </w:rPr>
     <w:tblPr>
@@ -14702,6 +15319,7 @@
     </w:tcPr>
     <w:tblStylePr w:type="firstRow">
       <w:rPr>
+        <w:rFonts w:eastAsia="黑体"/>
         <w:b/>
         <w:bCs/>
       </w:rPr>
@@ -14712,6 +15330,7 @@
     </w:tblStylePr>
     <w:tblStylePr w:type="lastRow">
       <w:rPr>
+        <w:rFonts w:eastAsia="黑体"/>
         <w:b/>
         <w:bCs/>
         <w:color w:themeColor="text1" w:val="000000"/>
@@ -14723,6 +15342,7 @@
     </w:tblStylePr>
     <w:tblStylePr w:type="firstCol">
       <w:rPr>
+        <w:rFonts w:eastAsia="黑体"/>
         <w:color w:themeColor="background1" w:val="FFFFFF"/>
       </w:rPr>
       <w:tblPr/>
@@ -14732,6 +15352,7 @@
     </w:tblStylePr>
     <w:tblStylePr w:type="lastCol">
       <w:rPr>
+        <w:rFonts w:eastAsia="黑体"/>
         <w:color w:themeColor="background1" w:val="FFFFFF"/>
       </w:rPr>
       <w:tblPr/>
@@ -14761,6 +15382,7 @@
       <w:spacing w:after="0" w:line="240" w:lineRule="auto"/>
     </w:pPr>
     <w:rPr>
+      <w:rFonts w:eastAsia="黑体"/>
       <w:color w:themeColor="text1" w:val="000000"/>
     </w:rPr>
     <w:tblPr>
@@ -14782,6 +15404,7 @@
     </w:tcPr>
     <w:tblStylePr w:type="firstRow">
       <w:rPr>
+        <w:rFonts w:eastAsia="黑体"/>
         <w:b/>
         <w:bCs/>
       </w:rPr>
@@ -14792,6 +15415,7 @@
     </w:tblStylePr>
     <w:tblStylePr w:type="lastRow">
       <w:rPr>
+        <w:rFonts w:eastAsia="黑体"/>
         <w:b/>
         <w:bCs/>
         <w:color w:themeColor="text1" w:val="000000"/>
@@ -14803,6 +15427,7 @@
     </w:tblStylePr>
     <w:tblStylePr w:type="firstCol">
       <w:rPr>
+        <w:rFonts w:eastAsia="黑体"/>
         <w:color w:themeColor="background1" w:val="FFFFFF"/>
       </w:rPr>
       <w:tblPr/>
@@ -14812,6 +15437,7 @@
     </w:tblStylePr>
     <w:tblStylePr w:type="lastCol">
       <w:rPr>
+        <w:rFonts w:eastAsia="黑体"/>
         <w:color w:themeColor="background1" w:val="FFFFFF"/>
       </w:rPr>
       <w:tblPr/>
@@ -14841,6 +15467,7 @@
       <w:spacing w:after="0" w:line="240" w:lineRule="auto"/>
     </w:pPr>
     <w:rPr>
+      <w:rFonts w:eastAsia="黑体"/>
       <w:color w:themeColor="text1" w:val="000000"/>
     </w:rPr>
     <w:tblPr>
@@ -14862,6 +15489,7 @@
     </w:tcPr>
     <w:tblStylePr w:type="firstRow">
       <w:rPr>
+        <w:rFonts w:eastAsia="黑体"/>
         <w:b/>
         <w:bCs/>
       </w:rPr>
@@ -14872,6 +15500,7 @@
     </w:tblStylePr>
     <w:tblStylePr w:type="lastRow">
       <w:rPr>
+        <w:rFonts w:eastAsia="黑体"/>
         <w:b/>
         <w:bCs/>
         <w:color w:themeColor="text1" w:val="000000"/>
@@ -14883,6 +15512,7 @@
     </w:tblStylePr>
     <w:tblStylePr w:type="firstCol">
       <w:rPr>
+        <w:rFonts w:eastAsia="黑体"/>
         <w:color w:themeColor="background1" w:val="FFFFFF"/>
       </w:rPr>
       <w:tblPr/>
@@ -14892,6 +15522,7 @@
     </w:tblStylePr>
     <w:tblStylePr w:type="lastCol">
       <w:rPr>
+        <w:rFonts w:eastAsia="黑体"/>
         <w:color w:themeColor="background1" w:val="FFFFFF"/>
       </w:rPr>
       <w:tblPr/>
@@ -14921,6 +15552,7 @@
       <w:spacing w:after="0" w:line="240" w:lineRule="auto"/>
     </w:pPr>
     <w:rPr>
+      <w:rFonts w:eastAsia="黑体"/>
       <w:color w:themeColor="text1" w:val="000000"/>
     </w:rPr>
     <w:tblPr>
@@ -14942,6 +15574,7 @@
     </w:tcPr>
     <w:tblStylePr w:type="firstRow">
       <w:rPr>
+        <w:rFonts w:eastAsia="黑体"/>
         <w:b/>
         <w:bCs/>
       </w:rPr>
@@ -14952,6 +15585,7 @@
     </w:tblStylePr>
     <w:tblStylePr w:type="lastRow">
       <w:rPr>
+        <w:rFonts w:eastAsia="黑体"/>
         <w:b/>
         <w:bCs/>
         <w:color w:themeColor="text1" w:val="000000"/>
@@ -14963,6 +15597,7 @@
     </w:tblStylePr>
     <w:tblStylePr w:type="firstCol">
       <w:rPr>
+        <w:rFonts w:eastAsia="黑体"/>
         <w:color w:themeColor="background1" w:val="FFFFFF"/>
       </w:rPr>
       <w:tblPr/>
@@ -14972,6 +15607,7 @@
     </w:tblStylePr>
     <w:tblStylePr w:type="lastCol">
       <w:rPr>
+        <w:rFonts w:eastAsia="黑体"/>
         <w:color w:themeColor="background1" w:val="FFFFFF"/>
       </w:rPr>
       <w:tblPr/>
@@ -15001,6 +15637,7 @@
       <w:spacing w:after="0" w:line="240" w:lineRule="auto"/>
     </w:pPr>
     <w:rPr>
+      <w:rFonts w:eastAsia="黑体"/>
       <w:color w:themeColor="text1" w:val="000000"/>
     </w:rPr>
     <w:tblPr>
@@ -15022,6 +15659,7 @@
     </w:tcPr>
     <w:tblStylePr w:type="firstRow">
       <w:rPr>
+        <w:rFonts w:eastAsia="黑体"/>
         <w:b/>
         <w:bCs/>
       </w:rPr>
@@ -15032,6 +15670,7 @@
     </w:tblStylePr>
     <w:tblStylePr w:type="lastRow">
       <w:rPr>
+        <w:rFonts w:eastAsia="黑体"/>
         <w:b/>
         <w:bCs/>
         <w:color w:themeColor="text1" w:val="000000"/>
@@ -15043,6 +15682,7 @@
     </w:tblStylePr>
     <w:tblStylePr w:type="firstCol">
       <w:rPr>
+        <w:rFonts w:eastAsia="黑体"/>
         <w:color w:themeColor="background1" w:val="FFFFFF"/>
       </w:rPr>
       <w:tblPr/>
@@ -15052,6 +15692,7 @@
     </w:tblStylePr>
     <w:tblStylePr w:type="lastCol">
       <w:rPr>
+        <w:rFonts w:eastAsia="黑体"/>
         <w:color w:themeColor="background1" w:val="FFFFFF"/>
       </w:rPr>
       <w:tblPr/>
@@ -15084,6 +15725,7 @@
     <w:name w:val="KeywordTok"/>
     <w:basedOn w:val="VerbatimChar"/>
     <w:rPr>
+      <w:rFonts w:eastAsia="黑体"/>
       <w:b/>
       <w:color w:val="007020"/>
     </w:rPr>
@@ -15092,6 +15734,7 @@
     <w:name w:val="DataTypeTok"/>
     <w:basedOn w:val="VerbatimChar"/>
     <w:rPr>
+      <w:rFonts w:eastAsia="黑体"/>
       <w:color w:val="902000"/>
     </w:rPr>
   </w:style>
@@ -15099,6 +15742,7 @@
     <w:name w:val="DecValTok"/>
     <w:basedOn w:val="VerbatimChar"/>
     <w:rPr>
+      <w:rFonts w:eastAsia="黑体"/>
       <w:color w:val="40a070"/>
     </w:rPr>
   </w:style>
@@ -15106,6 +15750,7 @@
     <w:name w:val="BaseNTok"/>
     <w:basedOn w:val="VerbatimChar"/>
     <w:rPr>
+      <w:rFonts w:eastAsia="黑体"/>
       <w:color w:val="40a070"/>
     </w:rPr>
   </w:style>
@@ -15113,6 +15758,7 @@
     <w:name w:val="FloatTok"/>
     <w:basedOn w:val="VerbatimChar"/>
     <w:rPr>
+      <w:rFonts w:eastAsia="黑体"/>
       <w:color w:val="40a070"/>
     </w:rPr>
   </w:style>
@@ -15120,6 +15766,7 @@
     <w:name w:val="ConstantTok"/>
     <w:basedOn w:val="VerbatimChar"/>
     <w:rPr>
+      <w:rFonts w:eastAsia="黑体"/>
       <w:color w:val="880000"/>
     </w:rPr>
   </w:style>
@@ -15127,6 +15774,7 @@
     <w:name w:val="CharTok"/>
     <w:basedOn w:val="VerbatimChar"/>
     <w:rPr>
+      <w:rFonts w:eastAsia="黑体"/>
       <w:color w:val="4070a0"/>
     </w:rPr>
   </w:style>
@@ -15134,6 +15782,7 @@
     <w:name w:val="SpecialCharTok"/>
     <w:basedOn w:val="VerbatimChar"/>
     <w:rPr>
+      <w:rFonts w:eastAsia="黑体"/>
       <w:color w:val="4070a0"/>
     </w:rPr>
   </w:style>
@@ -15141,6 +15790,7 @@
     <w:name w:val="StringTok"/>
     <w:basedOn w:val="VerbatimChar"/>
     <w:rPr>
+      <w:rFonts w:eastAsia="黑体"/>
       <w:color w:val="4070a0"/>
     </w:rPr>
   </w:style>
@@ -15148,6 +15798,7 @@
     <w:name w:val="VerbatimStringTok"/>
     <w:basedOn w:val="VerbatimChar"/>
     <w:rPr>
+      <w:rFonts w:eastAsia="黑体"/>
       <w:color w:val="4070a0"/>
     </w:rPr>
   </w:style>
@@ -15155,6 +15806,7 @@
     <w:name w:val="SpecialStringTok"/>
     <w:basedOn w:val="VerbatimChar"/>
     <w:rPr>
+      <w:rFonts w:eastAsia="黑体"/>
       <w:color w:val="bb6688"/>
     </w:rPr>
   </w:style>
@@ -15162,6 +15814,7 @@
     <w:name w:val="ImportTok"/>
     <w:basedOn w:val="VerbatimChar"/>
     <w:rPr>
+      <w:rFonts w:eastAsia="黑体"/>
       <w:b/>
       <w:color w:val="008000"/>
     </w:rPr>
@@ -15170,6 +15823,7 @@
     <w:name w:val="CommentTok"/>
     <w:basedOn w:val="VerbatimChar"/>
     <w:rPr>
+      <w:rFonts w:eastAsia="黑体"/>
       <w:i/>
       <w:color w:val="60a0b0"/>
     </w:rPr>
@@ -15178,6 +15832,7 @@
     <w:name w:val="DocumentationTok"/>
     <w:basedOn w:val="VerbatimChar"/>
     <w:rPr>
+      <w:rFonts w:eastAsia="黑体"/>
       <w:i/>
       <w:color w:val="ba2121"/>
     </w:rPr>
@@ -15186,6 +15841,7 @@
     <w:name w:val="AnnotationTok"/>
     <w:basedOn w:val="VerbatimChar"/>
     <w:rPr>
+      <w:rFonts w:eastAsia="黑体"/>
       <w:b/>
       <w:i/>
       <w:color w:val="60a0b0"/>
@@ -15195,6 +15851,7 @@
     <w:name w:val="CommentVarTok"/>
     <w:basedOn w:val="VerbatimChar"/>
     <w:rPr>
+      <w:rFonts w:eastAsia="黑体"/>
       <w:b/>
       <w:i/>
       <w:color w:val="60a0b0"/>
@@ -15204,6 +15861,7 @@
     <w:name w:val="OtherTok"/>
     <w:basedOn w:val="VerbatimChar"/>
     <w:rPr>
+      <w:rFonts w:eastAsia="黑体"/>
       <w:color w:val="007020"/>
     </w:rPr>
   </w:style>
@@ -15211,6 +15869,7 @@
     <w:name w:val="FunctionTok"/>
     <w:basedOn w:val="VerbatimChar"/>
     <w:rPr>
+      <w:rFonts w:eastAsia="黑体"/>
       <w:color w:val="06287e"/>
     </w:rPr>
   </w:style>
@@ -15218,6 +15877,7 @@
     <w:name w:val="VariableTok"/>
     <w:basedOn w:val="VerbatimChar"/>
     <w:rPr>
+      <w:rFonts w:eastAsia="黑体"/>
       <w:color w:val="19177c"/>
     </w:rPr>
   </w:style>
@@ -15225,6 +15885,7 @@
     <w:name w:val="ControlFlowTok"/>
     <w:basedOn w:val="VerbatimChar"/>
     <w:rPr>
+      <w:rFonts w:eastAsia="黑体"/>
       <w:b/>
       <w:color w:val="007020"/>
     </w:rPr>
@@ -15233,6 +15894,7 @@
     <w:name w:val="OperatorTok"/>
     <w:basedOn w:val="VerbatimChar"/>
     <w:rPr>
+      <w:rFonts w:eastAsia="黑体"/>
       <w:color w:val="666666"/>
     </w:rPr>
   </w:style>
@@ -15240,18 +15902,22 @@
     <w:name w:val="BuiltInTok"/>
     <w:basedOn w:val="VerbatimChar"/>
     <w:rPr>
+      <w:rFonts w:eastAsia="黑体"/>
       <w:color w:val="008000"/>
     </w:rPr>
   </w:style>
   <w:style w:type="character" w:customStyle="1" w:styleId="ExtensionTok">
     <w:name w:val="ExtensionTok"/>
     <w:basedOn w:val="VerbatimChar"/>
-    <w:rPr/>
+    <w:rPr>
+      <w:rFonts w:eastAsia="黑体"/>
+    </w:rPr>
   </w:style>
   <w:style w:type="character" w:customStyle="1" w:styleId="PreprocessorTok">
     <w:name w:val="PreprocessorTok"/>
     <w:basedOn w:val="VerbatimChar"/>
     <w:rPr>
+      <w:rFonts w:eastAsia="黑体"/>
       <w:color w:val="bc7a00"/>
     </w:rPr>
   </w:style>
@@ -15259,18 +15925,22 @@
     <w:name w:val="AttributeTok"/>
     <w:basedOn w:val="VerbatimChar"/>
     <w:rPr>
+      <w:rFonts w:eastAsia="黑体"/>
       <w:color w:val="7d9029"/>
     </w:rPr>
   </w:style>
   <w:style w:type="character" w:customStyle="1" w:styleId="RegionMarkerTok">
     <w:name w:val="RegionMarkerTok"/>
     <w:basedOn w:val="VerbatimChar"/>
-    <w:rPr/>
+    <w:rPr>
+      <w:rFonts w:eastAsia="黑体"/>
+    </w:rPr>
   </w:style>
   <w:style w:type="character" w:customStyle="1" w:styleId="InformationTok">
     <w:name w:val="InformationTok"/>
     <w:basedOn w:val="VerbatimChar"/>
     <w:rPr>
+      <w:rFonts w:eastAsia="黑体"/>
       <w:b/>
       <w:i/>
       <w:color w:val="60a0b0"/>
@@ -15280,6 +15950,7 @@
     <w:name w:val="WarningTok"/>
     <w:basedOn w:val="VerbatimChar"/>
     <w:rPr>
+      <w:rFonts w:eastAsia="黑体"/>
       <w:b/>
       <w:i/>
       <w:color w:val="60a0b0"/>
@@ -15289,6 +15960,7 @@
     <w:name w:val="AlertTok"/>
     <w:basedOn w:val="VerbatimChar"/>
     <w:rPr>
+      <w:rFonts w:eastAsia="黑体"/>
       <w:b/>
       <w:color w:val="ff0000"/>
     </w:rPr>
@@ -15297,6 +15969,7 @@
     <w:name w:val="ErrorTok"/>
     <w:basedOn w:val="VerbatimChar"/>
     <w:rPr>
+      <w:rFonts w:eastAsia="黑体"/>
       <w:b/>
       <w:color w:val="ff0000"/>
     </w:rPr>
@@ -15304,7 +15977,9 @@
   <w:style w:type="character" w:customStyle="1" w:styleId="NormalTok">
     <w:name w:val="NormalTok"/>
     <w:basedOn w:val="VerbatimChar"/>
-    <w:rPr/>
+    <w:rPr>
+      <w:rFonts w:eastAsia="黑体"/>
+    </w:rPr>
   </w:style>
 </w:styles>
 </file>
@@ -15353,12 +16028,12 @@
     <a:fontScheme name="Office">
       <a:majorFont>
         <a:latin typeface="Calibri"/>
-        <a:ea typeface=""/>
+        <a:ea typeface="黑体"/>
         <a:cs typeface=""/>
         <a:font script="Jpan" typeface="ＭＳ ゴシック"/>
         <a:font script="Hang" typeface="맑은 고딕"/>
-        <a:font script="Hans" typeface="宋体"/>
-        <a:font script="Hant" typeface="新細明體"/>
+        <a:font script="Hans" typeface="黑体"/>
+        <a:font script="Hant" typeface="黑体"/>
         <a:font script="Arab" typeface="Times New Roman"/>
         <a:font script="Hebr" typeface="Times New Roman"/>
         <a:font script="Thai" typeface="Angsana New"/>
@@ -15388,12 +16063,12 @@
       </a:majorFont>
       <a:minorFont>
         <a:latin typeface="Cambria"/>
-        <a:ea typeface=""/>
+        <a:ea typeface="黑体"/>
         <a:cs typeface=""/>
         <a:font script="Jpan" typeface="ＭＳ 明朝"/>
         <a:font script="Hang" typeface="맑은 고딕"/>
-        <a:font script="Hans" typeface="宋体"/>
-        <a:font script="Hant" typeface="新細明體"/>
+        <a:font script="Hans" typeface="黑体"/>
+        <a:font script="Hant" typeface="黑体"/>
         <a:font script="Arab" typeface="Arial"/>
         <a:font script="Hebr" typeface="Arial"/>
         <a:font script="Thai" typeface="Cordia New"/>

--- a/07-驱动电路/02-LED驱动/高压线性LED驱动电路/高压线性LED驱动电路.docx
+++ b/07-驱动电路/02-LED驱动/高压线性LED驱动电路/高压线性LED驱动电路.docx
@@ -2957,7 +2957,7 @@
           <w:color w:val="555555"/>
           <w:sz w:val="21"/>
         </w:rPr>
-        <w:t>材料收集者：杜文杰，WX手机：19519196569，QQ:3478827729</w:t>
+        <w:t>材料收集者：杜文杰，微信/手机：19519196569，QQ:3478827729</w:t>
       </w:r>
     </w:p>
     <w:sectPr>
